--- a/FINALREPORT/project108_cpil673.docx
+++ b/FINALREPORT/project108_cpil673.docx
@@ -28,7 +28,7 @@
       </w:pPr>
       <w:bookmarkStart w:id="0" w:name="_Toc211201373"/>
       <w:bookmarkStart w:id="1" w:name="_Toc211201481"/>
-      <w:bookmarkStart w:id="2" w:name="_Toc211299419"/>
+      <w:bookmarkStart w:id="2" w:name="_Toc211646388"/>
       <w:r>
         <w:t xml:space="preserve">RESEARCH PROJECT </w:t>
       </w:r>
@@ -411,7 +411,7 @@
         <w:pStyle w:val="Heading1"/>
         <w:jc w:val="center"/>
       </w:pPr>
-      <w:bookmarkStart w:id="3" w:name="_Toc211299420"/>
+      <w:bookmarkStart w:id="3" w:name="_Toc211646389"/>
       <w:r>
         <w:lastRenderedPageBreak/>
         <w:t>ABSTRACT</w:t>
@@ -457,7 +457,7 @@
       </w:pPr>
       <w:bookmarkStart w:id="4" w:name="_Toc211201374"/>
       <w:bookmarkStart w:id="5" w:name="_Toc211201482"/>
-      <w:bookmarkStart w:id="6" w:name="_Toc211299421"/>
+      <w:bookmarkStart w:id="6" w:name="_Toc211646390"/>
       <w:r>
         <w:lastRenderedPageBreak/>
         <w:t>DECLARATION</w:t>
@@ -1239,7 +1239,7 @@
       <w:r>
         <w:fldChar w:fldCharType="separate"/>
       </w:r>
-      <w:hyperlink w:anchor="_Toc211299419" w:history="1">
+      <w:hyperlink w:anchor="_Toc211646388" w:history="1">
         <w:r>
           <w:rPr>
             <w:rStyle w:val="Hyperlink"/>
@@ -1266,7 +1266,7 @@
             <w:noProof/>
             <w:webHidden/>
           </w:rPr>
-          <w:instrText xml:space="preserve"> PAGEREF _Toc211299419 \h </w:instrText>
+          <w:instrText xml:space="preserve"> PAGEREF _Toc211646388 \h </w:instrText>
         </w:r>
         <w:r>
           <w:rPr>
@@ -1313,7 +1313,7 @@
           <w14:ligatures w14:val="standardContextual"/>
         </w:rPr>
       </w:pPr>
-      <w:hyperlink w:anchor="_Toc211299420" w:history="1">
+      <w:hyperlink w:anchor="_Toc211646389" w:history="1">
         <w:r>
           <w:rPr>
             <w:rStyle w:val="Hyperlink"/>
@@ -1340,7 +1340,7 @@
             <w:noProof/>
             <w:webHidden/>
           </w:rPr>
-          <w:instrText xml:space="preserve"> PAGEREF _Toc211299420 \h </w:instrText>
+          <w:instrText xml:space="preserve"> PAGEREF _Toc211646389 \h </w:instrText>
         </w:r>
         <w:r>
           <w:rPr>
@@ -1385,7 +1385,7 @@
           <w14:ligatures w14:val="standardContextual"/>
         </w:rPr>
       </w:pPr>
-      <w:hyperlink w:anchor="_Toc211299421" w:history="1">
+      <w:hyperlink w:anchor="_Toc211646390" w:history="1">
         <w:r>
           <w:rPr>
             <w:rStyle w:val="Hyperlink"/>
@@ -1412,7 +1412,7 @@
             <w:noProof/>
             <w:webHidden/>
           </w:rPr>
-          <w:instrText xml:space="preserve"> PAGEREF _Toc211299421 \h </w:instrText>
+          <w:instrText xml:space="preserve"> PAGEREF _Toc211646390 \h </w:instrText>
         </w:r>
         <w:r>
           <w:rPr>
@@ -1459,7 +1459,7 @@
           <w14:ligatures w14:val="standardContextual"/>
         </w:rPr>
       </w:pPr>
-      <w:hyperlink w:anchor="_Toc211299422" w:history="1">
+      <w:hyperlink w:anchor="_Toc211646391" w:history="1">
         <w:r>
           <w:rPr>
             <w:rStyle w:val="Hyperlink"/>
@@ -1486,7 +1486,7 @@
             <w:noProof/>
             <w:webHidden/>
           </w:rPr>
-          <w:instrText xml:space="preserve"> PAGEREF _Toc211299422 \h </w:instrText>
+          <w:instrText xml:space="preserve"> PAGEREF _Toc211646391 \h </w:instrText>
         </w:r>
         <w:r>
           <w:rPr>
@@ -1533,7 +1533,7 @@
           <w14:ligatures w14:val="standardContextual"/>
         </w:rPr>
       </w:pPr>
-      <w:hyperlink w:anchor="_Toc211299423" w:history="1">
+      <w:hyperlink w:anchor="_Toc211646392" w:history="1">
         <w:r>
           <w:rPr>
             <w:rStyle w:val="Hyperlink"/>
@@ -1560,7 +1560,7 @@
             <w:noProof/>
             <w:webHidden/>
           </w:rPr>
-          <w:instrText xml:space="preserve"> PAGEREF _Toc211299423 \h </w:instrText>
+          <w:instrText xml:space="preserve"> PAGEREF _Toc211646392 \h </w:instrText>
         </w:r>
         <w:r>
           <w:rPr>
@@ -1607,7 +1607,7 @@
           <w14:ligatures w14:val="standardContextual"/>
         </w:rPr>
       </w:pPr>
-      <w:hyperlink w:anchor="_Toc211299424" w:history="1">
+      <w:hyperlink w:anchor="_Toc211646393" w:history="1">
         <w:r>
           <w:rPr>
             <w:rStyle w:val="Hyperlink"/>
@@ -1634,7 +1634,7 @@
             <w:noProof/>
             <w:webHidden/>
           </w:rPr>
-          <w:instrText xml:space="preserve"> PAGEREF _Toc211299424 \h </w:instrText>
+          <w:instrText xml:space="preserve"> PAGEREF _Toc211646393 \h </w:instrText>
         </w:r>
         <w:r>
           <w:rPr>
@@ -1682,7 +1682,7 @@
           <w14:ligatures w14:val="standardContextual"/>
         </w:rPr>
       </w:pPr>
-      <w:hyperlink w:anchor="_Toc211299425" w:history="1">
+      <w:hyperlink w:anchor="_Toc211646394" w:history="1">
         <w:r>
           <w:rPr>
             <w:rStyle w:val="Hyperlink"/>
@@ -1728,7 +1728,7 @@
             <w:noProof/>
             <w:webHidden/>
           </w:rPr>
-          <w:instrText xml:space="preserve"> PAGEREF _Toc211299425 \h </w:instrText>
+          <w:instrText xml:space="preserve"> PAGEREF _Toc211646394 \h </w:instrText>
         </w:r>
         <w:r>
           <w:rPr>
@@ -1776,7 +1776,7 @@
           <w14:ligatures w14:val="standardContextual"/>
         </w:rPr>
       </w:pPr>
-      <w:hyperlink w:anchor="_Toc211299426" w:history="1">
+      <w:hyperlink w:anchor="_Toc211646395" w:history="1">
         <w:r>
           <w:rPr>
             <w:rStyle w:val="Hyperlink"/>
@@ -1822,7 +1822,7 @@
             <w:noProof/>
             <w:webHidden/>
           </w:rPr>
-          <w:instrText xml:space="preserve"> PAGEREF _Toc211299426 \h </w:instrText>
+          <w:instrText xml:space="preserve"> PAGEREF _Toc211646395 \h </w:instrText>
         </w:r>
         <w:r>
           <w:rPr>
@@ -1868,7 +1868,7 @@
           <w14:ligatures w14:val="standardContextual"/>
         </w:rPr>
       </w:pPr>
-      <w:hyperlink w:anchor="_Toc211299427" w:history="1">
+      <w:hyperlink w:anchor="_Toc211646396" w:history="1">
         <w:r>
           <w:rPr>
             <w:rStyle w:val="Hyperlink"/>
@@ -1912,7 +1912,7 @@
             <w:noProof/>
             <w:webHidden/>
           </w:rPr>
-          <w:instrText xml:space="preserve"> PAGEREF _Toc211299427 \h </w:instrText>
+          <w:instrText xml:space="preserve"> PAGEREF _Toc211646396 \h </w:instrText>
         </w:r>
         <w:r>
           <w:rPr>
@@ -1958,7 +1958,7 @@
           <w14:ligatures w14:val="standardContextual"/>
         </w:rPr>
       </w:pPr>
-      <w:hyperlink w:anchor="_Toc211299428" w:history="1">
+      <w:hyperlink w:anchor="_Toc211646397" w:history="1">
         <w:r>
           <w:rPr>
             <w:rStyle w:val="Hyperlink"/>
@@ -2002,7 +2002,7 @@
             <w:noProof/>
             <w:webHidden/>
           </w:rPr>
-          <w:instrText xml:space="preserve"> PAGEREF _Toc211299428 \h </w:instrText>
+          <w:instrText xml:space="preserve"> PAGEREF _Toc211646397 \h </w:instrText>
         </w:r>
         <w:r>
           <w:rPr>
@@ -2048,7 +2048,7 @@
           <w14:ligatures w14:val="standardContextual"/>
         </w:rPr>
       </w:pPr>
-      <w:hyperlink w:anchor="_Toc211299429" w:history="1">
+      <w:hyperlink w:anchor="_Toc211646398" w:history="1">
         <w:r>
           <w:rPr>
             <w:rStyle w:val="Hyperlink"/>
@@ -2092,7 +2092,7 @@
             <w:noProof/>
             <w:webHidden/>
           </w:rPr>
-          <w:instrText xml:space="preserve"> PAGEREF _Toc211299429 \h </w:instrText>
+          <w:instrText xml:space="preserve"> PAGEREF _Toc211646398 \h </w:instrText>
         </w:r>
         <w:r>
           <w:rPr>
@@ -2140,7 +2140,7 @@
           <w14:ligatures w14:val="standardContextual"/>
         </w:rPr>
       </w:pPr>
-      <w:hyperlink w:anchor="_Toc211299430" w:history="1">
+      <w:hyperlink w:anchor="_Toc211646399" w:history="1">
         <w:r>
           <w:rPr>
             <w:rStyle w:val="Hyperlink"/>
@@ -2186,7 +2186,7 @@
             <w:noProof/>
             <w:webHidden/>
           </w:rPr>
-          <w:instrText xml:space="preserve"> PAGEREF _Toc211299430 \h </w:instrText>
+          <w:instrText xml:space="preserve"> PAGEREF _Toc211646399 \h </w:instrText>
         </w:r>
         <w:r>
           <w:rPr>
@@ -2232,7 +2232,7 @@
           <w14:ligatures w14:val="standardContextual"/>
         </w:rPr>
       </w:pPr>
-      <w:hyperlink w:anchor="_Toc211299431" w:history="1">
+      <w:hyperlink w:anchor="_Toc211646400" w:history="1">
         <w:r>
           <w:rPr>
             <w:rStyle w:val="Hyperlink"/>
@@ -2255,7 +2255,7 @@
             <w:rStyle w:val="Hyperlink"/>
             <w:noProof/>
           </w:rPr>
-          <w:t>Existing Solutions</w:t>
+          <w:t>Commercial Solutions</w:t>
         </w:r>
         <w:r>
           <w:rPr>
@@ -2276,7 +2276,7 @@
             <w:noProof/>
             <w:webHidden/>
           </w:rPr>
-          <w:instrText xml:space="preserve"> PAGEREF _Toc211299431 \h </w:instrText>
+          <w:instrText xml:space="preserve"> PAGEREF _Toc211646400 \h </w:instrText>
         </w:r>
         <w:r>
           <w:rPr>
@@ -2322,7 +2322,7 @@
           <w14:ligatures w14:val="standardContextual"/>
         </w:rPr>
       </w:pPr>
-      <w:hyperlink w:anchor="_Toc211299432" w:history="1">
+      <w:hyperlink w:anchor="_Toc211646401" w:history="1">
         <w:r>
           <w:rPr>
             <w:rStyle w:val="Hyperlink"/>
@@ -2345,6 +2345,96 @@
             <w:rStyle w:val="Hyperlink"/>
             <w:noProof/>
           </w:rPr>
+          <w:t>Existing Project Solutions</w:t>
+        </w:r>
+        <w:r>
+          <w:rPr>
+            <w:noProof/>
+            <w:webHidden/>
+          </w:rPr>
+          <w:tab/>
+        </w:r>
+        <w:r>
+          <w:rPr>
+            <w:noProof/>
+            <w:webHidden/>
+          </w:rPr>
+          <w:fldChar w:fldCharType="begin"/>
+        </w:r>
+        <w:r>
+          <w:rPr>
+            <w:noProof/>
+            <w:webHidden/>
+          </w:rPr>
+          <w:instrText xml:space="preserve"> PAGEREF _Toc211646401 \h </w:instrText>
+        </w:r>
+        <w:r>
+          <w:rPr>
+            <w:noProof/>
+            <w:webHidden/>
+          </w:rPr>
+        </w:r>
+        <w:r>
+          <w:rPr>
+            <w:noProof/>
+            <w:webHidden/>
+          </w:rPr>
+          <w:fldChar w:fldCharType="separate"/>
+        </w:r>
+        <w:r>
+          <w:rPr>
+            <w:noProof/>
+            <w:webHidden/>
+          </w:rPr>
+          <w:t>1</w:t>
+        </w:r>
+        <w:r>
+          <w:rPr>
+            <w:noProof/>
+            <w:webHidden/>
+          </w:rPr>
+          <w:fldChar w:fldCharType="end"/>
+        </w:r>
+      </w:hyperlink>
+    </w:p>
+    <w:p>
+      <w:pPr>
+        <w:pStyle w:val="TOC2"/>
+        <w:tabs>
+          <w:tab w:val="left" w:pos="1200"/>
+          <w:tab w:val="right" w:leader="dot" w:pos="9064"/>
+        </w:tabs>
+        <w:rPr>
+          <w:rFonts w:asciiTheme="minorHAnsi" w:eastAsiaTheme="minorEastAsia" w:hAnsiTheme="minorHAnsi" w:cstheme="minorBidi"/>
+          <w:noProof/>
+          <w:kern w:val="2"/>
+          <w:lang w:eastAsia="en-NZ"/>
+          <w14:ligatures w14:val="standardContextual"/>
+        </w:rPr>
+      </w:pPr>
+      <w:hyperlink w:anchor="_Toc211646402" w:history="1">
+        <w:r>
+          <w:rPr>
+            <w:rStyle w:val="Hyperlink"/>
+            <w:noProof/>
+          </w:rPr>
+          <w:t>3.3.</w:t>
+        </w:r>
+        <w:r>
+          <w:rPr>
+            <w:rFonts w:asciiTheme="minorHAnsi" w:eastAsiaTheme="minorEastAsia" w:hAnsiTheme="minorHAnsi" w:cstheme="minorBidi"/>
+            <w:noProof/>
+            <w:kern w:val="2"/>
+            <w:lang w:eastAsia="en-NZ"/>
+            <w14:ligatures w14:val="standardContextual"/>
+          </w:rPr>
+          <w:tab/>
+        </w:r>
+        <w:r>
+          <w:rPr>
+            <w:rStyle w:val="Hyperlink"/>
+            <w:noProof/>
+          </w:rPr>
           <w:t>Identified Research Gaps</w:t>
         </w:r>
         <w:r>
@@ -2366,7 +2456,7 @@
             <w:noProof/>
             <w:webHidden/>
           </w:rPr>
-          <w:instrText xml:space="preserve"> PAGEREF _Toc211299432 \h </w:instrText>
+          <w:instrText xml:space="preserve"> PAGEREF _Toc211646402 \h </w:instrText>
         </w:r>
         <w:r>
           <w:rPr>
@@ -2414,7 +2504,7 @@
           <w14:ligatures w14:val="standardContextual"/>
         </w:rPr>
       </w:pPr>
-      <w:hyperlink w:anchor="_Toc211299433" w:history="1">
+      <w:hyperlink w:anchor="_Toc211646403" w:history="1">
         <w:r>
           <w:rPr>
             <w:rStyle w:val="Hyperlink"/>
@@ -2439,7 +2529,7 @@
             <w:rStyle w:val="Hyperlink"/>
             <w:noProof/>
           </w:rPr>
-          <w:t>System Design and Validation(CHECK THE CONSISTENT TENSE)</w:t>
+          <w:t>System Design</w:t>
         </w:r>
         <w:r>
           <w:rPr>
@@ -2460,7 +2550,7 @@
             <w:noProof/>
             <w:webHidden/>
           </w:rPr>
-          <w:instrText xml:space="preserve"> PAGEREF _Toc211299433 \h </w:instrText>
+          <w:instrText xml:space="preserve"> PAGEREF _Toc211646403 \h </w:instrText>
         </w:r>
         <w:r>
           <w:rPr>
@@ -2506,7 +2596,7 @@
           <w14:ligatures w14:val="standardContextual"/>
         </w:rPr>
       </w:pPr>
-      <w:hyperlink w:anchor="_Toc211299434" w:history="1">
+      <w:hyperlink w:anchor="_Toc211646404" w:history="1">
         <w:r>
           <w:rPr>
             <w:rStyle w:val="Hyperlink"/>
@@ -2529,6 +2619,96 @@
             <w:rStyle w:val="Hyperlink"/>
             <w:noProof/>
           </w:rPr>
+          <w:t>System Architecture</w:t>
+        </w:r>
+        <w:r>
+          <w:rPr>
+            <w:noProof/>
+            <w:webHidden/>
+          </w:rPr>
+          <w:tab/>
+        </w:r>
+        <w:r>
+          <w:rPr>
+            <w:noProof/>
+            <w:webHidden/>
+          </w:rPr>
+          <w:fldChar w:fldCharType="begin"/>
+        </w:r>
+        <w:r>
+          <w:rPr>
+            <w:noProof/>
+            <w:webHidden/>
+          </w:rPr>
+          <w:instrText xml:space="preserve"> PAGEREF _Toc211646404 \h </w:instrText>
+        </w:r>
+        <w:r>
+          <w:rPr>
+            <w:noProof/>
+            <w:webHidden/>
+          </w:rPr>
+        </w:r>
+        <w:r>
+          <w:rPr>
+            <w:noProof/>
+            <w:webHidden/>
+          </w:rPr>
+          <w:fldChar w:fldCharType="separate"/>
+        </w:r>
+        <w:r>
+          <w:rPr>
+            <w:noProof/>
+            <w:webHidden/>
+          </w:rPr>
+          <w:t>2</w:t>
+        </w:r>
+        <w:r>
+          <w:rPr>
+            <w:noProof/>
+            <w:webHidden/>
+          </w:rPr>
+          <w:fldChar w:fldCharType="end"/>
+        </w:r>
+      </w:hyperlink>
+    </w:p>
+    <w:p>
+      <w:pPr>
+        <w:pStyle w:val="TOC2"/>
+        <w:tabs>
+          <w:tab w:val="left" w:pos="1200"/>
+          <w:tab w:val="right" w:leader="dot" w:pos="9064"/>
+        </w:tabs>
+        <w:rPr>
+          <w:rFonts w:asciiTheme="minorHAnsi" w:eastAsiaTheme="minorEastAsia" w:hAnsiTheme="minorHAnsi" w:cstheme="minorBidi"/>
+          <w:noProof/>
+          <w:kern w:val="2"/>
+          <w:lang w:eastAsia="en-NZ"/>
+          <w14:ligatures w14:val="standardContextual"/>
+        </w:rPr>
+      </w:pPr>
+      <w:hyperlink w:anchor="_Toc211646405" w:history="1">
+        <w:r>
+          <w:rPr>
+            <w:rStyle w:val="Hyperlink"/>
+            <w:noProof/>
+          </w:rPr>
+          <w:t>4.2.</w:t>
+        </w:r>
+        <w:r>
+          <w:rPr>
+            <w:rFonts w:asciiTheme="minorHAnsi" w:eastAsiaTheme="minorEastAsia" w:hAnsiTheme="minorHAnsi" w:cstheme="minorBidi"/>
+            <w:noProof/>
+            <w:kern w:val="2"/>
+            <w:lang w:eastAsia="en-NZ"/>
+            <w14:ligatures w14:val="standardContextual"/>
+          </w:rPr>
+          <w:tab/>
+        </w:r>
+        <w:r>
+          <w:rPr>
+            <w:rStyle w:val="Hyperlink"/>
+            <w:noProof/>
+          </w:rPr>
           <w:t>Physical Design</w:t>
         </w:r>
         <w:r>
@@ -2550,7 +2730,7 @@
             <w:noProof/>
             <w:webHidden/>
           </w:rPr>
-          <w:instrText xml:space="preserve"> PAGEREF _Toc211299434 \h </w:instrText>
+          <w:instrText xml:space="preserve"> PAGEREF _Toc211646405 \h </w:instrText>
         </w:r>
         <w:r>
           <w:rPr>
@@ -2570,7 +2750,7 @@
             <w:noProof/>
             <w:webHidden/>
           </w:rPr>
-          <w:t>1</w:t>
+          <w:t>2</w:t>
         </w:r>
         <w:r>
           <w:rPr>
@@ -2601,13 +2781,13 @@
           <w14:ligatures w14:val="standardContextual"/>
         </w:rPr>
       </w:pPr>
-      <w:hyperlink w:anchor="_Toc211299435" w:history="1">
+      <w:hyperlink w:anchor="_Toc211646406" w:history="1">
         <w:r>
           <w:rPr>
             <w:rStyle w:val="Hyperlink"/>
             <w:noProof/>
           </w:rPr>
-          <w:t>4.1.1.</w:t>
+          <w:t>4.2.1.</w:t>
         </w:r>
         <w:r>
           <w:rPr>
@@ -2629,7 +2809,7 @@
             <w:rStyle w:val="Hyperlink"/>
             <w:noProof/>
           </w:rPr>
-          <w:t>Hull</w:t>
+          <w:t>Hull(INCLUDE PHOTO)</w:t>
         </w:r>
         <w:r>
           <w:rPr>
@@ -2650,7 +2830,7 @@
             <w:noProof/>
             <w:webHidden/>
           </w:rPr>
-          <w:instrText xml:space="preserve"> PAGEREF _Toc211299435 \h </w:instrText>
+          <w:instrText xml:space="preserve"> PAGEREF _Toc211646406 \h </w:instrText>
         </w:r>
         <w:r>
           <w:rPr>
@@ -2701,13 +2881,13 @@
           <w14:ligatures w14:val="standardContextual"/>
         </w:rPr>
       </w:pPr>
-      <w:hyperlink w:anchor="_Toc211299436" w:history="1">
+      <w:hyperlink w:anchor="_Toc211646407" w:history="1">
         <w:r>
           <w:rPr>
             <w:rStyle w:val="Hyperlink"/>
             <w:noProof/>
           </w:rPr>
-          <w:t>4.1.2.</w:t>
+          <w:t>4.2.2.</w:t>
         </w:r>
         <w:r>
           <w:rPr>
@@ -2729,7 +2909,7 @@
             <w:rStyle w:val="Hyperlink"/>
             <w:noProof/>
           </w:rPr>
-          <w:t>Propulsion System</w:t>
+          <w:t>Propulsion System(INCLUDE PHOTO)</w:t>
         </w:r>
         <w:r>
           <w:rPr>
@@ -2750,7 +2930,7 @@
             <w:noProof/>
             <w:webHidden/>
           </w:rPr>
-          <w:instrText xml:space="preserve"> PAGEREF _Toc211299436 \h </w:instrText>
+          <w:instrText xml:space="preserve"> PAGEREF _Toc211646407 \h </w:instrText>
         </w:r>
         <w:r>
           <w:rPr>
@@ -2801,13 +2981,13 @@
           <w14:ligatures w14:val="standardContextual"/>
         </w:rPr>
       </w:pPr>
-      <w:hyperlink w:anchor="_Toc211299437" w:history="1">
+      <w:hyperlink w:anchor="_Toc211646408" w:history="1">
         <w:r>
           <w:rPr>
             <w:rStyle w:val="Hyperlink"/>
             <w:noProof/>
           </w:rPr>
-          <w:t>4.1.3.</w:t>
+          <w:t>4.2.3.</w:t>
         </w:r>
         <w:r>
           <w:rPr>
@@ -2850,7 +3030,7 @@
             <w:noProof/>
             <w:webHidden/>
           </w:rPr>
-          <w:instrText xml:space="preserve"> PAGEREF _Toc211299437 \h </w:instrText>
+          <w:instrText xml:space="preserve"> PAGEREF _Toc211646408 \h </w:instrText>
         </w:r>
         <w:r>
           <w:rPr>
@@ -2870,7 +3050,7 @@
             <w:noProof/>
             <w:webHidden/>
           </w:rPr>
-          <w:t>2</w:t>
+          <w:t>3</w:t>
         </w:r>
         <w:r>
           <w:rPr>
@@ -2896,13 +3076,13 @@
           <w14:ligatures w14:val="standardContextual"/>
         </w:rPr>
       </w:pPr>
-      <w:hyperlink w:anchor="_Toc211299438" w:history="1">
+      <w:hyperlink w:anchor="_Toc211646409" w:history="1">
         <w:r>
           <w:rPr>
             <w:rStyle w:val="Hyperlink"/>
             <w:noProof/>
           </w:rPr>
-          <w:t>4.2.</w:t>
+          <w:t>4.3.</w:t>
         </w:r>
         <w:r>
           <w:rPr>
@@ -2940,7 +3120,7 @@
             <w:noProof/>
             <w:webHidden/>
           </w:rPr>
-          <w:instrText xml:space="preserve"> PAGEREF _Toc211299438 \h </w:instrText>
+          <w:instrText xml:space="preserve"> PAGEREF _Toc211646409 \h </w:instrText>
         </w:r>
         <w:r>
           <w:rPr>
@@ -2960,7 +3140,7 @@
             <w:noProof/>
             <w:webHidden/>
           </w:rPr>
-          <w:t>2</w:t>
+          <w:t>3</w:t>
         </w:r>
         <w:r>
           <w:rPr>
@@ -2986,13 +3166,13 @@
           <w14:ligatures w14:val="standardContextual"/>
         </w:rPr>
       </w:pPr>
-      <w:hyperlink w:anchor="_Toc211299439" w:history="1">
+      <w:hyperlink w:anchor="_Toc211646410" w:history="1">
         <w:r>
           <w:rPr>
             <w:rStyle w:val="Hyperlink"/>
             <w:noProof/>
           </w:rPr>
-          <w:t>4.3.</w:t>
+          <w:t>4.4.</w:t>
         </w:r>
         <w:r>
           <w:rPr>
@@ -3030,7 +3210,7 @@
             <w:noProof/>
             <w:webHidden/>
           </w:rPr>
-          <w:instrText xml:space="preserve"> PAGEREF _Toc211299439 \h </w:instrText>
+          <w:instrText xml:space="preserve"> PAGEREF _Toc211646410 \h </w:instrText>
         </w:r>
         <w:r>
           <w:rPr>
@@ -3050,7 +3230,7 @@
             <w:noProof/>
             <w:webHidden/>
           </w:rPr>
-          <w:t>3</w:t>
+          <w:t>4</w:t>
         </w:r>
         <w:r>
           <w:rPr>
@@ -3081,13 +3261,13 @@
           <w14:ligatures w14:val="standardContextual"/>
         </w:rPr>
       </w:pPr>
-      <w:hyperlink w:anchor="_Toc211299440" w:history="1">
+      <w:hyperlink w:anchor="_Toc211646411" w:history="1">
         <w:r>
           <w:rPr>
             <w:rStyle w:val="Hyperlink"/>
             <w:noProof/>
           </w:rPr>
-          <w:t>4.3.1.</w:t>
+          <w:t>4.4.1.</w:t>
         </w:r>
         <w:r>
           <w:rPr>
@@ -3130,7 +3310,7 @@
             <w:noProof/>
             <w:webHidden/>
           </w:rPr>
-          <w:instrText xml:space="preserve"> PAGEREF _Toc211299440 \h </w:instrText>
+          <w:instrText xml:space="preserve"> PAGEREF _Toc211646411 \h </w:instrText>
         </w:r>
         <w:r>
           <w:rPr>
@@ -3150,7 +3330,7 @@
             <w:noProof/>
             <w:webHidden/>
           </w:rPr>
-          <w:t>3</w:t>
+          <w:t>4</w:t>
         </w:r>
         <w:r>
           <w:rPr>
@@ -3181,13 +3361,13 @@
           <w14:ligatures w14:val="standardContextual"/>
         </w:rPr>
       </w:pPr>
-      <w:hyperlink w:anchor="_Toc211299441" w:history="1">
+      <w:hyperlink w:anchor="_Toc211646412" w:history="1">
         <w:r>
           <w:rPr>
             <w:rStyle w:val="Hyperlink"/>
             <w:noProof/>
           </w:rPr>
-          <w:t>4.3.2.</w:t>
+          <w:t>4.4.2.</w:t>
         </w:r>
         <w:r>
           <w:rPr>
@@ -3209,7 +3389,7 @@
             <w:rStyle w:val="Hyperlink"/>
             <w:noProof/>
           </w:rPr>
-          <w:t>Solar Panels</w:t>
+          <w:t>Solar Panels(PHOTOS OF SETUP?)</w:t>
         </w:r>
         <w:r>
           <w:rPr>
@@ -3230,7 +3410,7 @@
             <w:noProof/>
             <w:webHidden/>
           </w:rPr>
-          <w:instrText xml:space="preserve"> PAGEREF _Toc211299441 \h </w:instrText>
+          <w:instrText xml:space="preserve"> PAGEREF _Toc211646412 \h </w:instrText>
         </w:r>
         <w:r>
           <w:rPr>
@@ -3250,7 +3430,7 @@
             <w:noProof/>
             <w:webHidden/>
           </w:rPr>
-          <w:t>3</w:t>
+          <w:t>5</w:t>
         </w:r>
         <w:r>
           <w:rPr>
@@ -3281,13 +3461,13 @@
           <w14:ligatures w14:val="standardContextual"/>
         </w:rPr>
       </w:pPr>
-      <w:hyperlink w:anchor="_Toc211299442" w:history="1">
+      <w:hyperlink w:anchor="_Toc211646413" w:history="1">
         <w:r>
           <w:rPr>
             <w:rStyle w:val="Hyperlink"/>
             <w:noProof/>
           </w:rPr>
-          <w:t>4.3.3.</w:t>
+          <w:t>4.4.3.</w:t>
         </w:r>
         <w:r>
           <w:rPr>
@@ -3309,7 +3489,7 @@
             <w:rStyle w:val="Hyperlink"/>
             <w:noProof/>
           </w:rPr>
-          <w:t>Power Distribution (INCLUDE PINOUTS OF POWER MODUES)</w:t>
+          <w:t>Power Distribution</w:t>
         </w:r>
         <w:r>
           <w:rPr>
@@ -3330,7 +3510,7 @@
             <w:noProof/>
             <w:webHidden/>
           </w:rPr>
-          <w:instrText xml:space="preserve"> PAGEREF _Toc211299442 \h </w:instrText>
+          <w:instrText xml:space="preserve"> PAGEREF _Toc211646413 \h </w:instrText>
         </w:r>
         <w:r>
           <w:rPr>
@@ -3350,7 +3530,7 @@
             <w:noProof/>
             <w:webHidden/>
           </w:rPr>
-          <w:t>3</w:t>
+          <w:t>6</w:t>
         </w:r>
         <w:r>
           <w:rPr>
@@ -3376,13 +3556,13 @@
           <w14:ligatures w14:val="standardContextual"/>
         </w:rPr>
       </w:pPr>
-      <w:hyperlink w:anchor="_Toc211299443" w:history="1">
+      <w:hyperlink w:anchor="_Toc211646414" w:history="1">
         <w:r>
           <w:rPr>
             <w:rStyle w:val="Hyperlink"/>
             <w:noProof/>
           </w:rPr>
-          <w:t>4.4.</w:t>
+          <w:t>4.5.</w:t>
         </w:r>
         <w:r>
           <w:rPr>
@@ -3399,7 +3579,7 @@
             <w:rStyle w:val="Hyperlink"/>
             <w:noProof/>
           </w:rPr>
-          <w:t>PCB Design Required Features</w:t>
+          <w:t>PCB Design</w:t>
         </w:r>
         <w:r>
           <w:rPr>
@@ -3420,7 +3600,7 @@
             <w:noProof/>
             <w:webHidden/>
           </w:rPr>
-          <w:instrText xml:space="preserve"> PAGEREF _Toc211299443 \h </w:instrText>
+          <w:instrText xml:space="preserve"> PAGEREF _Toc211646414 \h </w:instrText>
         </w:r>
         <w:r>
           <w:rPr>
@@ -3440,7 +3620,7 @@
             <w:noProof/>
             <w:webHidden/>
           </w:rPr>
-          <w:t>4</w:t>
+          <w:t>7</w:t>
         </w:r>
         <w:r>
           <w:rPr>
@@ -3471,13 +3651,13 @@
           <w14:ligatures w14:val="standardContextual"/>
         </w:rPr>
       </w:pPr>
-      <w:hyperlink w:anchor="_Toc211299444" w:history="1">
+      <w:hyperlink w:anchor="_Toc211646415" w:history="1">
         <w:r>
           <w:rPr>
             <w:rStyle w:val="Hyperlink"/>
             <w:noProof/>
           </w:rPr>
-          <w:t>4.4.1.</w:t>
+          <w:t>4.5.1.</w:t>
         </w:r>
         <w:r>
           <w:rPr>
@@ -3499,7 +3679,7 @@
             <w:rStyle w:val="Hyperlink"/>
             <w:noProof/>
           </w:rPr>
-          <w:t>Power Distribution</w:t>
+          <w:t>Size Requirements</w:t>
         </w:r>
         <w:r>
           <w:rPr>
@@ -3520,7 +3700,7 @@
             <w:noProof/>
             <w:webHidden/>
           </w:rPr>
-          <w:instrText xml:space="preserve"> PAGEREF _Toc211299444 \h </w:instrText>
+          <w:instrText xml:space="preserve"> PAGEREF _Toc211646415 \h </w:instrText>
         </w:r>
         <w:r>
           <w:rPr>
@@ -3540,7 +3720,7 @@
             <w:noProof/>
             <w:webHidden/>
           </w:rPr>
-          <w:t>4</w:t>
+          <w:t>7</w:t>
         </w:r>
         <w:r>
           <w:rPr>
@@ -3571,13 +3751,13 @@
           <w14:ligatures w14:val="standardContextual"/>
         </w:rPr>
       </w:pPr>
-      <w:hyperlink w:anchor="_Toc211299445" w:history="1">
+      <w:hyperlink w:anchor="_Toc211646416" w:history="1">
         <w:r>
           <w:rPr>
             <w:rStyle w:val="Hyperlink"/>
             <w:noProof/>
           </w:rPr>
-          <w:t>4.4.2.</w:t>
+          <w:t>4.5.2.</w:t>
         </w:r>
         <w:r>
           <w:rPr>
@@ -3599,7 +3779,7 @@
             <w:rStyle w:val="Hyperlink"/>
             <w:noProof/>
           </w:rPr>
-          <w:t>Current Sensing</w:t>
+          <w:t>Power Converter &amp; Distribution</w:t>
         </w:r>
         <w:r>
           <w:rPr>
@@ -3620,7 +3800,7 @@
             <w:noProof/>
             <w:webHidden/>
           </w:rPr>
-          <w:instrText xml:space="preserve"> PAGEREF _Toc211299445 \h </w:instrText>
+          <w:instrText xml:space="preserve"> PAGEREF _Toc211646416 \h </w:instrText>
         </w:r>
         <w:r>
           <w:rPr>
@@ -3640,7 +3820,7 @@
             <w:noProof/>
             <w:webHidden/>
           </w:rPr>
-          <w:t>4</w:t>
+          <w:t>7</w:t>
         </w:r>
         <w:r>
           <w:rPr>
@@ -3671,13 +3851,13 @@
           <w14:ligatures w14:val="standardContextual"/>
         </w:rPr>
       </w:pPr>
-      <w:hyperlink w:anchor="_Toc211299446" w:history="1">
+      <w:hyperlink w:anchor="_Toc211646417" w:history="1">
         <w:r>
           <w:rPr>
             <w:rStyle w:val="Hyperlink"/>
             <w:noProof/>
           </w:rPr>
-          <w:t>4.4.3.</w:t>
+          <w:t>4.5.3.</w:t>
         </w:r>
         <w:r>
           <w:rPr>
@@ -3699,7 +3879,7 @@
             <w:rStyle w:val="Hyperlink"/>
             <w:noProof/>
           </w:rPr>
-          <w:t>Sonar Integration (include diagram from person)</w:t>
+          <w:t>Current Sensing</w:t>
         </w:r>
         <w:r>
           <w:rPr>
@@ -3720,7 +3900,7 @@
             <w:noProof/>
             <w:webHidden/>
           </w:rPr>
-          <w:instrText xml:space="preserve"> PAGEREF _Toc211299446 \h </w:instrText>
+          <w:instrText xml:space="preserve"> PAGEREF _Toc211646417 \h </w:instrText>
         </w:r>
         <w:r>
           <w:rPr>
@@ -3740,97 +3920,7 @@
             <w:noProof/>
             <w:webHidden/>
           </w:rPr>
-          <w:t>4</w:t>
-        </w:r>
-        <w:r>
-          <w:rPr>
-            <w:noProof/>
-            <w:webHidden/>
-          </w:rPr>
-          <w:fldChar w:fldCharType="end"/>
-        </w:r>
-      </w:hyperlink>
-    </w:p>
-    <w:p>
-      <w:pPr>
-        <w:pStyle w:val="TOC2"/>
-        <w:tabs>
-          <w:tab w:val="left" w:pos="1200"/>
-          <w:tab w:val="right" w:leader="dot" w:pos="9064"/>
-        </w:tabs>
-        <w:rPr>
-          <w:rFonts w:asciiTheme="minorHAnsi" w:eastAsiaTheme="minorEastAsia" w:hAnsiTheme="minorHAnsi" w:cstheme="minorBidi"/>
-          <w:noProof/>
-          <w:kern w:val="2"/>
-          <w:lang w:eastAsia="en-NZ"/>
-          <w14:ligatures w14:val="standardContextual"/>
-        </w:rPr>
-      </w:pPr>
-      <w:hyperlink w:anchor="_Toc211299447" w:history="1">
-        <w:r>
-          <w:rPr>
-            <w:rStyle w:val="Hyperlink"/>
-            <w:noProof/>
-          </w:rPr>
-          <w:t>4.5.</w:t>
-        </w:r>
-        <w:r>
-          <w:rPr>
-            <w:rFonts w:asciiTheme="minorHAnsi" w:eastAsiaTheme="minorEastAsia" w:hAnsiTheme="minorHAnsi" w:cstheme="minorBidi"/>
-            <w:noProof/>
-            <w:kern w:val="2"/>
-            <w:lang w:eastAsia="en-NZ"/>
-            <w14:ligatures w14:val="standardContextual"/>
-          </w:rPr>
-          <w:tab/>
-        </w:r>
-        <w:r>
-          <w:rPr>
-            <w:rStyle w:val="Hyperlink"/>
-            <w:noProof/>
-          </w:rPr>
-          <w:t>PCB Design Additional Features (INCLUDE SCHEMATIC AND PCB PHOTO)</w:t>
-        </w:r>
-        <w:r>
-          <w:rPr>
-            <w:noProof/>
-            <w:webHidden/>
-          </w:rPr>
-          <w:tab/>
-        </w:r>
-        <w:r>
-          <w:rPr>
-            <w:noProof/>
-            <w:webHidden/>
-          </w:rPr>
-          <w:fldChar w:fldCharType="begin"/>
-        </w:r>
-        <w:r>
-          <w:rPr>
-            <w:noProof/>
-            <w:webHidden/>
-          </w:rPr>
-          <w:instrText xml:space="preserve"> PAGEREF _Toc211299447 \h </w:instrText>
-        </w:r>
-        <w:r>
-          <w:rPr>
-            <w:noProof/>
-            <w:webHidden/>
-          </w:rPr>
-        </w:r>
-        <w:r>
-          <w:rPr>
-            <w:noProof/>
-            <w:webHidden/>
-          </w:rPr>
-          <w:fldChar w:fldCharType="separate"/>
-        </w:r>
-        <w:r>
-          <w:rPr>
-            <w:noProof/>
-            <w:webHidden/>
-          </w:rPr>
-          <w:t>4</w:t>
+          <w:t>8</w:t>
         </w:r>
         <w:r>
           <w:rPr>
@@ -3861,13 +3951,13 @@
           <w14:ligatures w14:val="standardContextual"/>
         </w:rPr>
       </w:pPr>
-      <w:hyperlink w:anchor="_Toc211299448" w:history="1">
+      <w:hyperlink w:anchor="_Toc211646418" w:history="1">
         <w:r>
           <w:rPr>
             <w:rStyle w:val="Hyperlink"/>
             <w:noProof/>
           </w:rPr>
-          <w:t>4.5.1.</w:t>
+          <w:t>4.5.4.</w:t>
         </w:r>
         <w:r>
           <w:rPr>
@@ -3889,7 +3979,7 @@
             <w:rStyle w:val="Hyperlink"/>
             <w:noProof/>
           </w:rPr>
-          <w:t>Power Switching</w:t>
+          <w:t>Battery Balancing &amp; Voltage Sensor</w:t>
         </w:r>
         <w:r>
           <w:rPr>
@@ -3910,7 +4000,7 @@
             <w:noProof/>
             <w:webHidden/>
           </w:rPr>
-          <w:instrText xml:space="preserve"> PAGEREF _Toc211299448 \h </w:instrText>
+          <w:instrText xml:space="preserve"> PAGEREF _Toc211646418 \h </w:instrText>
         </w:r>
         <w:r>
           <w:rPr>
@@ -3930,7 +4020,7 @@
             <w:noProof/>
             <w:webHidden/>
           </w:rPr>
-          <w:t>4</w:t>
+          <w:t>8</w:t>
         </w:r>
         <w:r>
           <w:rPr>
@@ -3961,13 +4051,13 @@
           <w14:ligatures w14:val="standardContextual"/>
         </w:rPr>
       </w:pPr>
-      <w:hyperlink w:anchor="_Toc211299449" w:history="1">
+      <w:hyperlink w:anchor="_Toc211646419" w:history="1">
         <w:r>
           <w:rPr>
             <w:rStyle w:val="Hyperlink"/>
             <w:noProof/>
           </w:rPr>
-          <w:t>4.5.2.</w:t>
+          <w:t>4.5.5.</w:t>
         </w:r>
         <w:r>
           <w:rPr>
@@ -3989,7 +4079,7 @@
             <w:rStyle w:val="Hyperlink"/>
             <w:noProof/>
           </w:rPr>
-          <w:t>Hard Wired Communications</w:t>
+          <w:t>Power Switching</w:t>
         </w:r>
         <w:r>
           <w:rPr>
@@ -4010,7 +4100,7 @@
             <w:noProof/>
             <w:webHidden/>
           </w:rPr>
-          <w:instrText xml:space="preserve"> PAGEREF _Toc211299449 \h </w:instrText>
+          <w:instrText xml:space="preserve"> PAGEREF _Toc211646419 \h </w:instrText>
         </w:r>
         <w:r>
           <w:rPr>
@@ -4030,7 +4120,7 @@
             <w:noProof/>
             <w:webHidden/>
           </w:rPr>
-          <w:t>4</w:t>
+          <w:t>8</w:t>
         </w:r>
         <w:r>
           <w:rPr>
@@ -4061,13 +4151,13 @@
           <w14:ligatures w14:val="standardContextual"/>
         </w:rPr>
       </w:pPr>
-      <w:hyperlink w:anchor="_Toc211299450" w:history="1">
+      <w:hyperlink w:anchor="_Toc211646420" w:history="1">
         <w:r>
           <w:rPr>
             <w:rStyle w:val="Hyperlink"/>
             <w:noProof/>
           </w:rPr>
-          <w:t>4.5.3.</w:t>
+          <w:t>4.5.6.</w:t>
         </w:r>
         <w:r>
           <w:rPr>
@@ -4089,7 +4179,7 @@
             <w:rStyle w:val="Hyperlink"/>
             <w:noProof/>
           </w:rPr>
-          <w:t>ESP Motor Control</w:t>
+          <w:t>Sonar Integration</w:t>
         </w:r>
         <w:r>
           <w:rPr>
@@ -4110,7 +4200,7 @@
             <w:noProof/>
             <w:webHidden/>
           </w:rPr>
-          <w:instrText xml:space="preserve"> PAGEREF _Toc211299450 \h </w:instrText>
+          <w:instrText xml:space="preserve"> PAGEREF _Toc211646420 \h </w:instrText>
         </w:r>
         <w:r>
           <w:rPr>
@@ -4130,7 +4220,7 @@
             <w:noProof/>
             <w:webHidden/>
           </w:rPr>
-          <w:t>4</w:t>
+          <w:t>8</w:t>
         </w:r>
         <w:r>
           <w:rPr>
@@ -4161,13 +4251,13 @@
           <w14:ligatures w14:val="standardContextual"/>
         </w:rPr>
       </w:pPr>
-      <w:hyperlink w:anchor="_Toc211299451" w:history="1">
+      <w:hyperlink w:anchor="_Toc211646421" w:history="1">
         <w:r>
           <w:rPr>
             <w:rStyle w:val="Hyperlink"/>
             <w:noProof/>
           </w:rPr>
-          <w:t>4.5.4.</w:t>
+          <w:t>4.5.7.</w:t>
         </w:r>
         <w:r>
           <w:rPr>
@@ -4189,7 +4279,7 @@
             <w:rStyle w:val="Hyperlink"/>
             <w:noProof/>
           </w:rPr>
-          <w:t>Jumpers for Shorting Current Sensors</w:t>
+          <w:t>Communications</w:t>
         </w:r>
         <w:r>
           <w:rPr>
@@ -4210,7 +4300,7 @@
             <w:noProof/>
             <w:webHidden/>
           </w:rPr>
-          <w:instrText xml:space="preserve"> PAGEREF _Toc211299451 \h </w:instrText>
+          <w:instrText xml:space="preserve"> PAGEREF _Toc211646421 \h </w:instrText>
         </w:r>
         <w:r>
           <w:rPr>
@@ -4230,7 +4320,7 @@
             <w:noProof/>
             <w:webHidden/>
           </w:rPr>
-          <w:t>4</w:t>
+          <w:t>8</w:t>
         </w:r>
         <w:r>
           <w:rPr>
@@ -4261,13 +4351,13 @@
           <w14:ligatures w14:val="standardContextual"/>
         </w:rPr>
       </w:pPr>
-      <w:hyperlink w:anchor="_Toc211299452" w:history="1">
+      <w:hyperlink w:anchor="_Toc211646422" w:history="1">
         <w:r>
           <w:rPr>
             <w:rStyle w:val="Hyperlink"/>
             <w:noProof/>
           </w:rPr>
-          <w:t>4.5.5.</w:t>
+          <w:t>4.5.8.</w:t>
         </w:r>
         <w:r>
           <w:rPr>
@@ -4289,7 +4379,7 @@
             <w:rStyle w:val="Hyperlink"/>
             <w:noProof/>
           </w:rPr>
-          <w:t>Final PCB DesignThe final system bill of materials can be found in appendix B, including sub system, full system diagrams and photos.</w:t>
+          <w:t>Jumpers for Current Sensors</w:t>
         </w:r>
         <w:r>
           <w:rPr>
@@ -4310,7 +4400,7 @@
             <w:noProof/>
             <w:webHidden/>
           </w:rPr>
-          <w:instrText xml:space="preserve"> PAGEREF _Toc211299452 \h </w:instrText>
+          <w:instrText xml:space="preserve"> PAGEREF _Toc211646422 \h </w:instrText>
         </w:r>
         <w:r>
           <w:rPr>
@@ -4330,97 +4420,7 @@
             <w:noProof/>
             <w:webHidden/>
           </w:rPr>
-          <w:t>4</w:t>
-        </w:r>
-        <w:r>
-          <w:rPr>
-            <w:noProof/>
-            <w:webHidden/>
-          </w:rPr>
-          <w:fldChar w:fldCharType="end"/>
-        </w:r>
-      </w:hyperlink>
-    </w:p>
-    <w:p>
-      <w:pPr>
-        <w:pStyle w:val="TOC2"/>
-        <w:tabs>
-          <w:tab w:val="left" w:pos="1200"/>
-          <w:tab w:val="right" w:leader="dot" w:pos="9064"/>
-        </w:tabs>
-        <w:rPr>
-          <w:rFonts w:asciiTheme="minorHAnsi" w:eastAsiaTheme="minorEastAsia" w:hAnsiTheme="minorHAnsi" w:cstheme="minorBidi"/>
-          <w:noProof/>
-          <w:kern w:val="2"/>
-          <w:lang w:eastAsia="en-NZ"/>
-          <w14:ligatures w14:val="standardContextual"/>
-        </w:rPr>
-      </w:pPr>
-      <w:hyperlink w:anchor="_Toc211299453" w:history="1">
-        <w:r>
-          <w:rPr>
-            <w:rStyle w:val="Hyperlink"/>
-            <w:noProof/>
-          </w:rPr>
-          <w:t>4.6.</w:t>
-        </w:r>
-        <w:r>
-          <w:rPr>
-            <w:rFonts w:asciiTheme="minorHAnsi" w:eastAsiaTheme="minorEastAsia" w:hAnsiTheme="minorHAnsi" w:cstheme="minorBidi"/>
-            <w:noProof/>
-            <w:kern w:val="2"/>
-            <w:lang w:eastAsia="en-NZ"/>
-            <w14:ligatures w14:val="standardContextual"/>
-          </w:rPr>
-          <w:tab/>
-        </w:r>
-        <w:r>
-          <w:rPr>
-            <w:rStyle w:val="Hyperlink"/>
-            <w:noProof/>
-          </w:rPr>
-          <w:t>Design Validation</w:t>
-        </w:r>
-        <w:r>
-          <w:rPr>
-            <w:noProof/>
-            <w:webHidden/>
-          </w:rPr>
-          <w:tab/>
-        </w:r>
-        <w:r>
-          <w:rPr>
-            <w:noProof/>
-            <w:webHidden/>
-          </w:rPr>
-          <w:fldChar w:fldCharType="begin"/>
-        </w:r>
-        <w:r>
-          <w:rPr>
-            <w:noProof/>
-            <w:webHidden/>
-          </w:rPr>
-          <w:instrText xml:space="preserve"> PAGEREF _Toc211299453 \h </w:instrText>
-        </w:r>
-        <w:r>
-          <w:rPr>
-            <w:noProof/>
-            <w:webHidden/>
-          </w:rPr>
-        </w:r>
-        <w:r>
-          <w:rPr>
-            <w:noProof/>
-            <w:webHidden/>
-          </w:rPr>
-          <w:fldChar w:fldCharType="separate"/>
-        </w:r>
-        <w:r>
-          <w:rPr>
-            <w:noProof/>
-            <w:webHidden/>
-          </w:rPr>
-          <w:t>4</w:t>
+          <w:t>8</w:t>
         </w:r>
         <w:r>
           <w:rPr>
@@ -4451,13 +4451,13 @@
           <w14:ligatures w14:val="standardContextual"/>
         </w:rPr>
       </w:pPr>
-      <w:hyperlink w:anchor="_Toc211299454" w:history="1">
+      <w:hyperlink w:anchor="_Toc211646423" w:history="1">
         <w:r>
           <w:rPr>
             <w:rStyle w:val="Hyperlink"/>
             <w:noProof/>
           </w:rPr>
-          <w:t>4.6.1.</w:t>
+          <w:t>4.5.9.</w:t>
         </w:r>
         <w:r>
           <w:rPr>
@@ -4479,7 +4479,7 @@
             <w:rStyle w:val="Hyperlink"/>
             <w:noProof/>
           </w:rPr>
-          <w:t>Mobility &amp; Autonomy</w:t>
+          <w:t>ESP Motor Control</w:t>
         </w:r>
         <w:r>
           <w:rPr>
@@ -4500,7 +4500,7 @@
             <w:noProof/>
             <w:webHidden/>
           </w:rPr>
-          <w:instrText xml:space="preserve"> PAGEREF _Toc211299454 \h </w:instrText>
+          <w:instrText xml:space="preserve"> PAGEREF _Toc211646423 \h </w:instrText>
         </w:r>
         <w:r>
           <w:rPr>
@@ -4520,7 +4520,7 @@
             <w:noProof/>
             <w:webHidden/>
           </w:rPr>
-          <w:t>4</w:t>
+          <w:t>8</w:t>
         </w:r>
         <w:r>
           <w:rPr>
@@ -4551,13 +4551,13 @@
           <w14:ligatures w14:val="standardContextual"/>
         </w:rPr>
       </w:pPr>
-      <w:hyperlink w:anchor="_Toc211299455" w:history="1">
+      <w:hyperlink w:anchor="_Toc211646424" w:history="1">
         <w:r>
           <w:rPr>
             <w:rStyle w:val="Hyperlink"/>
             <w:noProof/>
           </w:rPr>
-          <w:t>4.6.2.</w:t>
+          <w:t>4.5.10.</w:t>
         </w:r>
         <w:r>
           <w:rPr>
@@ -4579,7 +4579,7 @@
             <w:rStyle w:val="Hyperlink"/>
             <w:noProof/>
           </w:rPr>
-          <w:t>Solar Testing</w:t>
+          <w:t>Final PCB Design</w:t>
         </w:r>
         <w:r>
           <w:rPr>
@@ -4600,7 +4600,7 @@
             <w:noProof/>
             <w:webHidden/>
           </w:rPr>
-          <w:instrText xml:space="preserve"> PAGEREF _Toc211299455 \h </w:instrText>
+          <w:instrText xml:space="preserve"> PAGEREF _Toc211646424 \h </w:instrText>
         </w:r>
         <w:r>
           <w:rPr>
@@ -4620,7 +4620,7 @@
             <w:noProof/>
             <w:webHidden/>
           </w:rPr>
-          <w:t>4</w:t>
+          <w:t>9</w:t>
         </w:r>
         <w:r>
           <w:rPr>
@@ -4646,13 +4646,13 @@
           <w14:ligatures w14:val="standardContextual"/>
         </w:rPr>
       </w:pPr>
-      <w:hyperlink w:anchor="_Toc211299456" w:history="1">
+      <w:hyperlink w:anchor="_Toc211646425" w:history="1">
         <w:r>
           <w:rPr>
             <w:rStyle w:val="Hyperlink"/>
             <w:noProof/>
           </w:rPr>
-          <w:t>4.7.</w:t>
+          <w:t>4.6.</w:t>
         </w:r>
         <w:r>
           <w:rPr>
@@ -4690,7 +4690,7 @@
             <w:noProof/>
             <w:webHidden/>
           </w:rPr>
-          <w:instrText xml:space="preserve"> PAGEREF _Toc211299456 \h </w:instrText>
+          <w:instrText xml:space="preserve"> PAGEREF _Toc211646425 \h </w:instrText>
         </w:r>
         <w:r>
           <w:rPr>
@@ -4710,7 +4710,281 @@
             <w:noProof/>
             <w:webHidden/>
           </w:rPr>
-          <w:t>4</w:t>
+          <w:t>9</w:t>
+        </w:r>
+        <w:r>
+          <w:rPr>
+            <w:noProof/>
+            <w:webHidden/>
+          </w:rPr>
+          <w:fldChar w:fldCharType="end"/>
+        </w:r>
+      </w:hyperlink>
+    </w:p>
+    <w:p>
+      <w:pPr>
+        <w:pStyle w:val="TOC1"/>
+        <w:tabs>
+          <w:tab w:val="left" w:pos="960"/>
+          <w:tab w:val="right" w:leader="dot" w:pos="9064"/>
+        </w:tabs>
+        <w:rPr>
+          <w:rFonts w:asciiTheme="minorHAnsi" w:eastAsiaTheme="minorEastAsia" w:hAnsiTheme="minorHAnsi" w:cstheme="minorBidi"/>
+          <w:b w:val="0"/>
+          <w:bCs w:val="0"/>
+          <w:noProof/>
+          <w:kern w:val="2"/>
+          <w:lang w:eastAsia="en-NZ"/>
+          <w14:ligatures w14:val="standardContextual"/>
+        </w:rPr>
+      </w:pPr>
+      <w:hyperlink w:anchor="_Toc211646426" w:history="1">
+        <w:r>
+          <w:rPr>
+            <w:rStyle w:val="Hyperlink"/>
+            <w:noProof/>
+          </w:rPr>
+          <w:t>5.</w:t>
+        </w:r>
+        <w:r>
+          <w:rPr>
+            <w:rFonts w:asciiTheme="minorHAnsi" w:eastAsiaTheme="minorEastAsia" w:hAnsiTheme="minorHAnsi" w:cstheme="minorBidi"/>
+            <w:b w:val="0"/>
+            <w:bCs w:val="0"/>
+            <w:noProof/>
+            <w:kern w:val="2"/>
+            <w:lang w:eastAsia="en-NZ"/>
+            <w14:ligatures w14:val="standardContextual"/>
+          </w:rPr>
+          <w:tab/>
+        </w:r>
+        <w:r>
+          <w:rPr>
+            <w:rStyle w:val="Hyperlink"/>
+            <w:noProof/>
+          </w:rPr>
+          <w:t>Methodology</w:t>
+        </w:r>
+        <w:r>
+          <w:rPr>
+            <w:noProof/>
+            <w:webHidden/>
+          </w:rPr>
+          <w:tab/>
+        </w:r>
+        <w:r>
+          <w:rPr>
+            <w:noProof/>
+            <w:webHidden/>
+          </w:rPr>
+          <w:fldChar w:fldCharType="begin"/>
+        </w:r>
+        <w:r>
+          <w:rPr>
+            <w:noProof/>
+            <w:webHidden/>
+          </w:rPr>
+          <w:instrText xml:space="preserve"> PAGEREF _Toc211646426 \h </w:instrText>
+        </w:r>
+        <w:r>
+          <w:rPr>
+            <w:noProof/>
+            <w:webHidden/>
+          </w:rPr>
+        </w:r>
+        <w:r>
+          <w:rPr>
+            <w:noProof/>
+            <w:webHidden/>
+          </w:rPr>
+          <w:fldChar w:fldCharType="separate"/>
+        </w:r>
+        <w:r>
+          <w:rPr>
+            <w:noProof/>
+            <w:webHidden/>
+          </w:rPr>
+          <w:t>9</w:t>
+        </w:r>
+        <w:r>
+          <w:rPr>
+            <w:noProof/>
+            <w:webHidden/>
+          </w:rPr>
+          <w:fldChar w:fldCharType="end"/>
+        </w:r>
+      </w:hyperlink>
+    </w:p>
+    <w:p>
+      <w:pPr>
+        <w:pStyle w:val="TOC2"/>
+        <w:tabs>
+          <w:tab w:val="left" w:pos="1200"/>
+          <w:tab w:val="right" w:leader="dot" w:pos="9064"/>
+        </w:tabs>
+        <w:rPr>
+          <w:rFonts w:asciiTheme="minorHAnsi" w:eastAsiaTheme="minorEastAsia" w:hAnsiTheme="minorHAnsi" w:cstheme="minorBidi"/>
+          <w:noProof/>
+          <w:kern w:val="2"/>
+          <w:lang w:eastAsia="en-NZ"/>
+          <w14:ligatures w14:val="standardContextual"/>
+        </w:rPr>
+      </w:pPr>
+      <w:hyperlink w:anchor="_Toc211646427" w:history="1">
+        <w:r>
+          <w:rPr>
+            <w:rStyle w:val="Hyperlink"/>
+            <w:noProof/>
+          </w:rPr>
+          <w:t>5.1.</w:t>
+        </w:r>
+        <w:r>
+          <w:rPr>
+            <w:rFonts w:asciiTheme="minorHAnsi" w:eastAsiaTheme="minorEastAsia" w:hAnsiTheme="minorHAnsi" w:cstheme="minorBidi"/>
+            <w:noProof/>
+            <w:kern w:val="2"/>
+            <w:lang w:eastAsia="en-NZ"/>
+            <w14:ligatures w14:val="standardContextual"/>
+          </w:rPr>
+          <w:tab/>
+        </w:r>
+        <w:r>
+          <w:rPr>
+            <w:rStyle w:val="Hyperlink"/>
+            <w:noProof/>
+          </w:rPr>
+          <w:t>Lab Testing</w:t>
+        </w:r>
+        <w:r>
+          <w:rPr>
+            <w:noProof/>
+            <w:webHidden/>
+          </w:rPr>
+          <w:tab/>
+        </w:r>
+        <w:r>
+          <w:rPr>
+            <w:noProof/>
+            <w:webHidden/>
+          </w:rPr>
+          <w:fldChar w:fldCharType="begin"/>
+        </w:r>
+        <w:r>
+          <w:rPr>
+            <w:noProof/>
+            <w:webHidden/>
+          </w:rPr>
+          <w:instrText xml:space="preserve"> PAGEREF _Toc211646427 \h </w:instrText>
+        </w:r>
+        <w:r>
+          <w:rPr>
+            <w:noProof/>
+            <w:webHidden/>
+          </w:rPr>
+        </w:r>
+        <w:r>
+          <w:rPr>
+            <w:noProof/>
+            <w:webHidden/>
+          </w:rPr>
+          <w:fldChar w:fldCharType="separate"/>
+        </w:r>
+        <w:r>
+          <w:rPr>
+            <w:noProof/>
+            <w:webHidden/>
+          </w:rPr>
+          <w:t>9</w:t>
+        </w:r>
+        <w:r>
+          <w:rPr>
+            <w:noProof/>
+            <w:webHidden/>
+          </w:rPr>
+          <w:fldChar w:fldCharType="end"/>
+        </w:r>
+      </w:hyperlink>
+    </w:p>
+    <w:p>
+      <w:pPr>
+        <w:pStyle w:val="TOC2"/>
+        <w:tabs>
+          <w:tab w:val="left" w:pos="1200"/>
+          <w:tab w:val="right" w:leader="dot" w:pos="9064"/>
+        </w:tabs>
+        <w:rPr>
+          <w:rFonts w:asciiTheme="minorHAnsi" w:eastAsiaTheme="minorEastAsia" w:hAnsiTheme="minorHAnsi" w:cstheme="minorBidi"/>
+          <w:noProof/>
+          <w:kern w:val="2"/>
+          <w:lang w:eastAsia="en-NZ"/>
+          <w14:ligatures w14:val="standardContextual"/>
+        </w:rPr>
+      </w:pPr>
+      <w:hyperlink w:anchor="_Toc211646428" w:history="1">
+        <w:r>
+          <w:rPr>
+            <w:rStyle w:val="Hyperlink"/>
+            <w:noProof/>
+          </w:rPr>
+          <w:t>5.2.</w:t>
+        </w:r>
+        <w:r>
+          <w:rPr>
+            <w:rFonts w:asciiTheme="minorHAnsi" w:eastAsiaTheme="minorEastAsia" w:hAnsiTheme="minorHAnsi" w:cstheme="minorBidi"/>
+            <w:noProof/>
+            <w:kern w:val="2"/>
+            <w:lang w:eastAsia="en-NZ"/>
+            <w14:ligatures w14:val="standardContextual"/>
+          </w:rPr>
+          <w:tab/>
+        </w:r>
+        <w:r>
+          <w:rPr>
+            <w:rStyle w:val="Hyperlink"/>
+            <w:noProof/>
+          </w:rPr>
+          <w:t>Field Testing</w:t>
+        </w:r>
+        <w:r>
+          <w:rPr>
+            <w:noProof/>
+            <w:webHidden/>
+          </w:rPr>
+          <w:tab/>
+        </w:r>
+        <w:r>
+          <w:rPr>
+            <w:noProof/>
+            <w:webHidden/>
+          </w:rPr>
+          <w:fldChar w:fldCharType="begin"/>
+        </w:r>
+        <w:r>
+          <w:rPr>
+            <w:noProof/>
+            <w:webHidden/>
+          </w:rPr>
+          <w:instrText xml:space="preserve"> PAGEREF _Toc211646428 \h </w:instrText>
+        </w:r>
+        <w:r>
+          <w:rPr>
+            <w:noProof/>
+            <w:webHidden/>
+          </w:rPr>
+        </w:r>
+        <w:r>
+          <w:rPr>
+            <w:noProof/>
+            <w:webHidden/>
+          </w:rPr>
+          <w:fldChar w:fldCharType="separate"/>
+        </w:r>
+        <w:r>
+          <w:rPr>
+            <w:noProof/>
+            <w:webHidden/>
+          </w:rPr>
+          <w:t>9</w:t>
         </w:r>
         <w:r>
           <w:rPr>
@@ -4741,13 +5015,13 @@
           <w14:ligatures w14:val="standardContextual"/>
         </w:rPr>
       </w:pPr>
-      <w:hyperlink w:anchor="_Toc211299457" w:history="1">
+      <w:hyperlink w:anchor="_Toc211646429" w:history="1">
         <w:r>
           <w:rPr>
             <w:rStyle w:val="Hyperlink"/>
             <w:noProof/>
           </w:rPr>
-          <w:t>4.7.1.</w:t>
+          <w:t>5.2.1.</w:t>
         </w:r>
         <w:r>
           <w:rPr>
@@ -4769,7 +5043,7 @@
             <w:rStyle w:val="Hyperlink"/>
             <w:noProof/>
           </w:rPr>
-          <w:t>Challenges</w:t>
+          <w:t>Set up</w:t>
         </w:r>
         <w:r>
           <w:rPr>
@@ -4790,7 +5064,7 @@
             <w:noProof/>
             <w:webHidden/>
           </w:rPr>
-          <w:instrText xml:space="preserve"> PAGEREF _Toc211299457 \h </w:instrText>
+          <w:instrText xml:space="preserve"> PAGEREF _Toc211646429 \h </w:instrText>
         </w:r>
         <w:r>
           <w:rPr>
@@ -4810,7 +5084,107 @@
             <w:noProof/>
             <w:webHidden/>
           </w:rPr>
-          <w:t>5</w:t>
+          <w:t>9</w:t>
+        </w:r>
+        <w:r>
+          <w:rPr>
+            <w:noProof/>
+            <w:webHidden/>
+          </w:rPr>
+          <w:fldChar w:fldCharType="end"/>
+        </w:r>
+      </w:hyperlink>
+    </w:p>
+    <w:p>
+      <w:pPr>
+        <w:pStyle w:val="TOC3"/>
+        <w:tabs>
+          <w:tab w:val="left" w:pos="1440"/>
+          <w:tab w:val="right" w:leader="dot" w:pos="9064"/>
+        </w:tabs>
+        <w:rPr>
+          <w:rFonts w:asciiTheme="minorHAnsi" w:eastAsiaTheme="minorEastAsia" w:hAnsiTheme="minorHAnsi" w:cstheme="minorBidi"/>
+          <w:b w:val="0"/>
+          <w:bCs w:val="0"/>
+          <w:i w:val="0"/>
+          <w:noProof/>
+          <w:kern w:val="2"/>
+          <w:sz w:val="24"/>
+          <w:szCs w:val="24"/>
+          <w:lang w:eastAsia="en-NZ"/>
+          <w14:ligatures w14:val="standardContextual"/>
+        </w:rPr>
+      </w:pPr>
+      <w:hyperlink w:anchor="_Toc211646430" w:history="1">
+        <w:r>
+          <w:rPr>
+            <w:rStyle w:val="Hyperlink"/>
+            <w:noProof/>
+          </w:rPr>
+          <w:t>5.2.2.</w:t>
+        </w:r>
+        <w:r>
+          <w:rPr>
+            <w:rFonts w:asciiTheme="minorHAnsi" w:eastAsiaTheme="minorEastAsia" w:hAnsiTheme="minorHAnsi" w:cstheme="minorBidi"/>
+            <w:b w:val="0"/>
+            <w:bCs w:val="0"/>
+            <w:i w:val="0"/>
+            <w:noProof/>
+            <w:kern w:val="2"/>
+            <w:sz w:val="24"/>
+            <w:szCs w:val="24"/>
+            <w:lang w:eastAsia="en-NZ"/>
+            <w14:ligatures w14:val="standardContextual"/>
+          </w:rPr>
+          <w:tab/>
+        </w:r>
+        <w:r>
+          <w:rPr>
+            <w:rStyle w:val="Hyperlink"/>
+            <w:noProof/>
+          </w:rPr>
+          <w:t>Autonomy</w:t>
+        </w:r>
+        <w:r>
+          <w:rPr>
+            <w:noProof/>
+            <w:webHidden/>
+          </w:rPr>
+          <w:tab/>
+        </w:r>
+        <w:r>
+          <w:rPr>
+            <w:noProof/>
+            <w:webHidden/>
+          </w:rPr>
+          <w:fldChar w:fldCharType="begin"/>
+        </w:r>
+        <w:r>
+          <w:rPr>
+            <w:noProof/>
+            <w:webHidden/>
+          </w:rPr>
+          <w:instrText xml:space="preserve"> PAGEREF _Toc211646430 \h </w:instrText>
+        </w:r>
+        <w:r>
+          <w:rPr>
+            <w:noProof/>
+            <w:webHidden/>
+          </w:rPr>
+        </w:r>
+        <w:r>
+          <w:rPr>
+            <w:noProof/>
+            <w:webHidden/>
+          </w:rPr>
+          <w:fldChar w:fldCharType="separate"/>
+        </w:r>
+        <w:r>
+          <w:rPr>
+            <w:noProof/>
+            <w:webHidden/>
+          </w:rPr>
+          <w:t>9</w:t>
         </w:r>
         <w:r>
           <w:rPr>
@@ -4838,13 +5212,13 @@
           <w14:ligatures w14:val="standardContextual"/>
         </w:rPr>
       </w:pPr>
-      <w:hyperlink w:anchor="_Toc211299458" w:history="1">
+      <w:hyperlink w:anchor="_Toc211646431" w:history="1">
         <w:r>
           <w:rPr>
             <w:rStyle w:val="Hyperlink"/>
             <w:noProof/>
           </w:rPr>
-          <w:t>5.</w:t>
+          <w:t>6.</w:t>
         </w:r>
         <w:r>
           <w:rPr>
@@ -4863,7 +5237,7 @@
             <w:rStyle w:val="Hyperlink"/>
             <w:noProof/>
           </w:rPr>
-          <w:t>Methodology</w:t>
+          <w:t>Power Results</w:t>
         </w:r>
         <w:r>
           <w:rPr>
@@ -4884,7 +5258,7 @@
             <w:noProof/>
             <w:webHidden/>
           </w:rPr>
-          <w:instrText xml:space="preserve"> PAGEREF _Toc211299458 \h </w:instrText>
+          <w:instrText xml:space="preserve"> PAGEREF _Toc211646431 \h </w:instrText>
         </w:r>
         <w:r>
           <w:rPr>
@@ -4904,7 +5278,7 @@
             <w:noProof/>
             <w:webHidden/>
           </w:rPr>
-          <w:t>5</w:t>
+          <w:t>9</w:t>
         </w:r>
         <w:r>
           <w:rPr>
@@ -4930,13 +5304,13 @@
           <w14:ligatures w14:val="standardContextual"/>
         </w:rPr>
       </w:pPr>
-      <w:hyperlink w:anchor="_Toc211299459" w:history="1">
+      <w:hyperlink w:anchor="_Toc211646432" w:history="1">
         <w:r>
           <w:rPr>
             <w:rStyle w:val="Hyperlink"/>
             <w:noProof/>
           </w:rPr>
-          <w:t>5.1.</w:t>
+          <w:t>6.1.</w:t>
         </w:r>
         <w:r>
           <w:rPr>
@@ -4953,7 +5327,7 @@
             <w:rStyle w:val="Hyperlink"/>
             <w:noProof/>
           </w:rPr>
-          <w:t>Lab Testing</w:t>
+          <w:t>Lab Results</w:t>
         </w:r>
         <w:r>
           <w:rPr>
@@ -4974,7 +5348,7 @@
             <w:noProof/>
             <w:webHidden/>
           </w:rPr>
-          <w:instrText xml:space="preserve"> PAGEREF _Toc211299459 \h </w:instrText>
+          <w:instrText xml:space="preserve"> PAGEREF _Toc211646432 \h </w:instrText>
         </w:r>
         <w:r>
           <w:rPr>
@@ -4994,7 +5368,7 @@
             <w:noProof/>
             <w:webHidden/>
           </w:rPr>
-          <w:t>5</w:t>
+          <w:t>9</w:t>
         </w:r>
         <w:r>
           <w:rPr>
@@ -5020,13 +5394,13 @@
           <w14:ligatures w14:val="standardContextual"/>
         </w:rPr>
       </w:pPr>
-      <w:hyperlink w:anchor="_Toc211299460" w:history="1">
+      <w:hyperlink w:anchor="_Toc211646433" w:history="1">
         <w:r>
           <w:rPr>
             <w:rStyle w:val="Hyperlink"/>
             <w:noProof/>
           </w:rPr>
-          <w:t>5.2.</w:t>
+          <w:t>6.2.</w:t>
         </w:r>
         <w:r>
           <w:rPr>
@@ -5043,7 +5417,7 @@
             <w:rStyle w:val="Hyperlink"/>
             <w:noProof/>
           </w:rPr>
-          <w:t>Field Testing</w:t>
+          <w:t>Field Results</w:t>
         </w:r>
         <w:r>
           <w:rPr>
@@ -5064,7 +5438,7 @@
             <w:noProof/>
             <w:webHidden/>
           </w:rPr>
-          <w:instrText xml:space="preserve"> PAGEREF _Toc211299460 \h </w:instrText>
+          <w:instrText xml:space="preserve"> PAGEREF _Toc211646433 \h </w:instrText>
         </w:r>
         <w:r>
           <w:rPr>
@@ -5084,7 +5458,7 @@
             <w:noProof/>
             <w:webHidden/>
           </w:rPr>
-          <w:t>5</w:t>
+          <w:t>9</w:t>
         </w:r>
         <w:r>
           <w:rPr>
@@ -5112,13 +5486,13 @@
           <w14:ligatures w14:val="standardContextual"/>
         </w:rPr>
       </w:pPr>
-      <w:hyperlink w:anchor="_Toc211299461" w:history="1">
+      <w:hyperlink w:anchor="_Toc211646434" w:history="1">
         <w:r>
           <w:rPr>
             <w:rStyle w:val="Hyperlink"/>
             <w:noProof/>
           </w:rPr>
-          <w:t>6.</w:t>
+          <w:t>7.</w:t>
         </w:r>
         <w:r>
           <w:rPr>
@@ -5137,7 +5511,7 @@
             <w:rStyle w:val="Hyperlink"/>
             <w:noProof/>
           </w:rPr>
-          <w:t>Power Results</w:t>
+          <w:t>Discussion</w:t>
         </w:r>
         <w:r>
           <w:rPr>
@@ -5158,7 +5532,7 @@
             <w:noProof/>
             <w:webHidden/>
           </w:rPr>
-          <w:instrText xml:space="preserve"> PAGEREF _Toc211299461 \h </w:instrText>
+          <w:instrText xml:space="preserve"> PAGEREF _Toc211646434 \h </w:instrText>
         </w:r>
         <w:r>
           <w:rPr>
@@ -5178,7 +5552,7 @@
             <w:noProof/>
             <w:webHidden/>
           </w:rPr>
-          <w:t>5</w:t>
+          <w:t>10</w:t>
         </w:r>
         <w:r>
           <w:rPr>
@@ -5204,13 +5578,13 @@
           <w14:ligatures w14:val="standardContextual"/>
         </w:rPr>
       </w:pPr>
-      <w:hyperlink w:anchor="_Toc211299462" w:history="1">
+      <w:hyperlink w:anchor="_Toc211646435" w:history="1">
         <w:r>
           <w:rPr>
             <w:rStyle w:val="Hyperlink"/>
             <w:noProof/>
           </w:rPr>
-          <w:t>6.1.</w:t>
+          <w:t>7.1.</w:t>
         </w:r>
         <w:r>
           <w:rPr>
@@ -5227,7 +5601,7 @@
             <w:rStyle w:val="Hyperlink"/>
             <w:noProof/>
           </w:rPr>
-          <w:t>Lab Testing</w:t>
+          <w:t>Current Draw</w:t>
         </w:r>
         <w:r>
           <w:rPr>
@@ -5248,7 +5622,7 @@
             <w:noProof/>
             <w:webHidden/>
           </w:rPr>
-          <w:instrText xml:space="preserve"> PAGEREF _Toc211299462 \h </w:instrText>
+          <w:instrText xml:space="preserve"> PAGEREF _Toc211646435 \h </w:instrText>
         </w:r>
         <w:r>
           <w:rPr>
@@ -5268,7 +5642,7 @@
             <w:noProof/>
             <w:webHidden/>
           </w:rPr>
-          <w:t>5</w:t>
+          <w:t>10</w:t>
         </w:r>
         <w:r>
           <w:rPr>
@@ -5294,13 +5668,13 @@
           <w14:ligatures w14:val="standardContextual"/>
         </w:rPr>
       </w:pPr>
-      <w:hyperlink w:anchor="_Toc211299463" w:history="1">
+      <w:hyperlink w:anchor="_Toc211646436" w:history="1">
         <w:r>
           <w:rPr>
             <w:rStyle w:val="Hyperlink"/>
             <w:noProof/>
           </w:rPr>
-          <w:t>6.2.</w:t>
+          <w:t>7.2.</w:t>
         </w:r>
         <w:r>
           <w:rPr>
@@ -5317,7 +5691,7 @@
             <w:rStyle w:val="Hyperlink"/>
             <w:noProof/>
           </w:rPr>
-          <w:t>Field Testing</w:t>
+          <w:t>Calculating Solar Power</w:t>
         </w:r>
         <w:r>
           <w:rPr>
@@ -5338,7 +5712,7 @@
             <w:noProof/>
             <w:webHidden/>
           </w:rPr>
-          <w:instrText xml:space="preserve"> PAGEREF _Toc211299463 \h </w:instrText>
+          <w:instrText xml:space="preserve"> PAGEREF _Toc211646436 \h </w:instrText>
         </w:r>
         <w:r>
           <w:rPr>
@@ -5358,7 +5732,277 @@
             <w:noProof/>
             <w:webHidden/>
           </w:rPr>
-          <w:t>5</w:t>
+          <w:t>10</w:t>
+        </w:r>
+        <w:r>
+          <w:rPr>
+            <w:noProof/>
+            <w:webHidden/>
+          </w:rPr>
+          <w:fldChar w:fldCharType="end"/>
+        </w:r>
+      </w:hyperlink>
+    </w:p>
+    <w:p>
+      <w:pPr>
+        <w:pStyle w:val="TOC2"/>
+        <w:tabs>
+          <w:tab w:val="left" w:pos="1200"/>
+          <w:tab w:val="right" w:leader="dot" w:pos="9064"/>
+        </w:tabs>
+        <w:rPr>
+          <w:rFonts w:asciiTheme="minorHAnsi" w:eastAsiaTheme="minorEastAsia" w:hAnsiTheme="minorHAnsi" w:cstheme="minorBidi"/>
+          <w:noProof/>
+          <w:kern w:val="2"/>
+          <w:lang w:eastAsia="en-NZ"/>
+          <w14:ligatures w14:val="standardContextual"/>
+        </w:rPr>
+      </w:pPr>
+      <w:hyperlink w:anchor="_Toc211646437" w:history="1">
+        <w:r>
+          <w:rPr>
+            <w:rStyle w:val="Hyperlink"/>
+            <w:noProof/>
+          </w:rPr>
+          <w:t>7.3.</w:t>
+        </w:r>
+        <w:r>
+          <w:rPr>
+            <w:rFonts w:asciiTheme="minorHAnsi" w:eastAsiaTheme="minorEastAsia" w:hAnsiTheme="minorHAnsi" w:cstheme="minorBidi"/>
+            <w:noProof/>
+            <w:kern w:val="2"/>
+            <w:lang w:eastAsia="en-NZ"/>
+            <w14:ligatures w14:val="standardContextual"/>
+          </w:rPr>
+          <w:tab/>
+        </w:r>
+        <w:r>
+          <w:rPr>
+            <w:rStyle w:val="Hyperlink"/>
+            <w:noProof/>
+          </w:rPr>
+          <w:t>Net Energy Expenditure</w:t>
+        </w:r>
+        <w:r>
+          <w:rPr>
+            <w:noProof/>
+            <w:webHidden/>
+          </w:rPr>
+          <w:tab/>
+        </w:r>
+        <w:r>
+          <w:rPr>
+            <w:noProof/>
+            <w:webHidden/>
+          </w:rPr>
+          <w:fldChar w:fldCharType="begin"/>
+        </w:r>
+        <w:r>
+          <w:rPr>
+            <w:noProof/>
+            <w:webHidden/>
+          </w:rPr>
+          <w:instrText xml:space="preserve"> PAGEREF _Toc211646437 \h </w:instrText>
+        </w:r>
+        <w:r>
+          <w:rPr>
+            <w:noProof/>
+            <w:webHidden/>
+          </w:rPr>
+        </w:r>
+        <w:r>
+          <w:rPr>
+            <w:noProof/>
+            <w:webHidden/>
+          </w:rPr>
+          <w:fldChar w:fldCharType="separate"/>
+        </w:r>
+        <w:r>
+          <w:rPr>
+            <w:noProof/>
+            <w:webHidden/>
+          </w:rPr>
+          <w:t>10</w:t>
+        </w:r>
+        <w:r>
+          <w:rPr>
+            <w:noProof/>
+            <w:webHidden/>
+          </w:rPr>
+          <w:fldChar w:fldCharType="end"/>
+        </w:r>
+      </w:hyperlink>
+    </w:p>
+    <w:p>
+      <w:pPr>
+        <w:pStyle w:val="TOC2"/>
+        <w:tabs>
+          <w:tab w:val="left" w:pos="1200"/>
+          <w:tab w:val="right" w:leader="dot" w:pos="9064"/>
+        </w:tabs>
+        <w:rPr>
+          <w:rFonts w:asciiTheme="minorHAnsi" w:eastAsiaTheme="minorEastAsia" w:hAnsiTheme="minorHAnsi" w:cstheme="minorBidi"/>
+          <w:noProof/>
+          <w:kern w:val="2"/>
+          <w:lang w:eastAsia="en-NZ"/>
+          <w14:ligatures w14:val="standardContextual"/>
+        </w:rPr>
+      </w:pPr>
+      <w:hyperlink w:anchor="_Toc211646438" w:history="1">
+        <w:r>
+          <w:rPr>
+            <w:rStyle w:val="Hyperlink"/>
+            <w:noProof/>
+          </w:rPr>
+          <w:t>7.4.</w:t>
+        </w:r>
+        <w:r>
+          <w:rPr>
+            <w:rFonts w:asciiTheme="minorHAnsi" w:eastAsiaTheme="minorEastAsia" w:hAnsiTheme="minorHAnsi" w:cstheme="minorBidi"/>
+            <w:noProof/>
+            <w:kern w:val="2"/>
+            <w:lang w:eastAsia="en-NZ"/>
+            <w14:ligatures w14:val="standardContextual"/>
+          </w:rPr>
+          <w:tab/>
+        </w:r>
+        <w:r>
+          <w:rPr>
+            <w:rStyle w:val="Hyperlink"/>
+            <w:noProof/>
+          </w:rPr>
+          <w:t>Deployment Implications</w:t>
+        </w:r>
+        <w:r>
+          <w:rPr>
+            <w:noProof/>
+            <w:webHidden/>
+          </w:rPr>
+          <w:tab/>
+        </w:r>
+        <w:r>
+          <w:rPr>
+            <w:noProof/>
+            <w:webHidden/>
+          </w:rPr>
+          <w:fldChar w:fldCharType="begin"/>
+        </w:r>
+        <w:r>
+          <w:rPr>
+            <w:noProof/>
+            <w:webHidden/>
+          </w:rPr>
+          <w:instrText xml:space="preserve"> PAGEREF _Toc211646438 \h </w:instrText>
+        </w:r>
+        <w:r>
+          <w:rPr>
+            <w:noProof/>
+            <w:webHidden/>
+          </w:rPr>
+        </w:r>
+        <w:r>
+          <w:rPr>
+            <w:noProof/>
+            <w:webHidden/>
+          </w:rPr>
+          <w:fldChar w:fldCharType="separate"/>
+        </w:r>
+        <w:r>
+          <w:rPr>
+            <w:noProof/>
+            <w:webHidden/>
+          </w:rPr>
+          <w:t>10</w:t>
+        </w:r>
+        <w:r>
+          <w:rPr>
+            <w:noProof/>
+            <w:webHidden/>
+          </w:rPr>
+          <w:fldChar w:fldCharType="end"/>
+        </w:r>
+      </w:hyperlink>
+    </w:p>
+    <w:p>
+      <w:pPr>
+        <w:pStyle w:val="TOC2"/>
+        <w:tabs>
+          <w:tab w:val="left" w:pos="1200"/>
+          <w:tab w:val="right" w:leader="dot" w:pos="9064"/>
+        </w:tabs>
+        <w:rPr>
+          <w:rFonts w:asciiTheme="minorHAnsi" w:eastAsiaTheme="minorEastAsia" w:hAnsiTheme="minorHAnsi" w:cstheme="minorBidi"/>
+          <w:noProof/>
+          <w:kern w:val="2"/>
+          <w:lang w:eastAsia="en-NZ"/>
+          <w14:ligatures w14:val="standardContextual"/>
+        </w:rPr>
+      </w:pPr>
+      <w:hyperlink w:anchor="_Toc211646439" w:history="1">
+        <w:r>
+          <w:rPr>
+            <w:rStyle w:val="Hyperlink"/>
+            <w:noProof/>
+          </w:rPr>
+          <w:t>7.5.</w:t>
+        </w:r>
+        <w:r>
+          <w:rPr>
+            <w:rFonts w:asciiTheme="minorHAnsi" w:eastAsiaTheme="minorEastAsia" w:hAnsiTheme="minorHAnsi" w:cstheme="minorBidi"/>
+            <w:noProof/>
+            <w:kern w:val="2"/>
+            <w:lang w:eastAsia="en-NZ"/>
+            <w14:ligatures w14:val="standardContextual"/>
+          </w:rPr>
+          <w:tab/>
+        </w:r>
+        <w:r>
+          <w:rPr>
+            <w:rStyle w:val="Hyperlink"/>
+            <w:noProof/>
+          </w:rPr>
+          <w:t>Challenges</w:t>
+        </w:r>
+        <w:r>
+          <w:rPr>
+            <w:noProof/>
+            <w:webHidden/>
+          </w:rPr>
+          <w:tab/>
+        </w:r>
+        <w:r>
+          <w:rPr>
+            <w:noProof/>
+            <w:webHidden/>
+          </w:rPr>
+          <w:fldChar w:fldCharType="begin"/>
+        </w:r>
+        <w:r>
+          <w:rPr>
+            <w:noProof/>
+            <w:webHidden/>
+          </w:rPr>
+          <w:instrText xml:space="preserve"> PAGEREF _Toc211646439 \h </w:instrText>
+        </w:r>
+        <w:r>
+          <w:rPr>
+            <w:noProof/>
+            <w:webHidden/>
+          </w:rPr>
+        </w:r>
+        <w:r>
+          <w:rPr>
+            <w:noProof/>
+            <w:webHidden/>
+          </w:rPr>
+          <w:fldChar w:fldCharType="separate"/>
+        </w:r>
+        <w:r>
+          <w:rPr>
+            <w:noProof/>
+            <w:webHidden/>
+          </w:rPr>
+          <w:t>10</w:t>
         </w:r>
         <w:r>
           <w:rPr>
@@ -5386,13 +6030,13 @@
           <w14:ligatures w14:val="standardContextual"/>
         </w:rPr>
       </w:pPr>
-      <w:hyperlink w:anchor="_Toc211299464" w:history="1">
+      <w:hyperlink w:anchor="_Toc211646440" w:history="1">
         <w:r>
           <w:rPr>
             <w:rStyle w:val="Hyperlink"/>
             <w:noProof/>
           </w:rPr>
-          <w:t>7.</w:t>
+          <w:t>9.</w:t>
         </w:r>
         <w:r>
           <w:rPr>
@@ -5411,7 +6055,7 @@
             <w:rStyle w:val="Hyperlink"/>
             <w:noProof/>
           </w:rPr>
-          <w:t>Results Analysis</w:t>
+          <w:t>Future Works</w:t>
         </w:r>
         <w:r>
           <w:rPr>
@@ -5432,7 +6076,7 @@
             <w:noProof/>
             <w:webHidden/>
           </w:rPr>
-          <w:instrText xml:space="preserve"> PAGEREF _Toc211299464 \h </w:instrText>
+          <w:instrText xml:space="preserve"> PAGEREF _Toc211646440 \h </w:instrText>
         </w:r>
         <w:r>
           <w:rPr>
@@ -5452,7 +6096,7 @@
             <w:noProof/>
             <w:webHidden/>
           </w:rPr>
-          <w:t>5</w:t>
+          <w:t>10</w:t>
         </w:r>
         <w:r>
           <w:rPr>
@@ -5465,369 +6109,9 @@
     </w:p>
     <w:p>
       <w:pPr>
-        <w:pStyle w:val="TOC2"/>
+        <w:pStyle w:val="TOC1"/>
         <w:tabs>
           <w:tab w:val="left" w:pos="1200"/>
-          <w:tab w:val="right" w:leader="dot" w:pos="9064"/>
-        </w:tabs>
-        <w:rPr>
-          <w:rFonts w:asciiTheme="minorHAnsi" w:eastAsiaTheme="minorEastAsia" w:hAnsiTheme="minorHAnsi" w:cstheme="minorBidi"/>
-          <w:noProof/>
-          <w:kern w:val="2"/>
-          <w:lang w:eastAsia="en-NZ"/>
-          <w14:ligatures w14:val="standardContextual"/>
-        </w:rPr>
-      </w:pPr>
-      <w:hyperlink w:anchor="_Toc211299465" w:history="1">
-        <w:r>
-          <w:rPr>
-            <w:rStyle w:val="Hyperlink"/>
-            <w:noProof/>
-          </w:rPr>
-          <w:t>7.1.</w:t>
-        </w:r>
-        <w:r>
-          <w:rPr>
-            <w:rFonts w:asciiTheme="minorHAnsi" w:eastAsiaTheme="minorEastAsia" w:hAnsiTheme="minorHAnsi" w:cstheme="minorBidi"/>
-            <w:noProof/>
-            <w:kern w:val="2"/>
-            <w:lang w:eastAsia="en-NZ"/>
-            <w14:ligatures w14:val="standardContextual"/>
-          </w:rPr>
-          <w:tab/>
-        </w:r>
-        <w:r>
-          <w:rPr>
-            <w:rStyle w:val="Hyperlink"/>
-            <w:noProof/>
-          </w:rPr>
-          <w:t>Total Current Draw</w:t>
-        </w:r>
-        <w:r>
-          <w:rPr>
-            <w:noProof/>
-            <w:webHidden/>
-          </w:rPr>
-          <w:tab/>
-        </w:r>
-        <w:r>
-          <w:rPr>
-            <w:noProof/>
-            <w:webHidden/>
-          </w:rPr>
-          <w:fldChar w:fldCharType="begin"/>
-        </w:r>
-        <w:r>
-          <w:rPr>
-            <w:noProof/>
-            <w:webHidden/>
-          </w:rPr>
-          <w:instrText xml:space="preserve"> PAGEREF _Toc211299465 \h </w:instrText>
-        </w:r>
-        <w:r>
-          <w:rPr>
-            <w:noProof/>
-            <w:webHidden/>
-          </w:rPr>
-        </w:r>
-        <w:r>
-          <w:rPr>
-            <w:noProof/>
-            <w:webHidden/>
-          </w:rPr>
-          <w:fldChar w:fldCharType="separate"/>
-        </w:r>
-        <w:r>
-          <w:rPr>
-            <w:noProof/>
-            <w:webHidden/>
-          </w:rPr>
-          <w:t>5</w:t>
-        </w:r>
-        <w:r>
-          <w:rPr>
-            <w:noProof/>
-            <w:webHidden/>
-          </w:rPr>
-          <w:fldChar w:fldCharType="end"/>
-        </w:r>
-      </w:hyperlink>
-    </w:p>
-    <w:p>
-      <w:pPr>
-        <w:pStyle w:val="TOC2"/>
-        <w:tabs>
-          <w:tab w:val="left" w:pos="1200"/>
-          <w:tab w:val="right" w:leader="dot" w:pos="9064"/>
-        </w:tabs>
-        <w:rPr>
-          <w:rFonts w:asciiTheme="minorHAnsi" w:eastAsiaTheme="minorEastAsia" w:hAnsiTheme="minorHAnsi" w:cstheme="minorBidi"/>
-          <w:noProof/>
-          <w:kern w:val="2"/>
-          <w:lang w:eastAsia="en-NZ"/>
-          <w14:ligatures w14:val="standardContextual"/>
-        </w:rPr>
-      </w:pPr>
-      <w:hyperlink w:anchor="_Toc211299466" w:history="1">
-        <w:r>
-          <w:rPr>
-            <w:rStyle w:val="Hyperlink"/>
-            <w:noProof/>
-          </w:rPr>
-          <w:t>7.2.</w:t>
-        </w:r>
-        <w:r>
-          <w:rPr>
-            <w:rFonts w:asciiTheme="minorHAnsi" w:eastAsiaTheme="minorEastAsia" w:hAnsiTheme="minorHAnsi" w:cstheme="minorBidi"/>
-            <w:noProof/>
-            <w:kern w:val="2"/>
-            <w:lang w:eastAsia="en-NZ"/>
-            <w14:ligatures w14:val="standardContextual"/>
-          </w:rPr>
-          <w:tab/>
-        </w:r>
-        <w:r>
-          <w:rPr>
-            <w:rStyle w:val="Hyperlink"/>
-            <w:noProof/>
-          </w:rPr>
-          <w:t>Calculating Solar Power</w:t>
-        </w:r>
-        <w:r>
-          <w:rPr>
-            <w:noProof/>
-            <w:webHidden/>
-          </w:rPr>
-          <w:tab/>
-        </w:r>
-        <w:r>
-          <w:rPr>
-            <w:noProof/>
-            <w:webHidden/>
-          </w:rPr>
-          <w:fldChar w:fldCharType="begin"/>
-        </w:r>
-        <w:r>
-          <w:rPr>
-            <w:noProof/>
-            <w:webHidden/>
-          </w:rPr>
-          <w:instrText xml:space="preserve"> PAGEREF _Toc211299466 \h </w:instrText>
-        </w:r>
-        <w:r>
-          <w:rPr>
-            <w:noProof/>
-            <w:webHidden/>
-          </w:rPr>
-        </w:r>
-        <w:r>
-          <w:rPr>
-            <w:noProof/>
-            <w:webHidden/>
-          </w:rPr>
-          <w:fldChar w:fldCharType="separate"/>
-        </w:r>
-        <w:r>
-          <w:rPr>
-            <w:noProof/>
-            <w:webHidden/>
-          </w:rPr>
-          <w:t>5</w:t>
-        </w:r>
-        <w:r>
-          <w:rPr>
-            <w:noProof/>
-            <w:webHidden/>
-          </w:rPr>
-          <w:fldChar w:fldCharType="end"/>
-        </w:r>
-      </w:hyperlink>
-    </w:p>
-    <w:p>
-      <w:pPr>
-        <w:pStyle w:val="TOC2"/>
-        <w:tabs>
-          <w:tab w:val="left" w:pos="1200"/>
-          <w:tab w:val="right" w:leader="dot" w:pos="9064"/>
-        </w:tabs>
-        <w:rPr>
-          <w:rFonts w:asciiTheme="minorHAnsi" w:eastAsiaTheme="minorEastAsia" w:hAnsiTheme="minorHAnsi" w:cstheme="minorBidi"/>
-          <w:noProof/>
-          <w:kern w:val="2"/>
-          <w:lang w:eastAsia="en-NZ"/>
-          <w14:ligatures w14:val="standardContextual"/>
-        </w:rPr>
-      </w:pPr>
-      <w:hyperlink w:anchor="_Toc211299467" w:history="1">
-        <w:r>
-          <w:rPr>
-            <w:rStyle w:val="Hyperlink"/>
-            <w:noProof/>
-          </w:rPr>
-          <w:t>7.3.</w:t>
-        </w:r>
-        <w:r>
-          <w:rPr>
-            <w:rFonts w:asciiTheme="minorHAnsi" w:eastAsiaTheme="minorEastAsia" w:hAnsiTheme="minorHAnsi" w:cstheme="minorBidi"/>
-            <w:noProof/>
-            <w:kern w:val="2"/>
-            <w:lang w:eastAsia="en-NZ"/>
-            <w14:ligatures w14:val="standardContextual"/>
-          </w:rPr>
-          <w:tab/>
-        </w:r>
-        <w:r>
-          <w:rPr>
-            <w:rStyle w:val="Hyperlink"/>
-            <w:noProof/>
-          </w:rPr>
-          <w:t>Net Energy Expenditure</w:t>
-        </w:r>
-        <w:r>
-          <w:rPr>
-            <w:noProof/>
-            <w:webHidden/>
-          </w:rPr>
-          <w:tab/>
-        </w:r>
-        <w:r>
-          <w:rPr>
-            <w:noProof/>
-            <w:webHidden/>
-          </w:rPr>
-          <w:fldChar w:fldCharType="begin"/>
-        </w:r>
-        <w:r>
-          <w:rPr>
-            <w:noProof/>
-            <w:webHidden/>
-          </w:rPr>
-          <w:instrText xml:space="preserve"> PAGEREF _Toc211299467 \h </w:instrText>
-        </w:r>
-        <w:r>
-          <w:rPr>
-            <w:noProof/>
-            <w:webHidden/>
-          </w:rPr>
-        </w:r>
-        <w:r>
-          <w:rPr>
-            <w:noProof/>
-            <w:webHidden/>
-          </w:rPr>
-          <w:fldChar w:fldCharType="separate"/>
-        </w:r>
-        <w:r>
-          <w:rPr>
-            <w:noProof/>
-            <w:webHidden/>
-          </w:rPr>
-          <w:t>5</w:t>
-        </w:r>
-        <w:r>
-          <w:rPr>
-            <w:noProof/>
-            <w:webHidden/>
-          </w:rPr>
-          <w:fldChar w:fldCharType="end"/>
-        </w:r>
-      </w:hyperlink>
-    </w:p>
-    <w:p>
-      <w:pPr>
-        <w:pStyle w:val="TOC2"/>
-        <w:tabs>
-          <w:tab w:val="left" w:pos="1200"/>
-          <w:tab w:val="right" w:leader="dot" w:pos="9064"/>
-        </w:tabs>
-        <w:rPr>
-          <w:rFonts w:asciiTheme="minorHAnsi" w:eastAsiaTheme="minorEastAsia" w:hAnsiTheme="minorHAnsi" w:cstheme="minorBidi"/>
-          <w:noProof/>
-          <w:kern w:val="2"/>
-          <w:lang w:eastAsia="en-NZ"/>
-          <w14:ligatures w14:val="standardContextual"/>
-        </w:rPr>
-      </w:pPr>
-      <w:hyperlink w:anchor="_Toc211299468" w:history="1">
-        <w:r>
-          <w:rPr>
-            <w:rStyle w:val="Hyperlink"/>
-            <w:noProof/>
-          </w:rPr>
-          <w:t>7.4.</w:t>
-        </w:r>
-        <w:r>
-          <w:rPr>
-            <w:rFonts w:asciiTheme="minorHAnsi" w:eastAsiaTheme="minorEastAsia" w:hAnsiTheme="minorHAnsi" w:cstheme="minorBidi"/>
-            <w:noProof/>
-            <w:kern w:val="2"/>
-            <w:lang w:eastAsia="en-NZ"/>
-            <w14:ligatures w14:val="standardContextual"/>
-          </w:rPr>
-          <w:tab/>
-        </w:r>
-        <w:r>
-          <w:rPr>
-            <w:rStyle w:val="Hyperlink"/>
-            <w:noProof/>
-          </w:rPr>
-          <w:t>Design Implications</w:t>
-        </w:r>
-        <w:r>
-          <w:rPr>
-            <w:noProof/>
-            <w:webHidden/>
-          </w:rPr>
-          <w:tab/>
-        </w:r>
-        <w:r>
-          <w:rPr>
-            <w:noProof/>
-            <w:webHidden/>
-          </w:rPr>
-          <w:fldChar w:fldCharType="begin"/>
-        </w:r>
-        <w:r>
-          <w:rPr>
-            <w:noProof/>
-            <w:webHidden/>
-          </w:rPr>
-          <w:instrText xml:space="preserve"> PAGEREF _Toc211299468 \h </w:instrText>
-        </w:r>
-        <w:r>
-          <w:rPr>
-            <w:noProof/>
-            <w:webHidden/>
-          </w:rPr>
-        </w:r>
-        <w:r>
-          <w:rPr>
-            <w:noProof/>
-            <w:webHidden/>
-          </w:rPr>
-          <w:fldChar w:fldCharType="separate"/>
-        </w:r>
-        <w:r>
-          <w:rPr>
-            <w:noProof/>
-            <w:webHidden/>
-          </w:rPr>
-          <w:t>5</w:t>
-        </w:r>
-        <w:r>
-          <w:rPr>
-            <w:noProof/>
-            <w:webHidden/>
-          </w:rPr>
-          <w:fldChar w:fldCharType="end"/>
-        </w:r>
-      </w:hyperlink>
-    </w:p>
-    <w:p>
-      <w:pPr>
-        <w:pStyle w:val="TOC1"/>
-        <w:tabs>
-          <w:tab w:val="left" w:pos="960"/>
           <w:tab w:val="right" w:leader="dot" w:pos="9064"/>
         </w:tabs>
         <w:rPr>
@@ -5840,13 +6124,13 @@
           <w14:ligatures w14:val="standardContextual"/>
         </w:rPr>
       </w:pPr>
-      <w:hyperlink w:anchor="_Toc211299469" w:history="1">
+      <w:hyperlink w:anchor="_Toc211646441" w:history="1">
         <w:r>
           <w:rPr>
             <w:rStyle w:val="Hyperlink"/>
             <w:noProof/>
           </w:rPr>
-          <w:t>8.</w:t>
+          <w:t>10.</w:t>
         </w:r>
         <w:r>
           <w:rPr>
@@ -5865,7 +6149,7 @@
             <w:rStyle w:val="Hyperlink"/>
             <w:noProof/>
           </w:rPr>
-          <w:t>Future Works</w:t>
+          <w:t>Conclusion</w:t>
         </w:r>
         <w:r>
           <w:rPr>
@@ -5886,7 +6170,7 @@
             <w:noProof/>
             <w:webHidden/>
           </w:rPr>
-          <w:instrText xml:space="preserve"> PAGEREF _Toc211299469 \h </w:instrText>
+          <w:instrText xml:space="preserve"> PAGEREF _Toc211646441 \h </w:instrText>
         </w:r>
         <w:r>
           <w:rPr>
@@ -5906,7 +6190,7 @@
             <w:noProof/>
             <w:webHidden/>
           </w:rPr>
-          <w:t>5</w:t>
+          <w:t>10</w:t>
         </w:r>
         <w:r>
           <w:rPr>
@@ -5921,7 +6205,6 @@
       <w:pPr>
         <w:pStyle w:val="TOC1"/>
         <w:tabs>
-          <w:tab w:val="left" w:pos="960"/>
           <w:tab w:val="right" w:leader="dot" w:pos="9064"/>
         </w:tabs>
         <w:rPr>
@@ -5934,42 +6217,23 @@
           <w14:ligatures w14:val="standardContextual"/>
         </w:rPr>
       </w:pPr>
-      <w:hyperlink w:anchor="_Toc211299470" w:history="1">
+      <w:hyperlink w:anchor="_Toc211646442" w:history="1">
         <w:r>
           <w:rPr>
             <w:rStyle w:val="Hyperlink"/>
             <w:noProof/>
           </w:rPr>
-          <w:t>9.</w:t>
-        </w:r>
-        <w:r>
-          <w:rPr>
-            <w:rFonts w:asciiTheme="minorHAnsi" w:eastAsiaTheme="minorEastAsia" w:hAnsiTheme="minorHAnsi" w:cstheme="minorBidi"/>
-            <w:b w:val="0"/>
-            <w:bCs w:val="0"/>
-            <w:noProof/>
-            <w:kern w:val="2"/>
-            <w:lang w:eastAsia="en-NZ"/>
-            <w14:ligatures w14:val="standardContextual"/>
+          <w:t>References</w:t>
+        </w:r>
+        <w:r>
+          <w:rPr>
+            <w:noProof/>
+            <w:webHidden/>
           </w:rPr>
           <w:tab/>
         </w:r>
         <w:r>
           <w:rPr>
-            <w:rStyle w:val="Hyperlink"/>
-            <w:noProof/>
-          </w:rPr>
-          <w:t>Conclusion</w:t>
-        </w:r>
-        <w:r>
-          <w:rPr>
-            <w:noProof/>
-            <w:webHidden/>
-          </w:rPr>
-          <w:tab/>
-        </w:r>
-        <w:r>
-          <w:rPr>
             <w:noProof/>
             <w:webHidden/>
           </w:rPr>
@@ -5980,7 +6244,7 @@
             <w:noProof/>
             <w:webHidden/>
           </w:rPr>
-          <w:instrText xml:space="preserve"> PAGEREF _Toc211299470 \h </w:instrText>
+          <w:instrText xml:space="preserve"> PAGEREF _Toc211646442 \h </w:instrText>
         </w:r>
         <w:r>
           <w:rPr>
@@ -6000,7 +6264,7 @@
             <w:noProof/>
             <w:webHidden/>
           </w:rPr>
-          <w:t>5</w:t>
+          <w:t>11</w:t>
         </w:r>
         <w:r>
           <w:rPr>
@@ -6027,13 +6291,28 @@
           <w14:ligatures w14:val="standardContextual"/>
         </w:rPr>
       </w:pPr>
-      <w:hyperlink w:anchor="_Toc211299471" w:history="1">
+      <w:hyperlink w:anchor="_Toc211646443" w:history="1">
         <w:r>
           <w:rPr>
             <w:rStyle w:val="Hyperlink"/>
             <w:noProof/>
           </w:rPr>
-          <w:t>References</w:t>
+          <w:t>Appendix</w:t>
+        </w:r>
+        <w:r>
+          <w:rPr>
+            <w:rStyle w:val="Hyperlink"/>
+            <w:noProof/>
+            <w:spacing w:val="36"/>
+          </w:rPr>
+          <w:t xml:space="preserve"> </w:t>
+        </w:r>
+        <w:r>
+          <w:rPr>
+            <w:rStyle w:val="Hyperlink"/>
+            <w:noProof/>
+          </w:rPr>
+          <w:t>A – System Design Diagram and Photos</w:t>
         </w:r>
         <w:r>
           <w:rPr>
@@ -6054,7 +6333,7 @@
             <w:noProof/>
             <w:webHidden/>
           </w:rPr>
-          <w:instrText xml:space="preserve"> PAGEREF _Toc211299471 \h </w:instrText>
+          <w:instrText xml:space="preserve"> PAGEREF _Toc211646443 \h </w:instrText>
         </w:r>
         <w:r>
           <w:rPr>
@@ -6074,7 +6353,439 @@
             <w:noProof/>
             <w:webHidden/>
           </w:rPr>
-          <w:t>6</w:t>
+          <w:t>12</w:t>
+        </w:r>
+        <w:r>
+          <w:rPr>
+            <w:noProof/>
+            <w:webHidden/>
+          </w:rPr>
+          <w:fldChar w:fldCharType="end"/>
+        </w:r>
+      </w:hyperlink>
+    </w:p>
+    <w:p>
+      <w:pPr>
+        <w:pStyle w:val="TOC2"/>
+        <w:tabs>
+          <w:tab w:val="right" w:leader="dot" w:pos="9064"/>
+        </w:tabs>
+        <w:rPr>
+          <w:rFonts w:asciiTheme="minorHAnsi" w:eastAsiaTheme="minorEastAsia" w:hAnsiTheme="minorHAnsi" w:cstheme="minorBidi"/>
+          <w:noProof/>
+          <w:kern w:val="2"/>
+          <w:lang w:eastAsia="en-NZ"/>
+          <w14:ligatures w14:val="standardContextual"/>
+        </w:rPr>
+      </w:pPr>
+      <w:hyperlink w:anchor="_Toc211646444" w:history="1">
+        <w:r>
+          <w:rPr>
+            <w:rStyle w:val="Hyperlink"/>
+            <w:noProof/>
+          </w:rPr>
+          <w:t>A1. Power Distribution Diagram</w:t>
+        </w:r>
+        <w:r>
+          <w:rPr>
+            <w:noProof/>
+            <w:webHidden/>
+          </w:rPr>
+          <w:tab/>
+        </w:r>
+        <w:r>
+          <w:rPr>
+            <w:noProof/>
+            <w:webHidden/>
+          </w:rPr>
+          <w:fldChar w:fldCharType="begin"/>
+        </w:r>
+        <w:r>
+          <w:rPr>
+            <w:noProof/>
+            <w:webHidden/>
+          </w:rPr>
+          <w:instrText xml:space="preserve"> PAGEREF _Toc211646444 \h </w:instrText>
+        </w:r>
+        <w:r>
+          <w:rPr>
+            <w:noProof/>
+            <w:webHidden/>
+          </w:rPr>
+        </w:r>
+        <w:r>
+          <w:rPr>
+            <w:noProof/>
+            <w:webHidden/>
+          </w:rPr>
+          <w:fldChar w:fldCharType="separate"/>
+        </w:r>
+        <w:r>
+          <w:rPr>
+            <w:noProof/>
+            <w:webHidden/>
+          </w:rPr>
+          <w:t>12</w:t>
+        </w:r>
+        <w:r>
+          <w:rPr>
+            <w:noProof/>
+            <w:webHidden/>
+          </w:rPr>
+          <w:fldChar w:fldCharType="end"/>
+        </w:r>
+      </w:hyperlink>
+    </w:p>
+    <w:p>
+      <w:pPr>
+        <w:pStyle w:val="TOC2"/>
+        <w:tabs>
+          <w:tab w:val="right" w:leader="dot" w:pos="9064"/>
+        </w:tabs>
+        <w:rPr>
+          <w:rFonts w:asciiTheme="minorHAnsi" w:eastAsiaTheme="minorEastAsia" w:hAnsiTheme="minorHAnsi" w:cstheme="minorBidi"/>
+          <w:noProof/>
+          <w:kern w:val="2"/>
+          <w:lang w:eastAsia="en-NZ"/>
+          <w14:ligatures w14:val="standardContextual"/>
+        </w:rPr>
+      </w:pPr>
+      <w:hyperlink w:anchor="_Toc211646445" w:history="1">
+        <w:r>
+          <w:rPr>
+            <w:rStyle w:val="Hyperlink"/>
+            <w:noProof/>
+          </w:rPr>
+          <w:t>A2. PCB Schematic from Altium</w:t>
+        </w:r>
+        <w:r>
+          <w:rPr>
+            <w:noProof/>
+            <w:webHidden/>
+          </w:rPr>
+          <w:tab/>
+        </w:r>
+        <w:r>
+          <w:rPr>
+            <w:noProof/>
+            <w:webHidden/>
+          </w:rPr>
+          <w:fldChar w:fldCharType="begin"/>
+        </w:r>
+        <w:r>
+          <w:rPr>
+            <w:noProof/>
+            <w:webHidden/>
+          </w:rPr>
+          <w:instrText xml:space="preserve"> PAGEREF _Toc211646445 \h </w:instrText>
+        </w:r>
+        <w:r>
+          <w:rPr>
+            <w:noProof/>
+            <w:webHidden/>
+          </w:rPr>
+        </w:r>
+        <w:r>
+          <w:rPr>
+            <w:noProof/>
+            <w:webHidden/>
+          </w:rPr>
+          <w:fldChar w:fldCharType="separate"/>
+        </w:r>
+        <w:r>
+          <w:rPr>
+            <w:noProof/>
+            <w:webHidden/>
+          </w:rPr>
+          <w:t>12</w:t>
+        </w:r>
+        <w:r>
+          <w:rPr>
+            <w:noProof/>
+            <w:webHidden/>
+          </w:rPr>
+          <w:fldChar w:fldCharType="end"/>
+        </w:r>
+      </w:hyperlink>
+    </w:p>
+    <w:p>
+      <w:pPr>
+        <w:pStyle w:val="TOC2"/>
+        <w:tabs>
+          <w:tab w:val="right" w:leader="dot" w:pos="9064"/>
+        </w:tabs>
+        <w:rPr>
+          <w:rFonts w:asciiTheme="minorHAnsi" w:eastAsiaTheme="minorEastAsia" w:hAnsiTheme="minorHAnsi" w:cstheme="minorBidi"/>
+          <w:noProof/>
+          <w:kern w:val="2"/>
+          <w:lang w:eastAsia="en-NZ"/>
+          <w14:ligatures w14:val="standardContextual"/>
+        </w:rPr>
+      </w:pPr>
+      <w:hyperlink w:anchor="_Toc211646446" w:history="1">
+        <w:r>
+          <w:rPr>
+            <w:rStyle w:val="Hyperlink"/>
+            <w:noProof/>
+          </w:rPr>
+          <w:t>A3. Full System Wiring Diagram</w:t>
+        </w:r>
+        <w:r>
+          <w:rPr>
+            <w:noProof/>
+            <w:webHidden/>
+          </w:rPr>
+          <w:tab/>
+        </w:r>
+        <w:r>
+          <w:rPr>
+            <w:noProof/>
+            <w:webHidden/>
+          </w:rPr>
+          <w:fldChar w:fldCharType="begin"/>
+        </w:r>
+        <w:r>
+          <w:rPr>
+            <w:noProof/>
+            <w:webHidden/>
+          </w:rPr>
+          <w:instrText xml:space="preserve"> PAGEREF _Toc211646446 \h </w:instrText>
+        </w:r>
+        <w:r>
+          <w:rPr>
+            <w:noProof/>
+            <w:webHidden/>
+          </w:rPr>
+        </w:r>
+        <w:r>
+          <w:rPr>
+            <w:noProof/>
+            <w:webHidden/>
+          </w:rPr>
+          <w:fldChar w:fldCharType="separate"/>
+        </w:r>
+        <w:r>
+          <w:rPr>
+            <w:noProof/>
+            <w:webHidden/>
+          </w:rPr>
+          <w:t>12</w:t>
+        </w:r>
+        <w:r>
+          <w:rPr>
+            <w:noProof/>
+            <w:webHidden/>
+          </w:rPr>
+          <w:fldChar w:fldCharType="end"/>
+        </w:r>
+      </w:hyperlink>
+    </w:p>
+    <w:p>
+      <w:pPr>
+        <w:pStyle w:val="TOC2"/>
+        <w:tabs>
+          <w:tab w:val="right" w:leader="dot" w:pos="9064"/>
+        </w:tabs>
+        <w:rPr>
+          <w:rFonts w:asciiTheme="minorHAnsi" w:eastAsiaTheme="minorEastAsia" w:hAnsiTheme="minorHAnsi" w:cstheme="minorBidi"/>
+          <w:noProof/>
+          <w:kern w:val="2"/>
+          <w:lang w:eastAsia="en-NZ"/>
+          <w14:ligatures w14:val="standardContextual"/>
+        </w:rPr>
+      </w:pPr>
+      <w:hyperlink w:anchor="_Toc211646447" w:history="1">
+        <w:r>
+          <w:rPr>
+            <w:rStyle w:val="Hyperlink"/>
+            <w:noProof/>
+          </w:rPr>
+          <w:t>A4. Physical Layout Diagram</w:t>
+        </w:r>
+        <w:r>
+          <w:rPr>
+            <w:noProof/>
+            <w:webHidden/>
+          </w:rPr>
+          <w:tab/>
+        </w:r>
+        <w:r>
+          <w:rPr>
+            <w:noProof/>
+            <w:webHidden/>
+          </w:rPr>
+          <w:fldChar w:fldCharType="begin"/>
+        </w:r>
+        <w:r>
+          <w:rPr>
+            <w:noProof/>
+            <w:webHidden/>
+          </w:rPr>
+          <w:instrText xml:space="preserve"> PAGEREF _Toc211646447 \h </w:instrText>
+        </w:r>
+        <w:r>
+          <w:rPr>
+            <w:noProof/>
+            <w:webHidden/>
+          </w:rPr>
+        </w:r>
+        <w:r>
+          <w:rPr>
+            <w:noProof/>
+            <w:webHidden/>
+          </w:rPr>
+          <w:fldChar w:fldCharType="separate"/>
+        </w:r>
+        <w:r>
+          <w:rPr>
+            <w:noProof/>
+            <w:webHidden/>
+          </w:rPr>
+          <w:t>12</w:t>
+        </w:r>
+        <w:r>
+          <w:rPr>
+            <w:noProof/>
+            <w:webHidden/>
+          </w:rPr>
+          <w:fldChar w:fldCharType="end"/>
+        </w:r>
+      </w:hyperlink>
+    </w:p>
+    <w:p>
+      <w:pPr>
+        <w:pStyle w:val="TOC2"/>
+        <w:tabs>
+          <w:tab w:val="right" w:leader="dot" w:pos="9064"/>
+        </w:tabs>
+        <w:rPr>
+          <w:rFonts w:asciiTheme="minorHAnsi" w:eastAsiaTheme="minorEastAsia" w:hAnsiTheme="minorHAnsi" w:cstheme="minorBidi"/>
+          <w:noProof/>
+          <w:kern w:val="2"/>
+          <w:lang w:eastAsia="en-NZ"/>
+          <w14:ligatures w14:val="standardContextual"/>
+        </w:rPr>
+      </w:pPr>
+      <w:hyperlink w:anchor="_Toc211646448" w:history="1">
+        <w:r>
+          <w:rPr>
+            <w:rStyle w:val="Hyperlink"/>
+            <w:noProof/>
+          </w:rPr>
+          <w:t>A5. Testing Set Up</w:t>
+        </w:r>
+        <w:r>
+          <w:rPr>
+            <w:noProof/>
+            <w:webHidden/>
+          </w:rPr>
+          <w:tab/>
+        </w:r>
+        <w:r>
+          <w:rPr>
+            <w:noProof/>
+            <w:webHidden/>
+          </w:rPr>
+          <w:fldChar w:fldCharType="begin"/>
+        </w:r>
+        <w:r>
+          <w:rPr>
+            <w:noProof/>
+            <w:webHidden/>
+          </w:rPr>
+          <w:instrText xml:space="preserve"> PAGEREF _Toc211646448 \h </w:instrText>
+        </w:r>
+        <w:r>
+          <w:rPr>
+            <w:noProof/>
+            <w:webHidden/>
+          </w:rPr>
+        </w:r>
+        <w:r>
+          <w:rPr>
+            <w:noProof/>
+            <w:webHidden/>
+          </w:rPr>
+          <w:fldChar w:fldCharType="separate"/>
+        </w:r>
+        <w:r>
+          <w:rPr>
+            <w:noProof/>
+            <w:webHidden/>
+          </w:rPr>
+          <w:t>12</w:t>
+        </w:r>
+        <w:r>
+          <w:rPr>
+            <w:noProof/>
+            <w:webHidden/>
+          </w:rPr>
+          <w:fldChar w:fldCharType="end"/>
+        </w:r>
+      </w:hyperlink>
+    </w:p>
+    <w:p>
+      <w:pPr>
+        <w:pStyle w:val="TOC2"/>
+        <w:tabs>
+          <w:tab w:val="right" w:leader="dot" w:pos="9064"/>
+        </w:tabs>
+        <w:rPr>
+          <w:rFonts w:asciiTheme="minorHAnsi" w:eastAsiaTheme="minorEastAsia" w:hAnsiTheme="minorHAnsi" w:cstheme="minorBidi"/>
+          <w:noProof/>
+          <w:kern w:val="2"/>
+          <w:lang w:eastAsia="en-NZ"/>
+          <w14:ligatures w14:val="standardContextual"/>
+        </w:rPr>
+      </w:pPr>
+      <w:hyperlink w:anchor="_Toc211646449" w:history="1">
+        <w:r>
+          <w:rPr>
+            <w:rStyle w:val="Hyperlink"/>
+            <w:noProof/>
+          </w:rPr>
+          <w:t>A6. Final Set Up</w:t>
+        </w:r>
+        <w:r>
+          <w:rPr>
+            <w:noProof/>
+            <w:webHidden/>
+          </w:rPr>
+          <w:tab/>
+        </w:r>
+        <w:r>
+          <w:rPr>
+            <w:noProof/>
+            <w:webHidden/>
+          </w:rPr>
+          <w:fldChar w:fldCharType="begin"/>
+        </w:r>
+        <w:r>
+          <w:rPr>
+            <w:noProof/>
+            <w:webHidden/>
+          </w:rPr>
+          <w:instrText xml:space="preserve"> PAGEREF _Toc211646449 \h </w:instrText>
+        </w:r>
+        <w:r>
+          <w:rPr>
+            <w:noProof/>
+            <w:webHidden/>
+          </w:rPr>
+        </w:r>
+        <w:r>
+          <w:rPr>
+            <w:noProof/>
+            <w:webHidden/>
+          </w:rPr>
+          <w:fldChar w:fldCharType="separate"/>
+        </w:r>
+        <w:r>
+          <w:rPr>
+            <w:noProof/>
+            <w:webHidden/>
+          </w:rPr>
+          <w:t>12</w:t>
         </w:r>
         <w:r>
           <w:rPr>
@@ -6101,7 +6812,7 @@
           <w14:ligatures w14:val="standardContextual"/>
         </w:rPr>
       </w:pPr>
-      <w:hyperlink w:anchor="_Toc211299472" w:history="1">
+      <w:hyperlink w:anchor="_Toc211646450" w:history="1">
         <w:r>
           <w:rPr>
             <w:rStyle w:val="Hyperlink"/>
@@ -6122,7 +6833,7 @@
             <w:rStyle w:val="Hyperlink"/>
             <w:noProof/>
           </w:rPr>
-          <w:t>A – System Design Diagram and Photos</w:t>
+          <w:t>B – Final Implementation Bill of Materials</w:t>
         </w:r>
         <w:r>
           <w:rPr>
@@ -6143,7 +6854,7 @@
             <w:noProof/>
             <w:webHidden/>
           </w:rPr>
-          <w:instrText xml:space="preserve"> PAGEREF _Toc211299472 \h </w:instrText>
+          <w:instrText xml:space="preserve"> PAGEREF _Toc211646450 \h </w:instrText>
         </w:r>
         <w:r>
           <w:rPr>
@@ -6163,439 +6874,7 @@
             <w:noProof/>
             <w:webHidden/>
           </w:rPr>
-          <w:t>7</w:t>
-        </w:r>
-        <w:r>
-          <w:rPr>
-            <w:noProof/>
-            <w:webHidden/>
-          </w:rPr>
-          <w:fldChar w:fldCharType="end"/>
-        </w:r>
-      </w:hyperlink>
-    </w:p>
-    <w:p>
-      <w:pPr>
-        <w:pStyle w:val="TOC2"/>
-        <w:tabs>
-          <w:tab w:val="right" w:leader="dot" w:pos="9064"/>
-        </w:tabs>
-        <w:rPr>
-          <w:rFonts w:asciiTheme="minorHAnsi" w:eastAsiaTheme="minorEastAsia" w:hAnsiTheme="minorHAnsi" w:cstheme="minorBidi"/>
-          <w:noProof/>
-          <w:kern w:val="2"/>
-          <w:lang w:eastAsia="en-NZ"/>
-          <w14:ligatures w14:val="standardContextual"/>
-        </w:rPr>
-      </w:pPr>
-      <w:hyperlink w:anchor="_Toc211299473" w:history="1">
-        <w:r>
-          <w:rPr>
-            <w:rStyle w:val="Hyperlink"/>
-            <w:noProof/>
-          </w:rPr>
-          <w:t>A1. Power Distribution Diagram</w:t>
-        </w:r>
-        <w:r>
-          <w:rPr>
-            <w:noProof/>
-            <w:webHidden/>
-          </w:rPr>
-          <w:tab/>
-        </w:r>
-        <w:r>
-          <w:rPr>
-            <w:noProof/>
-            <w:webHidden/>
-          </w:rPr>
-          <w:fldChar w:fldCharType="begin"/>
-        </w:r>
-        <w:r>
-          <w:rPr>
-            <w:noProof/>
-            <w:webHidden/>
-          </w:rPr>
-          <w:instrText xml:space="preserve"> PAGEREF _Toc211299473 \h </w:instrText>
-        </w:r>
-        <w:r>
-          <w:rPr>
-            <w:noProof/>
-            <w:webHidden/>
-          </w:rPr>
-        </w:r>
-        <w:r>
-          <w:rPr>
-            <w:noProof/>
-            <w:webHidden/>
-          </w:rPr>
-          <w:fldChar w:fldCharType="separate"/>
-        </w:r>
-        <w:r>
-          <w:rPr>
-            <w:noProof/>
-            <w:webHidden/>
-          </w:rPr>
-          <w:t>7</w:t>
-        </w:r>
-        <w:r>
-          <w:rPr>
-            <w:noProof/>
-            <w:webHidden/>
-          </w:rPr>
-          <w:fldChar w:fldCharType="end"/>
-        </w:r>
-      </w:hyperlink>
-    </w:p>
-    <w:p>
-      <w:pPr>
-        <w:pStyle w:val="TOC2"/>
-        <w:tabs>
-          <w:tab w:val="right" w:leader="dot" w:pos="9064"/>
-        </w:tabs>
-        <w:rPr>
-          <w:rFonts w:asciiTheme="minorHAnsi" w:eastAsiaTheme="minorEastAsia" w:hAnsiTheme="minorHAnsi" w:cstheme="minorBidi"/>
-          <w:noProof/>
-          <w:kern w:val="2"/>
-          <w:lang w:eastAsia="en-NZ"/>
-          <w14:ligatures w14:val="standardContextual"/>
-        </w:rPr>
-      </w:pPr>
-      <w:hyperlink w:anchor="_Toc211299474" w:history="1">
-        <w:r>
-          <w:rPr>
-            <w:rStyle w:val="Hyperlink"/>
-            <w:noProof/>
-          </w:rPr>
-          <w:t>A2. PCB Schematic from Altium</w:t>
-        </w:r>
-        <w:r>
-          <w:rPr>
-            <w:noProof/>
-            <w:webHidden/>
-          </w:rPr>
-          <w:tab/>
-        </w:r>
-        <w:r>
-          <w:rPr>
-            <w:noProof/>
-            <w:webHidden/>
-          </w:rPr>
-          <w:fldChar w:fldCharType="begin"/>
-        </w:r>
-        <w:r>
-          <w:rPr>
-            <w:noProof/>
-            <w:webHidden/>
-          </w:rPr>
-          <w:instrText xml:space="preserve"> PAGEREF _Toc211299474 \h </w:instrText>
-        </w:r>
-        <w:r>
-          <w:rPr>
-            <w:noProof/>
-            <w:webHidden/>
-          </w:rPr>
-        </w:r>
-        <w:r>
-          <w:rPr>
-            <w:noProof/>
-            <w:webHidden/>
-          </w:rPr>
-          <w:fldChar w:fldCharType="separate"/>
-        </w:r>
-        <w:r>
-          <w:rPr>
-            <w:noProof/>
-            <w:webHidden/>
-          </w:rPr>
-          <w:t>7</w:t>
-        </w:r>
-        <w:r>
-          <w:rPr>
-            <w:noProof/>
-            <w:webHidden/>
-          </w:rPr>
-          <w:fldChar w:fldCharType="end"/>
-        </w:r>
-      </w:hyperlink>
-    </w:p>
-    <w:p>
-      <w:pPr>
-        <w:pStyle w:val="TOC2"/>
-        <w:tabs>
-          <w:tab w:val="right" w:leader="dot" w:pos="9064"/>
-        </w:tabs>
-        <w:rPr>
-          <w:rFonts w:asciiTheme="minorHAnsi" w:eastAsiaTheme="minorEastAsia" w:hAnsiTheme="minorHAnsi" w:cstheme="minorBidi"/>
-          <w:noProof/>
-          <w:kern w:val="2"/>
-          <w:lang w:eastAsia="en-NZ"/>
-          <w14:ligatures w14:val="standardContextual"/>
-        </w:rPr>
-      </w:pPr>
-      <w:hyperlink w:anchor="_Toc211299475" w:history="1">
-        <w:r>
-          <w:rPr>
-            <w:rStyle w:val="Hyperlink"/>
-            <w:noProof/>
-          </w:rPr>
-          <w:t>A3. Full System Wiring Diagram</w:t>
-        </w:r>
-        <w:r>
-          <w:rPr>
-            <w:noProof/>
-            <w:webHidden/>
-          </w:rPr>
-          <w:tab/>
-        </w:r>
-        <w:r>
-          <w:rPr>
-            <w:noProof/>
-            <w:webHidden/>
-          </w:rPr>
-          <w:fldChar w:fldCharType="begin"/>
-        </w:r>
-        <w:r>
-          <w:rPr>
-            <w:noProof/>
-            <w:webHidden/>
-          </w:rPr>
-          <w:instrText xml:space="preserve"> PAGEREF _Toc211299475 \h </w:instrText>
-        </w:r>
-        <w:r>
-          <w:rPr>
-            <w:noProof/>
-            <w:webHidden/>
-          </w:rPr>
-        </w:r>
-        <w:r>
-          <w:rPr>
-            <w:noProof/>
-            <w:webHidden/>
-          </w:rPr>
-          <w:fldChar w:fldCharType="separate"/>
-        </w:r>
-        <w:r>
-          <w:rPr>
-            <w:noProof/>
-            <w:webHidden/>
-          </w:rPr>
-          <w:t>7</w:t>
-        </w:r>
-        <w:r>
-          <w:rPr>
-            <w:noProof/>
-            <w:webHidden/>
-          </w:rPr>
-          <w:fldChar w:fldCharType="end"/>
-        </w:r>
-      </w:hyperlink>
-    </w:p>
-    <w:p>
-      <w:pPr>
-        <w:pStyle w:val="TOC2"/>
-        <w:tabs>
-          <w:tab w:val="right" w:leader="dot" w:pos="9064"/>
-        </w:tabs>
-        <w:rPr>
-          <w:rFonts w:asciiTheme="minorHAnsi" w:eastAsiaTheme="minorEastAsia" w:hAnsiTheme="minorHAnsi" w:cstheme="minorBidi"/>
-          <w:noProof/>
-          <w:kern w:val="2"/>
-          <w:lang w:eastAsia="en-NZ"/>
-          <w14:ligatures w14:val="standardContextual"/>
-        </w:rPr>
-      </w:pPr>
-      <w:hyperlink w:anchor="_Toc211299476" w:history="1">
-        <w:r>
-          <w:rPr>
-            <w:rStyle w:val="Hyperlink"/>
-            <w:noProof/>
-          </w:rPr>
-          <w:t>A4. Physical Layout Diagram</w:t>
-        </w:r>
-        <w:r>
-          <w:rPr>
-            <w:noProof/>
-            <w:webHidden/>
-          </w:rPr>
-          <w:tab/>
-        </w:r>
-        <w:r>
-          <w:rPr>
-            <w:noProof/>
-            <w:webHidden/>
-          </w:rPr>
-          <w:fldChar w:fldCharType="begin"/>
-        </w:r>
-        <w:r>
-          <w:rPr>
-            <w:noProof/>
-            <w:webHidden/>
-          </w:rPr>
-          <w:instrText xml:space="preserve"> PAGEREF _Toc211299476 \h </w:instrText>
-        </w:r>
-        <w:r>
-          <w:rPr>
-            <w:noProof/>
-            <w:webHidden/>
-          </w:rPr>
-        </w:r>
-        <w:r>
-          <w:rPr>
-            <w:noProof/>
-            <w:webHidden/>
-          </w:rPr>
-          <w:fldChar w:fldCharType="separate"/>
-        </w:r>
-        <w:r>
-          <w:rPr>
-            <w:noProof/>
-            <w:webHidden/>
-          </w:rPr>
-          <w:t>7</w:t>
-        </w:r>
-        <w:r>
-          <w:rPr>
-            <w:noProof/>
-            <w:webHidden/>
-          </w:rPr>
-          <w:fldChar w:fldCharType="end"/>
-        </w:r>
-      </w:hyperlink>
-    </w:p>
-    <w:p>
-      <w:pPr>
-        <w:pStyle w:val="TOC2"/>
-        <w:tabs>
-          <w:tab w:val="right" w:leader="dot" w:pos="9064"/>
-        </w:tabs>
-        <w:rPr>
-          <w:rFonts w:asciiTheme="minorHAnsi" w:eastAsiaTheme="minorEastAsia" w:hAnsiTheme="minorHAnsi" w:cstheme="minorBidi"/>
-          <w:noProof/>
-          <w:kern w:val="2"/>
-          <w:lang w:eastAsia="en-NZ"/>
-          <w14:ligatures w14:val="standardContextual"/>
-        </w:rPr>
-      </w:pPr>
-      <w:hyperlink w:anchor="_Toc211299477" w:history="1">
-        <w:r>
-          <w:rPr>
-            <w:rStyle w:val="Hyperlink"/>
-            <w:noProof/>
-          </w:rPr>
-          <w:t>A5. Testing Set Up</w:t>
-        </w:r>
-        <w:r>
-          <w:rPr>
-            <w:noProof/>
-            <w:webHidden/>
-          </w:rPr>
-          <w:tab/>
-        </w:r>
-        <w:r>
-          <w:rPr>
-            <w:noProof/>
-            <w:webHidden/>
-          </w:rPr>
-          <w:fldChar w:fldCharType="begin"/>
-        </w:r>
-        <w:r>
-          <w:rPr>
-            <w:noProof/>
-            <w:webHidden/>
-          </w:rPr>
-          <w:instrText xml:space="preserve"> PAGEREF _Toc211299477 \h </w:instrText>
-        </w:r>
-        <w:r>
-          <w:rPr>
-            <w:noProof/>
-            <w:webHidden/>
-          </w:rPr>
-        </w:r>
-        <w:r>
-          <w:rPr>
-            <w:noProof/>
-            <w:webHidden/>
-          </w:rPr>
-          <w:fldChar w:fldCharType="separate"/>
-        </w:r>
-        <w:r>
-          <w:rPr>
-            <w:noProof/>
-            <w:webHidden/>
-          </w:rPr>
-          <w:t>7</w:t>
-        </w:r>
-        <w:r>
-          <w:rPr>
-            <w:noProof/>
-            <w:webHidden/>
-          </w:rPr>
-          <w:fldChar w:fldCharType="end"/>
-        </w:r>
-      </w:hyperlink>
-    </w:p>
-    <w:p>
-      <w:pPr>
-        <w:pStyle w:val="TOC2"/>
-        <w:tabs>
-          <w:tab w:val="right" w:leader="dot" w:pos="9064"/>
-        </w:tabs>
-        <w:rPr>
-          <w:rFonts w:asciiTheme="minorHAnsi" w:eastAsiaTheme="minorEastAsia" w:hAnsiTheme="minorHAnsi" w:cstheme="minorBidi"/>
-          <w:noProof/>
-          <w:kern w:val="2"/>
-          <w:lang w:eastAsia="en-NZ"/>
-          <w14:ligatures w14:val="standardContextual"/>
-        </w:rPr>
-      </w:pPr>
-      <w:hyperlink w:anchor="_Toc211299478" w:history="1">
-        <w:r>
-          <w:rPr>
-            <w:rStyle w:val="Hyperlink"/>
-            <w:noProof/>
-          </w:rPr>
-          <w:t>A6. Final Set Up</w:t>
-        </w:r>
-        <w:r>
-          <w:rPr>
-            <w:noProof/>
-            <w:webHidden/>
-          </w:rPr>
-          <w:tab/>
-        </w:r>
-        <w:r>
-          <w:rPr>
-            <w:noProof/>
-            <w:webHidden/>
-          </w:rPr>
-          <w:fldChar w:fldCharType="begin"/>
-        </w:r>
-        <w:r>
-          <w:rPr>
-            <w:noProof/>
-            <w:webHidden/>
-          </w:rPr>
-          <w:instrText xml:space="preserve"> PAGEREF _Toc211299478 \h </w:instrText>
-        </w:r>
-        <w:r>
-          <w:rPr>
-            <w:noProof/>
-            <w:webHidden/>
-          </w:rPr>
-        </w:r>
-        <w:r>
-          <w:rPr>
-            <w:noProof/>
-            <w:webHidden/>
-          </w:rPr>
-          <w:fldChar w:fldCharType="separate"/>
-        </w:r>
-        <w:r>
-          <w:rPr>
-            <w:noProof/>
-            <w:webHidden/>
-          </w:rPr>
-          <w:t>7</w:t>
+          <w:t>13</w:t>
         </w:r>
         <w:r>
           <w:rPr>
@@ -6622,7 +6901,7 @@
           <w14:ligatures w14:val="standardContextual"/>
         </w:rPr>
       </w:pPr>
-      <w:hyperlink w:anchor="_Toc211299479" w:history="1">
+      <w:hyperlink w:anchor="_Toc211646451" w:history="1">
         <w:r>
           <w:rPr>
             <w:rStyle w:val="Hyperlink"/>
@@ -6643,7 +6922,7 @@
             <w:rStyle w:val="Hyperlink"/>
             <w:noProof/>
           </w:rPr>
-          <w:t>B – Final Implementation Bill of Materials</w:t>
+          <w:t>C – Testing Results</w:t>
         </w:r>
         <w:r>
           <w:rPr>
@@ -6664,7 +6943,7 @@
             <w:noProof/>
             <w:webHidden/>
           </w:rPr>
-          <w:instrText xml:space="preserve"> PAGEREF _Toc211299479 \h </w:instrText>
+          <w:instrText xml:space="preserve"> PAGEREF _Toc211646451 \h </w:instrText>
         </w:r>
         <w:r>
           <w:rPr>
@@ -6684,96 +6963,7 @@
             <w:noProof/>
             <w:webHidden/>
           </w:rPr>
-          <w:t>8</w:t>
-        </w:r>
-        <w:r>
-          <w:rPr>
-            <w:noProof/>
-            <w:webHidden/>
-          </w:rPr>
-          <w:fldChar w:fldCharType="end"/>
-        </w:r>
-      </w:hyperlink>
-    </w:p>
-    <w:p>
-      <w:pPr>
-        <w:pStyle w:val="TOC1"/>
-        <w:tabs>
-          <w:tab w:val="right" w:leader="dot" w:pos="9064"/>
-        </w:tabs>
-        <w:rPr>
-          <w:rFonts w:asciiTheme="minorHAnsi" w:eastAsiaTheme="minorEastAsia" w:hAnsiTheme="minorHAnsi" w:cstheme="minorBidi"/>
-          <w:b w:val="0"/>
-          <w:bCs w:val="0"/>
-          <w:noProof/>
-          <w:kern w:val="2"/>
-          <w:lang w:eastAsia="en-NZ"/>
-          <w14:ligatures w14:val="standardContextual"/>
-        </w:rPr>
-      </w:pPr>
-      <w:hyperlink w:anchor="_Toc211299480" w:history="1">
-        <w:r>
-          <w:rPr>
-            <w:rStyle w:val="Hyperlink"/>
-            <w:noProof/>
-          </w:rPr>
-          <w:t>Appendix</w:t>
-        </w:r>
-        <w:r>
-          <w:rPr>
-            <w:rStyle w:val="Hyperlink"/>
-            <w:noProof/>
-            <w:spacing w:val="36"/>
-          </w:rPr>
-          <w:t xml:space="preserve"> </w:t>
-        </w:r>
-        <w:r>
-          <w:rPr>
-            <w:rStyle w:val="Hyperlink"/>
-            <w:noProof/>
-          </w:rPr>
-          <w:t>C – Testing Results</w:t>
-        </w:r>
-        <w:r>
-          <w:rPr>
-            <w:noProof/>
-            <w:webHidden/>
-          </w:rPr>
-          <w:tab/>
-        </w:r>
-        <w:r>
-          <w:rPr>
-            <w:noProof/>
-            <w:webHidden/>
-          </w:rPr>
-          <w:fldChar w:fldCharType="begin"/>
-        </w:r>
-        <w:r>
-          <w:rPr>
-            <w:noProof/>
-            <w:webHidden/>
-          </w:rPr>
-          <w:instrText xml:space="preserve"> PAGEREF _Toc211299480 \h </w:instrText>
-        </w:r>
-        <w:r>
-          <w:rPr>
-            <w:noProof/>
-            <w:webHidden/>
-          </w:rPr>
-        </w:r>
-        <w:r>
-          <w:rPr>
-            <w:noProof/>
-            <w:webHidden/>
-          </w:rPr>
-          <w:fldChar w:fldCharType="separate"/>
-        </w:r>
-        <w:r>
-          <w:rPr>
-            <w:noProof/>
-            <w:webHidden/>
-          </w:rPr>
-          <w:t>11</w:t>
+          <w:t>16</w:t>
         </w:r>
         <w:r>
           <w:rPr>
@@ -6798,7 +6988,7 @@
           <w14:ligatures w14:val="standardContextual"/>
         </w:rPr>
       </w:pPr>
-      <w:hyperlink w:anchor="_Toc211299481" w:history="1">
+      <w:hyperlink w:anchor="_Toc211646452" w:history="1">
         <w:r>
           <w:rPr>
             <w:rStyle w:val="Hyperlink"/>
@@ -6825,7 +7015,7 @@
             <w:noProof/>
             <w:webHidden/>
           </w:rPr>
-          <w:instrText xml:space="preserve"> PAGEREF _Toc211299481 \h </w:instrText>
+          <w:instrText xml:space="preserve"> PAGEREF _Toc211646452 \h </w:instrText>
         </w:r>
         <w:r>
           <w:rPr>
@@ -6845,7 +7035,7 @@
             <w:noProof/>
             <w:webHidden/>
           </w:rPr>
-          <w:t>11</w:t>
+          <w:t>16</w:t>
         </w:r>
         <w:r>
           <w:rPr>
@@ -6870,7 +7060,7 @@
           <w14:ligatures w14:val="standardContextual"/>
         </w:rPr>
       </w:pPr>
-      <w:hyperlink w:anchor="_Toc211299482" w:history="1">
+      <w:hyperlink w:anchor="_Toc211646453" w:history="1">
         <w:r>
           <w:rPr>
             <w:rStyle w:val="Hyperlink"/>
@@ -6897,7 +7087,7 @@
             <w:noProof/>
             <w:webHidden/>
           </w:rPr>
-          <w:instrText xml:space="preserve"> PAGEREF _Toc211299482 \h </w:instrText>
+          <w:instrText xml:space="preserve"> PAGEREF _Toc211646453 \h </w:instrText>
         </w:r>
         <w:r>
           <w:rPr>
@@ -6917,7 +7107,7 @@
             <w:noProof/>
             <w:webHidden/>
           </w:rPr>
-          <w:t>11</w:t>
+          <w:t>16</w:t>
         </w:r>
         <w:r>
           <w:rPr>
@@ -6947,7 +7137,7 @@
       </w:pPr>
       <w:bookmarkStart w:id="10" w:name="_Toc211201376"/>
       <w:bookmarkStart w:id="11" w:name="_Toc211201483"/>
-      <w:bookmarkStart w:id="12" w:name="_Toc211299422"/>
+      <w:bookmarkStart w:id="12" w:name="_Toc211646391"/>
       <w:r>
         <w:lastRenderedPageBreak/>
         <w:t>Acknowledgements</w:t>
@@ -6995,7 +7185,7 @@
       </w:pPr>
       <w:bookmarkStart w:id="13" w:name="_Toc211201377"/>
       <w:bookmarkStart w:id="14" w:name="_Toc211201484"/>
-      <w:bookmarkStart w:id="15" w:name="_Toc211299423"/>
+      <w:bookmarkStart w:id="15" w:name="_Toc211646392"/>
       <w:r>
         <w:lastRenderedPageBreak/>
         <w:t>Glossary of Terms</w:t>
@@ -7050,7 +7240,7 @@
       </w:pPr>
       <w:bookmarkStart w:id="18" w:name="_Toc211201378"/>
       <w:bookmarkStart w:id="19" w:name="_Toc211201485"/>
-      <w:bookmarkStart w:id="20" w:name="_Toc211299424"/>
+      <w:bookmarkStart w:id="20" w:name="_Toc211646393"/>
       <w:r>
         <w:t>Abbreviations</w:t>
       </w:r>
@@ -7204,6 +7394,31 @@
         <w:rPr>
           <w:spacing w:val="-8"/>
         </w:rPr>
+      </w:pPr>
+      <w:r>
+        <w:rPr>
+          <w:spacing w:val="-8"/>
+        </w:rPr>
+        <w:t>LiFePO₄</w:t>
+      </w:r>
+      <w:r>
+        <w:rPr>
+          <w:spacing w:val="-8"/>
+        </w:rPr>
+        <w:tab/>
+        <w:t>Lithium Iron Phosphate</w:t>
+      </w:r>
+    </w:p>
+    <w:p>
+      <w:pPr>
+        <w:pStyle w:val="BodyText"/>
+        <w:tabs>
+          <w:tab w:val="left" w:pos="3103"/>
+        </w:tabs>
+        <w:ind w:left="596"/>
+        <w:rPr>
+          <w:spacing w:val="-8"/>
+        </w:rPr>
         <w:sectPr>
           <w:pgSz w:w="11910" w:h="16840"/>
           <w:pgMar w:top="1134" w:right="1418" w:bottom="1134" w:left="1418" w:header="0" w:footer="520" w:gutter="0"/>
@@ -7214,14 +7429,14 @@
         <w:rPr>
           <w:spacing w:val="-8"/>
         </w:rPr>
-        <w:t>LiFePO₄</w:t>
+        <w:t xml:space="preserve">PCB </w:t>
       </w:r>
       <w:r>
         <w:rPr>
           <w:spacing w:val="-8"/>
         </w:rPr>
         <w:tab/>
-        <w:t>Lithium Iron Phosphate</w:t>
+        <w:t>Plastic Circuit Board</w:t>
       </w:r>
     </w:p>
     <w:p>
@@ -7239,7 +7454,7 @@
       <w:bookmarkStart w:id="22" w:name="_bookmark2"/>
       <w:bookmarkStart w:id="23" w:name="_Toc211201379"/>
       <w:bookmarkStart w:id="24" w:name="_Toc211201486"/>
-      <w:bookmarkStart w:id="25" w:name="_Toc211299425"/>
+      <w:bookmarkStart w:id="25" w:name="_Toc211646394"/>
       <w:bookmarkEnd w:id="21"/>
       <w:bookmarkEnd w:id="22"/>
       <w:r>
@@ -7266,7 +7481,7 @@
           <w:numId w:val="5"/>
         </w:numPr>
       </w:pPr>
-      <w:bookmarkStart w:id="26" w:name="_Toc211299426"/>
+      <w:bookmarkStart w:id="26" w:name="_Toc211646395"/>
       <w:r>
         <w:t>Project Scope and Objectives</w:t>
       </w:r>
@@ -7293,7 +7508,7 @@
           <w:numId w:val="5"/>
         </w:numPr>
       </w:pPr>
-      <w:bookmarkStart w:id="27" w:name="_Toc211299427"/>
+      <w:bookmarkStart w:id="27" w:name="_Toc211646396"/>
       <w:r>
         <w:t>Project Scope</w:t>
       </w:r>
@@ -7315,7 +7530,7 @@
           <w:numId w:val="5"/>
         </w:numPr>
       </w:pPr>
-      <w:bookmarkStart w:id="28" w:name="_Toc211299428"/>
+      <w:bookmarkStart w:id="28" w:name="_Toc211646397"/>
       <w:r>
         <w:t>Objectives and Deliverables</w:t>
       </w:r>
@@ -7337,7 +7552,7 @@
           <w:numId w:val="5"/>
         </w:numPr>
       </w:pPr>
-      <w:bookmarkStart w:id="29" w:name="_Toc211299429"/>
+      <w:bookmarkStart w:id="29" w:name="_Toc211646398"/>
       <w:r>
         <w:t>Constraints and Assumptions</w:t>
       </w:r>
@@ -7368,7 +7583,7 @@
         </w:numPr>
       </w:pPr>
       <w:bookmarkStart w:id="30" w:name="_Toc211201489"/>
-      <w:bookmarkStart w:id="31" w:name="_Toc211299430"/>
+      <w:bookmarkStart w:id="31" w:name="_Toc211646399"/>
       <w:r>
         <w:t>Literature Review</w:t>
       </w:r>
@@ -7391,9 +7606,11 @@
           <w:numId w:val="5"/>
         </w:numPr>
       </w:pPr>
+      <w:bookmarkStart w:id="32" w:name="_Toc211646400"/>
       <w:r>
         <w:t>Commercial Solutions</w:t>
       </w:r>
+      <w:bookmarkEnd w:id="32"/>
     </w:p>
     <w:p>
       <w:pPr>
@@ -7411,9 +7628,11 @@
           <w:numId w:val="5"/>
         </w:numPr>
       </w:pPr>
+      <w:bookmarkStart w:id="33" w:name="_Toc211646401"/>
       <w:r>
         <w:t>Existing Project Solutions</w:t>
       </w:r>
+      <w:bookmarkEnd w:id="33"/>
     </w:p>
     <w:p>
       <w:pPr>
@@ -7431,11 +7650,11 @@
           <w:numId w:val="5"/>
         </w:numPr>
       </w:pPr>
-      <w:bookmarkStart w:id="32" w:name="_Toc211299432"/>
+      <w:bookmarkStart w:id="34" w:name="_Toc211646402"/>
       <w:r>
         <w:t>Identified Research Gaps</w:t>
       </w:r>
-      <w:bookmarkEnd w:id="32"/>
+      <w:bookmarkEnd w:id="34"/>
     </w:p>
     <w:p>
       <w:pPr>
@@ -7453,20 +7672,14 @@
           <w:numId w:val="5"/>
         </w:numPr>
       </w:pPr>
-      <w:bookmarkStart w:id="33" w:name="_Toc211299433"/>
+      <w:bookmarkStart w:id="35" w:name="_Toc211646403"/>
       <w:r>
         <w:t xml:space="preserve">System </w:t>
       </w:r>
       <w:r>
-        <w:t xml:space="preserve">Design </w:t>
-      </w:r>
-      <w:r>
-        <w:t>(CHECK THE CONSISTENT TENSE)</w:t>
-      </w:r>
-      <w:bookmarkEnd w:id="33"/>
-      <w:r>
-        <w:t xml:space="preserve"> (DOUBLE CHECK DEPTH)</w:t>
-      </w:r>
+        <w:t>Design</w:t>
+      </w:r>
+      <w:bookmarkEnd w:id="35"/>
     </w:p>
     <w:p>
       <w:pPr>
@@ -7494,72 +7707,30 @@
         <w:t xml:space="preserve"> </w:t>
       </w:r>
       <w:r>
-        <w:t xml:space="preserve">using onboard generated waypoints, </w:t>
-      </w:r>
-      <w:r>
-        <w:t xml:space="preserve">while being energy self-sufficient. </w:t>
+        <w:t>using onboard</w:t>
+      </w:r>
+      <w:r>
+        <w:t>-</w:t>
+      </w:r>
+      <w:r>
+        <w:t xml:space="preserve">generated waypoints, </w:t>
+      </w:r>
+      <w:r>
+        <w:t>while being energy self-sufficient.</w:t>
       </w:r>
       <w:r>
         <w:t xml:space="preserve"> </w:t>
       </w:r>
+      <w:r>
+        <w:t>This would require a design that can achieve basic autonomy while leaving room for improvement, both in its autonomous capabilities and power-saving qualities.</w:t>
+      </w:r>
     </w:p>
     <w:p>
       <w:pPr>
         <w:pStyle w:val="ReportBody"/>
       </w:pPr>
       <w:r>
-        <w:t>The buoy design</w:t>
-      </w:r>
-      <w:r>
-        <w:t xml:space="preserve"> is required to</w:t>
-      </w:r>
-      <w:r>
-        <w:t xml:space="preserve"> provide a low-cost, reliable platform </w:t>
-      </w:r>
-      <w:r>
-        <w:t xml:space="preserve">to </w:t>
-      </w:r>
-      <w:r>
-        <w:t>support</w:t>
-      </w:r>
-      <w:r>
-        <w:t xml:space="preserve"> </w:t>
-      </w:r>
-      <w:r>
-        <w:t xml:space="preserve">research </w:t>
-      </w:r>
-      <w:r>
-        <w:t xml:space="preserve">and development </w:t>
-      </w:r>
-      <w:r>
-        <w:t>into autonomous navigation and extended operational uptime in lake environments.</w:t>
-      </w:r>
-      <w:r>
-        <w:t xml:space="preserve"> </w:t>
-      </w:r>
-      <w:r>
-        <w:t>The design prioritises reliability</w:t>
-      </w:r>
-      <w:r>
-        <w:t>,</w:t>
-      </w:r>
-      <w:r>
-        <w:t xml:space="preserve"> affordability </w:t>
-      </w:r>
-      <w:r>
-        <w:t xml:space="preserve">and replicability </w:t>
-      </w:r>
-      <w:r>
-        <w:t xml:space="preserve">by using proven, </w:t>
-      </w:r>
-      <w:r>
-        <w:t xml:space="preserve">cheap </w:t>
-      </w:r>
-      <w:r>
-        <w:t xml:space="preserve">commercially available components. </w:t>
-      </w:r>
-      <w:r>
-        <w:t>Early stages of development involved reviewing existing ASV projects, providing insights into building an autonomous mobile buoy.</w:t>
+        <w:t>The buoy design is required to provide a low-cost, reliable platform to support research and development into autonomous navigation and extended operational uptime in lake environments. The design prioritises reliability, affordability, and replicability by using proven, commercially available, and cost-effective components. The early stages of development involved reviewing existing ASV projects to provide insights into building an autonomous mobile buoy.</w:t>
       </w:r>
     </w:p>
     <w:p>
@@ -7568,10 +7739,13 @@
       </w:pPr>
       <w:r>
         <w:lastRenderedPageBreak/>
-        <w:t>This section outlines the design process and component selection for each subsystem, including the physical structure</w:t>
-      </w:r>
-      <w:r>
-        <w:t xml:space="preserve"> including the </w:t>
+        <w:t>This section outlines the design process and component selection for each subsystem, including the physical structur</w:t>
+      </w:r>
+      <w:r>
+        <w:t>e,</w:t>
+      </w:r>
+      <w:r>
+        <w:t xml:space="preserve"> the </w:t>
       </w:r>
       <w:r>
         <w:t>autonomy hardware and software, and the power supply and distribution system.</w:t>
@@ -7585,19 +7759,102 @@
           <w:numId w:val="5"/>
         </w:numPr>
       </w:pPr>
+      <w:bookmarkStart w:id="36" w:name="_Toc211646404"/>
       <w:r>
         <w:t xml:space="preserve">System </w:t>
       </w:r>
       <w:r>
         <w:t>Architecture</w:t>
       </w:r>
+      <w:bookmarkEnd w:id="36"/>
     </w:p>
     <w:p>
       <w:pPr>
         <w:pStyle w:val="ReportBody"/>
       </w:pPr>
       <w:r>
-        <w:t>Diagram</w:t>
+        <w:t xml:space="preserve">The diagram in </w:t>
+      </w:r>
+      <w:r>
+        <w:t>F</w:t>
+      </w:r>
+      <w:r>
+        <w:t xml:space="preserve">igure </w:t>
+      </w:r>
+      <w:r>
+        <w:t>4.1</w:t>
+      </w:r>
+      <w:r>
+        <w:t xml:space="preserve">, shows the design we plan to use as the foundation for our research. </w:t>
+      </w:r>
+    </w:p>
+    <w:p>
+      <w:pPr>
+        <w:pStyle w:val="ReportBody"/>
+        <w:jc w:val="center"/>
+      </w:pPr>
+      <w:r>
+        <w:drawing>
+          <wp:inline distT="0" distB="0" distL="0" distR="0" wp14:anchorId="494E7A1A" wp14:editId="7D5A4578">
+            <wp:extent cx="5761990" cy="2666365"/>
+            <wp:effectExtent l="0" t="0" r="0" b="0"/>
+            <wp:docPr id="1583424383" name="Picture 1" descr="A diagram of a system&#10;&#10;AI-generated content may be incorrect."/>
+            <wp:cNvGraphicFramePr>
+              <a:graphicFrameLocks xmlns:a="http://schemas.openxmlformats.org/drawingml/2006/main" noChangeAspect="1"/>
+            </wp:cNvGraphicFramePr>
+            <a:graphic xmlns:a="http://schemas.openxmlformats.org/drawingml/2006/main">
+              <a:graphicData uri="http://schemas.openxmlformats.org/drawingml/2006/picture">
+                <pic:pic xmlns:pic="http://schemas.openxmlformats.org/drawingml/2006/picture">
+                  <pic:nvPicPr>
+                    <pic:cNvPr id="1583424383" name="Picture 1" descr="A diagram of a system&#10;&#10;AI-generated content may be incorrect."/>
+                    <pic:cNvPicPr/>
+                  </pic:nvPicPr>
+                  <pic:blipFill>
+                    <a:blip r:embed="rId9"/>
+                    <a:stretch>
+                      <a:fillRect/>
+                    </a:stretch>
+                  </pic:blipFill>
+                  <pic:spPr>
+                    <a:xfrm>
+                      <a:off x="0" y="0"/>
+                      <a:ext cx="5761990" cy="2666365"/>
+                    </a:xfrm>
+                    <a:prstGeom prst="rect">
+                      <a:avLst/>
+                    </a:prstGeom>
+                  </pic:spPr>
+                </pic:pic>
+              </a:graphicData>
+            </a:graphic>
+          </wp:inline>
+        </w:drawing>
+      </w:r>
+    </w:p>
+    <w:p>
+      <w:pPr>
+        <w:pStyle w:val="ReportBody"/>
+        <w:jc w:val="center"/>
+      </w:pPr>
+      <w:r>
+        <w:t>Figure 4.1</w:t>
+      </w:r>
+      <w:r>
+        <w:t xml:space="preserve"> System Diagram</w:t>
+      </w:r>
+      <w:r>
+        <w:t>.</w:t>
+      </w:r>
+    </w:p>
+    <w:p>
+      <w:pPr>
+        <w:pStyle w:val="ReportBody"/>
+      </w:pPr>
+      <w:r>
+        <w:t>This design provides a solid foundation for the development of autonomy, utilising pre-existing software, such as ArduPilot, as the basis of the design</w:t>
+      </w:r>
+      <w:r>
+        <w:t xml:space="preserve">. </w:t>
       </w:r>
     </w:p>
     <w:p>
@@ -7608,11 +7865,11 @@
           <w:numId w:val="5"/>
         </w:numPr>
       </w:pPr>
-      <w:bookmarkStart w:id="34" w:name="_Toc211299434"/>
+      <w:bookmarkStart w:id="37" w:name="_Toc211646405"/>
       <w:r>
         <w:t>Physical Design</w:t>
       </w:r>
-      <w:bookmarkEnd w:id="34"/>
+      <w:bookmarkEnd w:id="37"/>
     </w:p>
     <w:p>
       <w:pPr>
@@ -7666,12 +7923,11 @@
           <w:numId w:val="5"/>
         </w:numPr>
       </w:pPr>
-      <w:bookmarkStart w:id="35" w:name="_Toc211299435"/>
+      <w:bookmarkStart w:id="38" w:name="_Toc211646406"/>
       <w:proofErr w:type="gramStart"/>
       <w:r>
         <w:t>Hull</w:t>
       </w:r>
-      <w:bookmarkEnd w:id="35"/>
       <w:r>
         <w:t>(</w:t>
       </w:r>
@@ -7679,6 +7935,7 @@
       <w:r>
         <w:t>INCLUDE PHOTO)</w:t>
       </w:r>
+      <w:bookmarkEnd w:id="38"/>
     </w:p>
     <w:p>
       <w:pPr>
@@ -7697,7 +7954,10 @@
         <w:t xml:space="preserve">Options such as monohull, catamaran, trimaran, horseshoe buoy, life buoy and </w:t>
       </w:r>
       <w:r>
-        <w:t xml:space="preserve">spar buoys were considered. </w:t>
+        <w:t>spar buoys were considered.</w:t>
+      </w:r>
+      <w:r>
+        <w:t xml:space="preserve"> </w:t>
       </w:r>
       <w:r>
         <w:t>Canoe-like</w:t>
@@ -7718,7 +7978,13 @@
         <w:t>catamaran</w:t>
       </w:r>
       <w:r>
-        <w:t xml:space="preserve"> or trimaran designs were </w:t>
+        <w:t xml:space="preserve"> or trimaran designs</w:t>
+      </w:r>
+      <w:r>
+        <w:t>,</w:t>
+      </w:r>
+      <w:r>
+        <w:t xml:space="preserve"> were </w:t>
       </w:r>
       <w:r>
         <w:t>dismissed due to their structural complexity</w:t>
@@ -7799,10 +8065,10 @@
         <w:t xml:space="preserve">, </w:t>
       </w:r>
       <w:r>
-        <w:t>and its</w:t>
-      </w:r>
-      <w:r>
-        <w:t xml:space="preserve"> low cost and high availability.</w:t>
+        <w:t xml:space="preserve">and </w:t>
+      </w:r>
+      <w:r>
+        <w:t>low cost and high availability.</w:t>
       </w:r>
     </w:p>
     <w:p>
@@ -7813,7 +8079,7 @@
           <w:numId w:val="5"/>
         </w:numPr>
       </w:pPr>
-      <w:bookmarkStart w:id="36" w:name="_Toc211299436"/>
+      <w:bookmarkStart w:id="39" w:name="_Toc211646407"/>
       <w:r>
         <w:t xml:space="preserve">Propulsion </w:t>
       </w:r>
@@ -7821,7 +8087,6 @@
       <w:r>
         <w:t>System</w:t>
       </w:r>
-      <w:bookmarkEnd w:id="36"/>
       <w:r>
         <w:t>(</w:t>
       </w:r>
@@ -7829,13 +8094,18 @@
       <w:r>
         <w:t>INCLUDE PHOTO)</w:t>
       </w:r>
+      <w:bookmarkEnd w:id="39"/>
     </w:p>
     <w:p>
       <w:pPr>
         <w:pStyle w:val="ReportBody"/>
       </w:pPr>
       <w:r>
-        <w:t xml:space="preserve">Multiple propulsion configurations were considered to achieve efficient and reliable mobility for the buoy. The options included single or dual azimuth motors, a motor and rudder combination, and twin fixed motors. Azimuth systems were dismissed due to the added control requirements associated with motor rotation. The motor and rudder configuration was excluded as the rudder introduced additional drag and moving parts, reducing overall efficiency. Ultimately, a twin fixed motor setup </w:t>
+        <w:t xml:space="preserve">Multiple propulsion configurations were considered to achieve efficient and reliable mobility for the buoy. The options included single or dual azimuth motors, a motor and rudder combination, and twin fixed motors. Azimuth systems were dismissed due to the added control requirements associated with motor rotation. The motor and rudder configuration was </w:t>
+      </w:r>
+      <w:r>
+        <w:lastRenderedPageBreak/>
+        <w:t xml:space="preserve">excluded as the rudder introduced additional drag and moving parts, reducing overall efficiency. Ultimately, a twin fixed motor setup </w:t>
       </w:r>
       <w:r>
         <w:t xml:space="preserve">with skid steering </w:t>
@@ -7870,13 +8140,161 @@
         <w:pStyle w:val="ReportBody"/>
       </w:pPr>
       <w:r>
-        <w:t>The T200 thrusters from BlueRobotics were selected for their proven reliability and widespread use in the USV project realm. Although they are not the cheapest commercially available option, their robust design reduces the likelihood of future mechanical or electrical failures.</w:t>
+        <w:t xml:space="preserve">The T200 thrusters from </w:t>
+      </w:r>
+      <w:r>
+        <w:t>BlueRobotics [</w:t>
+      </w:r>
+      <w:r>
+        <w:t>1]</w:t>
+      </w:r>
+      <w:r>
+        <w:t xml:space="preserve">, as shown below in </w:t>
+      </w:r>
+      <w:r>
+        <w:t>F</w:t>
+      </w:r>
+      <w:r>
+        <w:t xml:space="preserve">igure </w:t>
+      </w:r>
+      <w:r>
+        <w:t>4.2</w:t>
+      </w:r>
+      <w:r>
+        <w:t>,</w:t>
+      </w:r>
+      <w:r>
+        <w:t xml:space="preserve"> were selected for their proven reliability and widespread use in the USV project realm</w:t>
+      </w:r>
+      <w:r>
+        <w:t xml:space="preserve">. </w:t>
+      </w:r>
+      <w:r>
+        <w:t xml:space="preserve">Although they are not the cheapest commercially available option, their robust </w:t>
+      </w:r>
+      <w:r>
+        <w:t xml:space="preserve">and proven </w:t>
+      </w:r>
+      <w:r>
+        <w:t>design reduces the likelihood of future mechanical or electrical failures.</w:t>
       </w:r>
       <w:r>
         <w:t xml:space="preserve"> </w:t>
       </w:r>
       <w:r>
-        <w:t>The necessary supporting hardware, including ESCs and mounting brackets, was also sourced from BlueRobotics to ensure full compatibility and simplify integration.</w:t>
+        <w:t>The necessary supporting hardware, including ESCs</w:t>
+      </w:r>
+      <w:r>
+        <w:t xml:space="preserve"> </w:t>
+      </w:r>
+      <w:r>
+        <w:t>[</w:t>
+      </w:r>
+      <w:r>
+        <w:t>2</w:t>
+      </w:r>
+      <w:r>
+        <w:t>]</w:t>
+      </w:r>
+      <w:r>
+        <w:t xml:space="preserve"> and mounting brackets</w:t>
+      </w:r>
+      <w:r>
+        <w:t xml:space="preserve"> </w:t>
+      </w:r>
+      <w:r>
+        <w:t>[</w:t>
+      </w:r>
+      <w:r>
+        <w:t>3</w:t>
+      </w:r>
+      <w:r>
+        <w:t>]</w:t>
+      </w:r>
+      <w:r>
+        <w:t>,</w:t>
+      </w:r>
+      <w:r>
+        <w:t xml:space="preserve"> w</w:t>
+      </w:r>
+      <w:r>
+        <w:t>as</w:t>
+      </w:r>
+      <w:r>
+        <w:t xml:space="preserve"> </w:t>
+      </w:r>
+      <w:r>
+        <w:t>also sourced from BlueRobotics</w:t>
+      </w:r>
+      <w:r>
+        <w:t xml:space="preserve"> </w:t>
+      </w:r>
+      <w:r>
+        <w:t>to ensure full compatibility and simplify integration.</w:t>
+      </w:r>
+    </w:p>
+    <w:p>
+      <w:pPr>
+        <w:pStyle w:val="ReportBody"/>
+        <w:jc w:val="center"/>
+      </w:pPr>
+      <w:r>
+        <w:drawing>
+          <wp:inline distT="0" distB="0" distL="0" distR="0" wp14:anchorId="276D9F03" wp14:editId="3E1DA4DF">
+            <wp:extent cx="1862338" cy="1838325"/>
+            <wp:effectExtent l="0" t="0" r="0" b="0"/>
+            <wp:docPr id="321032141" name="Picture 1"/>
+            <wp:cNvGraphicFramePr>
+              <a:graphicFrameLocks xmlns:a="http://schemas.openxmlformats.org/drawingml/2006/main" noChangeAspect="1"/>
+            </wp:cNvGraphicFramePr>
+            <a:graphic xmlns:a="http://schemas.openxmlformats.org/drawingml/2006/main">
+              <a:graphicData uri="http://schemas.openxmlformats.org/drawingml/2006/picture">
+                <pic:pic xmlns:pic="http://schemas.openxmlformats.org/drawingml/2006/picture">
+                  <pic:nvPicPr>
+                    <pic:cNvPr id="321032141" name=""/>
+                    <pic:cNvPicPr/>
+                  </pic:nvPicPr>
+                  <pic:blipFill>
+                    <a:blip r:embed="rId10"/>
+                    <a:stretch>
+                      <a:fillRect/>
+                    </a:stretch>
+                  </pic:blipFill>
+                  <pic:spPr>
+                    <a:xfrm>
+                      <a:off x="0" y="0"/>
+                      <a:ext cx="1869630" cy="1845523"/>
+                    </a:xfrm>
+                    <a:prstGeom prst="rect">
+                      <a:avLst/>
+                    </a:prstGeom>
+                  </pic:spPr>
+                </pic:pic>
+              </a:graphicData>
+            </a:graphic>
+          </wp:inline>
+        </w:drawing>
+      </w:r>
+    </w:p>
+    <w:p>
+      <w:pPr>
+        <w:pStyle w:val="ReportBody"/>
+        <w:jc w:val="center"/>
+      </w:pPr>
+      <w:r>
+        <w:t xml:space="preserve">Figure </w:t>
+      </w:r>
+      <w:r>
+        <w:t>4.2</w:t>
+      </w:r>
+      <w:r>
+        <w:t xml:space="preserve">, T200 Motors from </w:t>
+      </w:r>
+      <w:r>
+        <w:t>BlueRobotics [</w:t>
+      </w:r>
+      <w:r>
+        <w:t>1].</w:t>
       </w:r>
     </w:p>
     <w:p>
@@ -7887,66 +8305,114 @@
           <w:numId w:val="5"/>
         </w:numPr>
       </w:pPr>
-      <w:bookmarkStart w:id="37" w:name="_Toc211299437"/>
+      <w:bookmarkStart w:id="40" w:name="_Toc211646408"/>
       <w:r>
         <w:t>Waterproof Box</w:t>
       </w:r>
       <w:r>
         <w:t xml:space="preserve"> and </w:t>
       </w:r>
-      <w:proofErr w:type="gramStart"/>
       <w:r>
         <w:t>Mounting</w:t>
       </w:r>
-      <w:bookmarkEnd w:id="37"/>
-      <w:r>
-        <w:t>(</w:t>
-      </w:r>
-      <w:proofErr w:type="gramEnd"/>
-      <w:r>
-        <w:t>INCLUDE PHOTO)</w:t>
-      </w:r>
+      <w:bookmarkEnd w:id="40"/>
     </w:p>
     <w:p>
       <w:pPr>
         <w:pStyle w:val="ReportBody"/>
       </w:pPr>
       <w:r>
-        <w:t>The waterproof housing for the electronics was provided by our supervisor and follows the same design used in a previous project, where it was successfully deployed in lake</w:t>
+        <w:t>A square</w:t>
+      </w:r>
+      <w:r>
+        <w:t xml:space="preserve"> waterproof </w:t>
+      </w:r>
+      <w:r>
+        <w:t>box,</w:t>
+      </w:r>
+      <w:r>
+        <w:t xml:space="preserve"> for the electronics</w:t>
+      </w:r>
+      <w:r>
+        <w:t>,</w:t>
+      </w:r>
+      <w:r>
+        <w:t xml:space="preserve"> was provided by our supervisor and </w:t>
+      </w:r>
+      <w:r>
+        <w:t xml:space="preserve">acts as the enclosure for all our hardware. The box is approximately </w:t>
+      </w:r>
+      <w:r>
+        <w:t>19</w:t>
+      </w:r>
+      <w:r>
+        <w:t xml:space="preserve">cm x </w:t>
+      </w:r>
+      <w:r>
+        <w:t>19</w:t>
+      </w:r>
+      <w:r>
+        <w:t xml:space="preserve">cm x </w:t>
+      </w:r>
+      <w:r>
+        <w:t>11</w:t>
+      </w:r>
+      <w:r>
+        <w:t xml:space="preserve">cm in size and has a plate inside for component separation that is approximately </w:t>
+      </w:r>
+      <w:r>
+        <w:t>18</w:t>
+      </w:r>
+      <w:r>
+        <w:t xml:space="preserve">cm by </w:t>
+      </w:r>
+      <w:r>
+        <w:t>18</w:t>
+      </w:r>
+      <w:r>
+        <w:t>cm in size.</w:t>
+      </w:r>
+      <w:r>
+        <w:t xml:space="preserve"> This plate is intended to be used to separate excess wires to allow for a clean and accessible top level.</w:t>
+      </w:r>
+    </w:p>
+    <w:p>
+      <w:pPr>
+        <w:pStyle w:val="ReportBody"/>
+        <w:rPr>
+          <w:b/>
+          <w:bCs/>
+        </w:rPr>
+      </w:pPr>
+      <w:r>
+        <w:t>The enclosure was mounted using 3D</w:t>
       </w:r>
       <w:r>
         <w:t xml:space="preserve"> </w:t>
       </w:r>
       <w:r>
-        <w:t>side sensor installations. Using this proven enclosure design ensures both durability and effective waterproofing.</w:t>
-      </w:r>
-    </w:p>
-    <w:p>
-      <w:pPr>
-        <w:pStyle w:val="ReportBody"/>
-      </w:pPr>
-      <w:r>
-        <w:t>The enclosure was mounted using 3D</w:t>
+        <w:t xml:space="preserve">printed brackets based on </w:t>
+      </w:r>
+      <w:r>
+        <w:t>open</w:t>
+      </w:r>
+      <w:r>
+        <w:t>-source</w:t>
+      </w:r>
+      <w:r>
+        <w:t xml:space="preserve"> designs from similar </w:t>
+      </w:r>
+      <w:r>
+        <w:t>projects</w:t>
       </w:r>
       <w:r>
         <w:t xml:space="preserve"> </w:t>
       </w:r>
       <w:r>
-        <w:t xml:space="preserve">printed brackets based on </w:t>
-      </w:r>
-      <w:proofErr w:type="gramStart"/>
-      <w:r>
-        <w:t>open</w:t>
-      </w:r>
-      <w:r>
-        <w:t xml:space="preserve"> </w:t>
-      </w:r>
-      <w:r>
-        <w:t>source</w:t>
-      </w:r>
-      <w:proofErr w:type="gramEnd"/>
-      <w:r>
-        <w:t xml:space="preserve"> designs from similar projects. These brackets secured the box firmly in place, while a fishing line tether at the hinges maintained downward tension to prevent movement during operation.</w:t>
+        <w:t>[4].</w:t>
+      </w:r>
+      <w:r>
+        <w:t xml:space="preserve"> These brackets secured the box firmly in place, while a fishing line tether at the hinges maintained downward tension to prevent movement during operation.</w:t>
       </w:r>
     </w:p>
     <w:p>
@@ -7957,9 +8423,8 @@
           <w:numId w:val="5"/>
         </w:numPr>
       </w:pPr>
-      <w:bookmarkStart w:id="38" w:name="_Toc211299438"/>
-      <w:r>
-        <w:lastRenderedPageBreak/>
+      <w:bookmarkStart w:id="41" w:name="_Toc211646409"/>
+      <w:r>
         <w:t>Autonomy Hardware and Software</w:t>
       </w:r>
       <w:r>
@@ -7972,20 +8437,20 @@
       <w:r>
         <w:t>(CONFIRM RATIONALE WITH CONNOR)</w:t>
       </w:r>
-      <w:bookmarkEnd w:id="38"/>
+      <w:bookmarkEnd w:id="41"/>
     </w:p>
     <w:p>
       <w:pPr>
         <w:pStyle w:val="ReportBody"/>
       </w:pPr>
       <w:r>
-        <w:t>The autonomy hardware forms the backbone of the buoy’s navigation and control systems, providing a foundation for future research and development aimed at expanding the buoy’s autonomous capabilities. A review of existing ASV projects highlighted the widespread use of ArduPilot, making it the logical choice as the core software platform to design around. The specific functions provided by ArduPilot are discussed in</w:t>
-      </w:r>
-      <w:r>
-        <w:t xml:space="preserve"> more</w:t>
-      </w:r>
-      <w:r>
-        <w:t xml:space="preserve"> detail in the design validation section.</w:t>
+        <w:t xml:space="preserve">The autonomy hardware forms the backbone of the buoy’s navigation and control systems, providing a foundation for future research and development aimed at expanding the buoy’s autonomous capabilities. </w:t>
+      </w:r>
+      <w:r>
+        <w:t xml:space="preserve">Additional safety features such as remote-control override, return to launch and battery capacity reading were also essential to allow for safe testing. </w:t>
+      </w:r>
+      <w:r>
+        <w:t xml:space="preserve">A review of existing ASV projects highlighted the widespread use of ArduPilot, making it the logical choice as the core software platform to design around. </w:t>
       </w:r>
     </w:p>
     <w:p>
@@ -7993,7 +8458,74 @@
         <w:pStyle w:val="ReportBody"/>
       </w:pPr>
       <w:r>
-        <w:t>Component selection for achieving autonomy was primarily led by my project partner, Connor Dunn. The essential components include a flight controller, companion computer, power controller,</w:t>
+        <w:drawing>
+          <wp:inline distT="0" distB="0" distL="0" distR="0" wp14:anchorId="117B64AE" wp14:editId="1EBC90E7">
+            <wp:extent cx="5761990" cy="963930"/>
+            <wp:effectExtent l="0" t="0" r="0" b="0"/>
+            <wp:docPr id="972140749" name="Picture 1" descr="A screenshot of a computer&#10;&#10;AI-generated content may be incorrect."/>
+            <wp:cNvGraphicFramePr>
+              <a:graphicFrameLocks xmlns:a="http://schemas.openxmlformats.org/drawingml/2006/main" noChangeAspect="1"/>
+            </wp:cNvGraphicFramePr>
+            <a:graphic xmlns:a="http://schemas.openxmlformats.org/drawingml/2006/main">
+              <a:graphicData uri="http://schemas.openxmlformats.org/drawingml/2006/picture">
+                <pic:pic xmlns:pic="http://schemas.openxmlformats.org/drawingml/2006/picture">
+                  <pic:nvPicPr>
+                    <pic:cNvPr id="972140749" name="Picture 1" descr="A screenshot of a computer&#10;&#10;AI-generated content may be incorrect."/>
+                    <pic:cNvPicPr/>
+                  </pic:nvPicPr>
+                  <pic:blipFill>
+                    <a:blip r:embed="rId11"/>
+                    <a:stretch>
+                      <a:fillRect/>
+                    </a:stretch>
+                  </pic:blipFill>
+                  <pic:spPr>
+                    <a:xfrm>
+                      <a:off x="0" y="0"/>
+                      <a:ext cx="5761990" cy="963930"/>
+                    </a:xfrm>
+                    <a:prstGeom prst="rect">
+                      <a:avLst/>
+                    </a:prstGeom>
+                  </pic:spPr>
+                </pic:pic>
+              </a:graphicData>
+            </a:graphic>
+          </wp:inline>
+        </w:drawing>
+      </w:r>
+    </w:p>
+    <w:p>
+      <w:pPr>
+        <w:pStyle w:val="ReportBody"/>
+        <w:jc w:val="center"/>
+      </w:pPr>
+      <w:r>
+        <w:t xml:space="preserve">Figure </w:t>
+      </w:r>
+      <w:r>
+        <w:t>4.3</w:t>
+      </w:r>
+      <w:r>
+        <w:t>, Autonomy Hardware Subsystem</w:t>
+      </w:r>
+    </w:p>
+    <w:p>
+      <w:pPr>
+        <w:pStyle w:val="ReportBody"/>
+      </w:pPr>
+      <w:r>
+        <w:t xml:space="preserve">Component selection for achieving autonomy was primarily led </w:t>
+      </w:r>
+      <w:r>
+        <w:t xml:space="preserve">by </w:t>
+      </w:r>
+      <w:r>
+        <w:t xml:space="preserve">Connor Dunn. The </w:t>
+      </w:r>
+      <w:r>
+        <w:lastRenderedPageBreak/>
+        <w:t>essential components include a flight controller, companion computer, power controller,</w:t>
       </w:r>
       <w:r>
         <w:t xml:space="preserve"> sonar</w:t>
@@ -8010,13 +8542,25 @@
         <w:t>For</w:t>
       </w:r>
       <w:r>
-        <w:t xml:space="preserve"> completeness the following components</w:t>
+        <w:t xml:space="preserve"> completeness</w:t>
       </w:r>
       <w:r>
         <w:t>,</w:t>
       </w:r>
       <w:r>
-        <w:t xml:space="preserve"> were selected:</w:t>
+        <w:t xml:space="preserve"> the following </w:t>
+      </w:r>
+      <w:r>
+        <w:t xml:space="preserve">key </w:t>
+      </w:r>
+      <w:r>
+        <w:t>components</w:t>
+      </w:r>
+      <w:r>
+        <w:t xml:space="preserve"> </w:t>
+      </w:r>
+      <w:r>
+        <w:t>were selected:</w:t>
       </w:r>
     </w:p>
     <w:p>
@@ -8028,7 +8572,19 @@
         </w:numPr>
       </w:pPr>
       <w:r>
-        <w:t xml:space="preserve">Pixhawk6C was chosen as the flight controller for its reliable ArduPilot support. </w:t>
+        <w:t xml:space="preserve">Pixhawk6C was chosen as the flight controller for its </w:t>
+      </w:r>
+      <w:r>
+        <w:t>proven</w:t>
+      </w:r>
+      <w:r>
+        <w:t xml:space="preserve"> ArduPilot support</w:t>
+      </w:r>
+      <w:r>
+        <w:t xml:space="preserve"> for ASVs and the design housing many ports, increasing the number of integrated peripherals</w:t>
+      </w:r>
+      <w:r>
+        <w:t xml:space="preserve">. </w:t>
       </w:r>
     </w:p>
     <w:p>
@@ -8040,7 +8596,10 @@
         </w:numPr>
       </w:pPr>
       <w:r>
-        <w:t>M10 GPS module was selected due to its higher accuracy over the M9.</w:t>
+        <w:t>The M10 GPS module was selected to minimise power usage, as its lower accuracy compared with the M9N does not significantly affect navigation performance in this implementation</w:t>
+      </w:r>
+      <w:r>
+        <w:t>.</w:t>
       </w:r>
     </w:p>
     <w:p>
@@ -8052,7 +8611,7 @@
         </w:numPr>
       </w:pPr>
       <w:r>
-        <w:t>Raspberry Pi Zero 2W was chosen as the computer companion, due to its proven MAVLink compatibility</w:t>
+        <w:t>Raspberry Pi Zero 2W was chosen as the computer companion due to its proven MAVLink compatibility</w:t>
       </w:r>
       <w:r>
         <w:t xml:space="preserve"> and </w:t>
@@ -8073,7 +8632,13 @@
         </w:numPr>
       </w:pPr>
       <w:r>
-        <w:t>ESP32 was chosen as the power controller, for its minimum current draw deep sleep</w:t>
+        <w:t>ESP32 was chosen as the power controller for its minimum current draw</w:t>
+      </w:r>
+      <w:r>
+        <w:t xml:space="preserve"> and</w:t>
+      </w:r>
+      <w:r>
+        <w:t xml:space="preserve"> deep sleep</w:t>
       </w:r>
       <w:r>
         <w:t xml:space="preserve"> </w:t>
@@ -8105,29 +8670,96 @@
           <w:numId w:val="5"/>
         </w:numPr>
       </w:pPr>
-      <w:bookmarkStart w:id="39" w:name="_Toc211299439"/>
-      <w:r>
-        <w:t xml:space="preserve">Power Supply and Distribution </w:t>
-      </w:r>
-      <w:proofErr w:type="gramStart"/>
-      <w:r>
-        <w:t>System</w:t>
-      </w:r>
-      <w:bookmarkEnd w:id="39"/>
-      <w:r>
-        <w:t>(</w:t>
-      </w:r>
-      <w:proofErr w:type="gramEnd"/>
-      <w:r>
-        <w:t>INCLUDE BASIC DIAGRAM)</w:t>
-      </w:r>
+      <w:bookmarkStart w:id="42" w:name="_Toc211646410"/>
+      <w:r>
+        <w:t>Power Supply and Distribution System</w:t>
+      </w:r>
+      <w:bookmarkEnd w:id="42"/>
     </w:p>
     <w:p>
       <w:pPr>
         <w:pStyle w:val="ReportBody"/>
       </w:pPr>
       <w:r>
-        <w:t>Important criteria for the power supply and distribution system include meeting the electrical demands of all onboard hardware, maintaining high power density to enable extended testing while enclosed within the waterproof housing, and supporting easy recharging to facilitate iterative development. Additionally, all components should minimise environmental impact in the event of waterproofing failure. This section outlines the design considerations and component selections made to satisfy these requirements.</w:t>
+        <w:t xml:space="preserve">Important criteria for the power supply and distribution system include meeting the electrical demands of all onboard hardware, </w:t>
+      </w:r>
+      <w:r>
+        <w:t xml:space="preserve">high power density for extended testing whilst fitting the </w:t>
+      </w:r>
+      <w:r>
+        <w:t>box</w:t>
+      </w:r>
+      <w:r>
+        <w:t xml:space="preserve"> and</w:t>
+      </w:r>
+      <w:r>
+        <w:t xml:space="preserve"> supporting easy recharging to facilitate iterative development. Additionally, all components should minimise environmental impact in the event of waterproofing failure. This section outlines the design considerations and component selections made to satisfy these requirements.</w:t>
+      </w:r>
+      <w:r>
+        <w:t xml:space="preserve"> It is important to note that all components were bought to save on time and to maximise the number of components bought commercially, making the project easier to replicate by anyone.</w:t>
+      </w:r>
+    </w:p>
+    <w:p>
+      <w:pPr>
+        <w:pStyle w:val="ReportBody"/>
+      </w:pPr>
+      <w:r>
+        <w:drawing>
+          <wp:inline distT="0" distB="0" distL="0" distR="0" wp14:anchorId="54BD0D49" wp14:editId="0EFB2FF2">
+            <wp:extent cx="5761990" cy="1091565"/>
+            <wp:effectExtent l="0" t="0" r="0" b="0"/>
+            <wp:docPr id="1006997257" name="Picture 1" descr="A screenshot of a video game&#10;&#10;AI-generated content may be incorrect."/>
+            <wp:cNvGraphicFramePr>
+              <a:graphicFrameLocks xmlns:a="http://schemas.openxmlformats.org/drawingml/2006/main" noChangeAspect="1"/>
+            </wp:cNvGraphicFramePr>
+            <a:graphic xmlns:a="http://schemas.openxmlformats.org/drawingml/2006/main">
+              <a:graphicData uri="http://schemas.openxmlformats.org/drawingml/2006/picture">
+                <pic:pic xmlns:pic="http://schemas.openxmlformats.org/drawingml/2006/picture">
+                  <pic:nvPicPr>
+                    <pic:cNvPr id="1006997257" name="Picture 1" descr="A screenshot of a video game&#10;&#10;AI-generated content may be incorrect."/>
+                    <pic:cNvPicPr/>
+                  </pic:nvPicPr>
+                  <pic:blipFill>
+                    <a:blip r:embed="rId12"/>
+                    <a:stretch>
+                      <a:fillRect/>
+                    </a:stretch>
+                  </pic:blipFill>
+                  <pic:spPr>
+                    <a:xfrm>
+                      <a:off x="0" y="0"/>
+                      <a:ext cx="5761990" cy="1091565"/>
+                    </a:xfrm>
+                    <a:prstGeom prst="rect">
+                      <a:avLst/>
+                    </a:prstGeom>
+                  </pic:spPr>
+                </pic:pic>
+              </a:graphicData>
+            </a:graphic>
+          </wp:inline>
+        </w:drawing>
+      </w:r>
+    </w:p>
+    <w:p>
+      <w:pPr>
+        <w:pStyle w:val="ReportBody"/>
+        <w:jc w:val="center"/>
+      </w:pPr>
+      <w:r>
+        <w:t xml:space="preserve">Figure </w:t>
+      </w:r>
+      <w:r>
+        <w:t>4.4</w:t>
+      </w:r>
+      <w:r>
+        <w:t xml:space="preserve">, </w:t>
+      </w:r>
+      <w:r>
+        <w:t>Power Subsystem</w:t>
+      </w:r>
+      <w:r>
+        <w:t>.</w:t>
       </w:r>
     </w:p>
     <w:p>
@@ -8138,11 +8770,11 @@
           <w:numId w:val="5"/>
         </w:numPr>
       </w:pPr>
-      <w:bookmarkStart w:id="40" w:name="_Toc211299440"/>
+      <w:bookmarkStart w:id="43" w:name="_Toc211646411"/>
       <w:r>
         <w:t>Batteries</w:t>
       </w:r>
-      <w:bookmarkEnd w:id="40"/>
+      <w:bookmarkEnd w:id="43"/>
     </w:p>
     <w:p>
       <w:pPr>
@@ -8155,24 +8787,311 @@
         <w:t xml:space="preserve"> </w:t>
       </w:r>
       <w:r>
-        <w:t>acid batteries, including SLA variants, were excluded early due to their highly toxic chemical composition and environmental risk in the event of leakage. Although LiFePO₄ batteries offer longer lifespans and are well</w:t>
-      </w:r>
-      <w:r>
+        <w:t xml:space="preserve">acid batteries, including SLA variants, were excluded early due to their highly toxic chemical composition and environmental risk in the event of leakage. </w:t>
+      </w:r>
+    </w:p>
+    <w:p>
+      <w:pPr>
+        <w:pStyle w:val="ReportBody"/>
+      </w:pPr>
+      <w:r>
+        <w:t>Due to availability and cost</w:t>
+      </w:r>
+      <w:r>
+        <w:t>,</w:t>
+      </w:r>
+      <w:r>
+        <w:t xml:space="preserve"> the following </w:t>
+      </w:r>
+      <w:r>
+        <w:t>LiFePO₄</w:t>
+      </w:r>
+      <w:r>
+        <w:t xml:space="preserve"> and LiPo batteries were compared.</w:t>
+      </w:r>
+    </w:p>
+    <w:p>
+      <w:pPr>
+        <w:pStyle w:val="ReportBody"/>
+        <w:rPr>
+          <w:noProof/>
+        </w:rPr>
+      </w:pPr>
+      <w:r>
+        <w:lastRenderedPageBreak/>
+        <w:drawing>
+          <wp:inline distT="0" distB="0" distL="0" distR="0" wp14:anchorId="68EF2DAA" wp14:editId="74A5FB4A">
+            <wp:extent cx="2514600" cy="1891771"/>
+            <wp:effectExtent l="0" t="0" r="0" b="0"/>
+            <wp:docPr id="19529947" name="Picture 1" descr="A battery with wires attached to it&#10;&#10;AI-generated content may be incorrect."/>
+            <wp:cNvGraphicFramePr>
+              <a:graphicFrameLocks xmlns:a="http://schemas.openxmlformats.org/drawingml/2006/main" noChangeAspect="1"/>
+            </wp:cNvGraphicFramePr>
+            <a:graphic xmlns:a="http://schemas.openxmlformats.org/drawingml/2006/main">
+              <a:graphicData uri="http://schemas.openxmlformats.org/drawingml/2006/picture">
+                <pic:pic xmlns:pic="http://schemas.openxmlformats.org/drawingml/2006/picture">
+                  <pic:nvPicPr>
+                    <pic:cNvPr id="19529947" name="Picture 1" descr="A battery with wires attached to it&#10;&#10;AI-generated content may be incorrect."/>
+                    <pic:cNvPicPr/>
+                  </pic:nvPicPr>
+                  <pic:blipFill>
+                    <a:blip r:embed="rId13"/>
+                    <a:stretch>
+                      <a:fillRect/>
+                    </a:stretch>
+                  </pic:blipFill>
+                  <pic:spPr>
+                    <a:xfrm>
+                      <a:off x="0" y="0"/>
+                      <a:ext cx="2530397" cy="1903656"/>
+                    </a:xfrm>
+                    <a:prstGeom prst="rect">
+                      <a:avLst/>
+                    </a:prstGeom>
+                  </pic:spPr>
+                </pic:pic>
+              </a:graphicData>
+            </a:graphic>
+          </wp:inline>
+        </w:drawing>
+      </w:r>
+      <w:r>
+        <w:rPr>
+          <w:noProof/>
+        </w:rPr>
         <w:t xml:space="preserve"> </w:t>
       </w:r>
       <w:r>
+        <w:drawing>
+          <wp:inline distT="0" distB="0" distL="0" distR="0" wp14:anchorId="6A692F71" wp14:editId="456C1934">
+            <wp:extent cx="2954763" cy="1894840"/>
+            <wp:effectExtent l="0" t="0" r="0" b="0"/>
+            <wp:docPr id="2139813264" name="Picture 1" descr="A black rectangle battery with blue label&#10;&#10;AI-generated content may be incorrect."/>
+            <wp:cNvGraphicFramePr>
+              <a:graphicFrameLocks xmlns:a="http://schemas.openxmlformats.org/drawingml/2006/main" noChangeAspect="1"/>
+            </wp:cNvGraphicFramePr>
+            <a:graphic xmlns:a="http://schemas.openxmlformats.org/drawingml/2006/main">
+              <a:graphicData uri="http://schemas.openxmlformats.org/drawingml/2006/picture">
+                <pic:pic xmlns:pic="http://schemas.openxmlformats.org/drawingml/2006/picture">
+                  <pic:nvPicPr>
+                    <pic:cNvPr id="2139813264" name="Picture 1" descr="A black rectangle battery with blue label&#10;&#10;AI-generated content may be incorrect."/>
+                    <pic:cNvPicPr/>
+                  </pic:nvPicPr>
+                  <pic:blipFill>
+                    <a:blip r:embed="rId14"/>
+                    <a:stretch>
+                      <a:fillRect/>
+                    </a:stretch>
+                  </pic:blipFill>
+                  <pic:spPr>
+                    <a:xfrm>
+                      <a:off x="0" y="0"/>
+                      <a:ext cx="2970227" cy="1904757"/>
+                    </a:xfrm>
+                    <a:prstGeom prst="rect">
+                      <a:avLst/>
+                    </a:prstGeom>
+                  </pic:spPr>
+                </pic:pic>
+              </a:graphicData>
+            </a:graphic>
+          </wp:inline>
+        </w:drawing>
+      </w:r>
+    </w:p>
+    <w:p>
+      <w:pPr>
+        <w:pStyle w:val="ReportBody"/>
+      </w:pPr>
+      <w:r>
+        <w:rPr>
+          <w:noProof/>
+        </w:rPr>
+        <w:t xml:space="preserve">Figure 4.5, </w:t>
+      </w:r>
+      <w:r>
+        <w:rPr>
+          <w:noProof/>
+        </w:rPr>
+        <w:t xml:space="preserve">LiPo battery from HobbyStation and the </w:t>
+      </w:r>
+      <w:r>
+        <w:t>LiFePO₄</w:t>
+      </w:r>
+      <w:r>
+        <w:t xml:space="preserve"> </w:t>
+      </w:r>
+      <w:r>
+        <w:t>[</w:t>
+      </w:r>
+      <w:r>
+        <w:t>5</w:t>
+      </w:r>
+      <w:r>
+        <w:t>]</w:t>
+      </w:r>
+      <w:r>
+        <w:t xml:space="preserve"> battery from </w:t>
+      </w:r>
+      <w:proofErr w:type="spellStart"/>
+      <w:r>
+        <w:t>SaveBarn</w:t>
+      </w:r>
+      <w:proofErr w:type="spellEnd"/>
+      <w:r>
+        <w:t xml:space="preserve"> </w:t>
+      </w:r>
+      <w:r>
+        <w:t>[</w:t>
+      </w:r>
+      <w:r>
+        <w:t>6</w:t>
+      </w:r>
+      <w:r>
+        <w:t>]</w:t>
+      </w:r>
+      <w:r>
+        <w:t xml:space="preserve"> as shown in </w:t>
+      </w:r>
+      <w:r>
+        <w:t>F</w:t>
+      </w:r>
+      <w:r>
+        <w:t>igure 4.6</w:t>
+      </w:r>
+      <w:r>
+        <w:t>.</w:t>
+      </w:r>
+    </w:p>
+    <w:p>
+      <w:pPr>
+        <w:pStyle w:val="ReportBody"/>
+      </w:pPr>
+      <w:r>
+        <w:t xml:space="preserve">Although </w:t>
+      </w:r>
+      <w:r>
+        <w:t xml:space="preserve">the </w:t>
+      </w:r>
+      <w:r>
+        <w:t>LiFePO₄ batteries offer</w:t>
+      </w:r>
+      <w:r>
+        <w:t>s</w:t>
+      </w:r>
+      <w:r>
+        <w:t xml:space="preserve"> longer lifespans and are well</w:t>
+      </w:r>
+      <w:r>
+        <w:t xml:space="preserve"> </w:t>
+      </w:r>
+      <w:r>
         <w:t>suited to long</w:t>
       </w:r>
       <w:r>
         <w:t xml:space="preserve"> </w:t>
       </w:r>
       <w:r>
-        <w:t>duration applications, LiPo batteries were selected for their superior power density, high maximum discharge current, and established compatibility with flight controllers.</w:t>
+        <w:t xml:space="preserve">duration applications, </w:t>
+      </w:r>
+      <w:r>
+        <w:t xml:space="preserve">the </w:t>
+      </w:r>
+      <w:r>
+        <w:t>LiPo batteries were selected for their superior power density</w:t>
+      </w:r>
+      <w:r>
+        <w:t xml:space="preserve"> and</w:t>
+      </w:r>
+      <w:r>
+        <w:t xml:space="preserve"> high maximum discharge current</w:t>
+      </w:r>
+      <w:r>
+        <w:t xml:space="preserve"> required by the T200 motors</w:t>
+      </w:r>
+      <w:r>
+        <w:t xml:space="preserve">, as shown in </w:t>
+      </w:r>
+      <w:r>
+        <w:t>F</w:t>
+      </w:r>
+      <w:r>
+        <w:t>igure x below</w:t>
+      </w:r>
+      <w:r>
+        <w:t>.</w:t>
       </w:r>
     </w:p>
     <w:p>
       <w:pPr>
         <w:pStyle w:val="ReportBody"/>
+        <w:jc w:val="center"/>
+      </w:pPr>
+      <w:r>
+        <w:drawing>
+          <wp:inline distT="0" distB="0" distL="0" distR="0" wp14:anchorId="7F6550D2" wp14:editId="5A6602D8">
+            <wp:extent cx="3589112" cy="1917965"/>
+            <wp:effectExtent l="0" t="0" r="0" b="0"/>
+            <wp:docPr id="1937808072" name="Picture 1" descr="A graph of a diagram&#10;&#10;AI-generated content may be incorrect."/>
+            <wp:cNvGraphicFramePr>
+              <a:graphicFrameLocks xmlns:a="http://schemas.openxmlformats.org/drawingml/2006/main" noChangeAspect="1"/>
+            </wp:cNvGraphicFramePr>
+            <a:graphic xmlns:a="http://schemas.openxmlformats.org/drawingml/2006/main">
+              <a:graphicData uri="http://schemas.openxmlformats.org/drawingml/2006/picture">
+                <pic:pic xmlns:pic="http://schemas.openxmlformats.org/drawingml/2006/picture">
+                  <pic:nvPicPr>
+                    <pic:cNvPr id="1937808072" name="Picture 1" descr="A graph of a diagram&#10;&#10;AI-generated content may be incorrect."/>
+                    <pic:cNvPicPr/>
+                  </pic:nvPicPr>
+                  <pic:blipFill>
+                    <a:blip r:embed="rId15"/>
+                    <a:stretch>
+                      <a:fillRect/>
+                    </a:stretch>
+                  </pic:blipFill>
+                  <pic:spPr>
+                    <a:xfrm>
+                      <a:off x="0" y="0"/>
+                      <a:ext cx="3603499" cy="1925653"/>
+                    </a:xfrm>
+                    <a:prstGeom prst="rect">
+                      <a:avLst/>
+                    </a:prstGeom>
+                  </pic:spPr>
+                </pic:pic>
+              </a:graphicData>
+            </a:graphic>
+          </wp:inline>
+        </w:drawing>
+      </w:r>
+    </w:p>
+    <w:p>
+      <w:pPr>
+        <w:pStyle w:val="ReportBody"/>
+        <w:jc w:val="center"/>
+      </w:pPr>
+      <w:r>
+        <w:t xml:space="preserve">Figure </w:t>
+      </w:r>
+      <w:r>
+        <w:t>4.7</w:t>
+      </w:r>
+      <w:r>
+        <w:t xml:space="preserve">, Current draw requirements for T200 motors from </w:t>
+      </w:r>
+      <w:r>
+        <w:t>BlueRobotics [</w:t>
+      </w:r>
+      <w:r>
+        <w:t>1]</w:t>
+      </w:r>
+      <w:r>
+        <w:t>.</w:t>
+      </w:r>
+    </w:p>
+    <w:p>
+      <w:pPr>
+        <w:pStyle w:val="ReportBody"/>
       </w:pPr>
       <w:r>
         <w:t>The specific battery chosen was a 5500</w:t>
@@ -8202,7 +9121,13 @@
         <w:t xml:space="preserve"> </w:t>
       </w:r>
       <w:r>
-        <w:t>Following initial integration, an additional identical battery was incorporated after confirming sufficient space within the enclosure, allowing extended runtime and improved system endurance.</w:t>
+        <w:t>Following initial integration, an additional identical battery was incorporated after confirming sufficient space within the</w:t>
+      </w:r>
+      <w:r>
+        <w:t xml:space="preserve"> box</w:t>
+      </w:r>
+      <w:r>
+        <w:t>, allowing extended runtime and improved system endurance.</w:t>
       </w:r>
     </w:p>
     <w:p>
@@ -8210,7 +9135,13 @@
         <w:pStyle w:val="ReportBody"/>
       </w:pPr>
       <w:r>
-        <w:t>Additionally, cell</w:t>
+        <w:t xml:space="preserve">Additionally, </w:t>
+      </w:r>
+      <w:r>
+        <w:t xml:space="preserve">appropriate </w:t>
+      </w:r>
+      <w:r>
+        <w:t>cell</w:t>
       </w:r>
       <w:r>
         <w:t xml:space="preserve"> </w:t>
@@ -8222,7 +9153,10 @@
         <w:t xml:space="preserve"> </w:t>
       </w:r>
       <w:r>
-        <w:t>designed power distribution board, discussed in a later section.</w:t>
+        <w:t>designed power distribution board</w:t>
+      </w:r>
+      <w:r>
+        <w:t>.</w:t>
       </w:r>
     </w:p>
     <w:p>
@@ -8233,99 +9167,242 @@
           <w:numId w:val="5"/>
         </w:numPr>
       </w:pPr>
-      <w:bookmarkStart w:id="41" w:name="_Toc211299441"/>
+      <w:bookmarkStart w:id="44" w:name="_Toc211646412"/>
+      <w:r>
+        <w:t xml:space="preserve">Solar </w:t>
+      </w:r>
+      <w:proofErr w:type="gramStart"/>
+      <w:r>
+        <w:t>Panel</w:t>
+      </w:r>
+      <w:r>
+        <w:t>s</w:t>
+      </w:r>
+      <w:r>
+        <w:t>(</w:t>
+      </w:r>
+      <w:proofErr w:type="gramEnd"/>
+      <w:r>
+        <w:rPr>
+          <w:b/>
+          <w:bCs/>
+        </w:rPr>
+        <w:t>PHOTOS OF SETUP?)</w:t>
+      </w:r>
+      <w:bookmarkEnd w:id="44"/>
+    </w:p>
+    <w:p>
+      <w:pPr>
+        <w:pStyle w:val="ReportBody"/>
+      </w:pPr>
+      <w:r>
+        <w:t>To support the dual</w:t>
+      </w:r>
+      <w:r>
+        <w:t xml:space="preserve"> </w:t>
+      </w:r>
+      <w:r>
+        <w:t>battery configuration, two solar panels were implemented to simplify the charging and integration process. The primary requirement was physical compatibility with the hull, as both panels needed to fit securely on the buoy’s surface. Additional considerations included connector simplicity, cost, and local availability. Monocrystalline panels were selected over polycrystalline and thin</w:t>
+      </w:r>
+      <w:r>
+        <w:t xml:space="preserve"> </w:t>
+      </w:r>
+      <w:r>
+        <w:t>film alternatives due to their higher efficiency and longer operational lifespan.</w:t>
+      </w:r>
+    </w:p>
+    <w:p>
+      <w:pPr>
+        <w:pStyle w:val="ReportBody"/>
+      </w:pPr>
+      <w:r>
+        <w:t>The final select</w:t>
+      </w:r>
+      <w:r>
+        <w:t>ed solar panels</w:t>
+      </w:r>
+      <w:r>
+        <w:t xml:space="preserve"> consisted of two 12 V, 20 W monocrystalline panels from </w:t>
+      </w:r>
+      <w:r>
+        <w:t>Jaycar</w:t>
+      </w:r>
+      <w:r>
+        <w:t xml:space="preserve"> [</w:t>
+      </w:r>
+      <w:r>
+        <w:t>7</w:t>
+      </w:r>
+      <w:r>
+        <w:t>]</w:t>
+      </w:r>
+      <w:r>
+        <w:t>, chosen for their suitable dimensions, availability, and straightforward two</w:t>
+      </w:r>
+      <w:r>
+        <w:t xml:space="preserve"> </w:t>
+      </w:r>
+      <w:r>
+        <w:t>wire connection interface. Supporting hardware for solar integration was sourced from E</w:t>
+      </w:r>
+      <w:r>
+        <w:t>p</w:t>
+      </w:r>
+      <w:r>
+        <w:t xml:space="preserve">artners, a </w:t>
+      </w:r>
+      <w:r>
+        <w:t>well</w:t>
+      </w:r>
+      <w:r>
+        <w:t>-established</w:t>
+      </w:r>
+      <w:r>
+        <w:t xml:space="preserve"> electronics supplier in New Zealand</w:t>
+      </w:r>
+      <w:r>
+        <w:t>. This hardware i</w:t>
+      </w:r>
+      <w:r>
+        <w:t xml:space="preserve">ncluded a </w:t>
+      </w:r>
+      <w:r>
+        <w:t>step</w:t>
+      </w:r>
+      <w:r>
+        <w:t>-down</w:t>
+      </w:r>
+      <w:r>
+        <w:t xml:space="preserve"> buck converter and a boost charger to regulate and optimise charging performance.</w:t>
+      </w:r>
+      <w:r>
+        <w:t xml:space="preserve"> The 18650 </w:t>
+      </w:r>
       <w:r>
         <w:lastRenderedPageBreak/>
-        <w:t xml:space="preserve">Solar </w:t>
-      </w:r>
-      <w:proofErr w:type="gramStart"/>
-      <w:r>
-        <w:t>Panel</w:t>
-      </w:r>
-      <w:r>
-        <w:t>s</w:t>
-      </w:r>
-      <w:bookmarkEnd w:id="41"/>
-      <w:r>
-        <w:t>(</w:t>
-      </w:r>
-      <w:proofErr w:type="gramEnd"/>
-      <w:r>
-        <w:t>INCLUDE BASIC DIAGRAM)</w:t>
+        <w:t xml:space="preserve">Battery Charger Board [8] was selected due to availability and compatibility. </w:t>
+      </w:r>
+      <w:r>
+        <w:t>Due to a USB-C input, the buck converter chosen [9] had an available USB output, which was selected to allow for a secure connection. The specific setup, hardware and mounting have been shown in Figures 4.8 and 4.9 belo</w:t>
+      </w:r>
+      <w:r>
+        <w:t>w.</w:t>
       </w:r>
     </w:p>
     <w:p>
       <w:pPr>
         <w:pStyle w:val="ReportBody"/>
-      </w:pPr>
-      <w:r>
-        <w:t>To support the dual</w:t>
-      </w:r>
-      <w:r>
-        <w:t xml:space="preserve"> </w:t>
-      </w:r>
-      <w:r>
-        <w:t>battery configuration, two solar panels were implemented to simplify the charging and integration process. The primary requirement was physical compatibility with the hull, as both panels needed to fit securely on the buoy’s surface. Additional considerations included connector simplicity, cost, and local availability. Monocrystalline panels were selected over polycrystalline and thin</w:t>
-      </w:r>
-      <w:r>
-        <w:t xml:space="preserve"> </w:t>
-      </w:r>
-      <w:r>
-        <w:t xml:space="preserve">film alternatives due to their higher efficiency and longer operational lifespan. </w:t>
+        <w:jc w:val="center"/>
+      </w:pPr>
+      <w:r>
+        <w:drawing>
+          <wp:inline distT="0" distB="0" distL="0" distR="0" wp14:anchorId="6DCAFC25" wp14:editId="202E0C99">
+            <wp:extent cx="3242277" cy="2000250"/>
+            <wp:effectExtent l="0" t="0" r="0" b="0"/>
+            <wp:docPr id="2106428182" name="Picture 1"/>
+            <wp:cNvGraphicFramePr>
+              <a:graphicFrameLocks xmlns:a="http://schemas.openxmlformats.org/drawingml/2006/main" noChangeAspect="1"/>
+            </wp:cNvGraphicFramePr>
+            <a:graphic xmlns:a="http://schemas.openxmlformats.org/drawingml/2006/main">
+              <a:graphicData uri="http://schemas.openxmlformats.org/drawingml/2006/picture">
+                <pic:pic xmlns:pic="http://schemas.openxmlformats.org/drawingml/2006/picture">
+                  <pic:nvPicPr>
+                    <pic:cNvPr id="2106428182" name=""/>
+                    <pic:cNvPicPr/>
+                  </pic:nvPicPr>
+                  <pic:blipFill>
+                    <a:blip r:embed="rId16"/>
+                    <a:stretch>
+                      <a:fillRect/>
+                    </a:stretch>
+                  </pic:blipFill>
+                  <pic:spPr>
+                    <a:xfrm>
+                      <a:off x="0" y="0"/>
+                      <a:ext cx="3244437" cy="2001583"/>
+                    </a:xfrm>
+                    <a:prstGeom prst="rect">
+                      <a:avLst/>
+                    </a:prstGeom>
+                  </pic:spPr>
+                </pic:pic>
+              </a:graphicData>
+            </a:graphic>
+          </wp:inline>
+        </w:drawing>
       </w:r>
     </w:p>
     <w:p>
       <w:pPr>
         <w:pStyle w:val="ReportBody"/>
-      </w:pPr>
-      <w:r>
-        <w:t>The final select</w:t>
-      </w:r>
-      <w:r>
-        <w:t>ed solar panels</w:t>
-      </w:r>
-      <w:r>
-        <w:t xml:space="preserve"> consisted of two 12 V, 20 W monocrystalline panels from Jaycar, chosen for their suitable dimensions, availability, and straightforward two</w:t>
-      </w:r>
-      <w:r>
-        <w:t xml:space="preserve"> </w:t>
-      </w:r>
-      <w:r>
-        <w:t>wire connection interface. Supporting hardware for solar integration was sourced from E</w:t>
-      </w:r>
-      <w:r>
-        <w:t>p</w:t>
-      </w:r>
-      <w:r>
-        <w:t xml:space="preserve">artners, a </w:t>
-      </w:r>
-      <w:proofErr w:type="gramStart"/>
-      <w:r>
-        <w:t>well</w:t>
-      </w:r>
-      <w:r>
-        <w:t xml:space="preserve"> </w:t>
-      </w:r>
-      <w:r>
-        <w:t>established</w:t>
-      </w:r>
-      <w:proofErr w:type="gramEnd"/>
-      <w:r>
-        <w:t xml:space="preserve"> electronics supplier in New Zealand, and included a </w:t>
-      </w:r>
-      <w:proofErr w:type="gramStart"/>
-      <w:r>
-        <w:t>step</w:t>
-      </w:r>
-      <w:r>
-        <w:t xml:space="preserve"> </w:t>
-      </w:r>
-      <w:r>
-        <w:t>down</w:t>
-      </w:r>
-      <w:proofErr w:type="gramEnd"/>
-      <w:r>
-        <w:t xml:space="preserve"> buck converter and a boost charger to regulate and optimise charging performance.</w:t>
+        <w:jc w:val="center"/>
+      </w:pPr>
+      <w:r>
+        <w:t xml:space="preserve">Figure </w:t>
+      </w:r>
+      <w:r>
+        <w:t>4.8</w:t>
+      </w:r>
+      <w:r>
+        <w:t>, Solar panel mounting</w:t>
+      </w:r>
+      <w:r>
+        <w:t xml:space="preserve"> plan.</w:t>
+      </w:r>
+    </w:p>
+    <w:p>
+      <w:pPr>
+        <w:pStyle w:val="ReportBody"/>
+        <w:jc w:val="center"/>
+      </w:pPr>
+      <w:r>
+        <w:drawing>
+          <wp:inline distT="0" distB="0" distL="0" distR="0" wp14:anchorId="070468FA" wp14:editId="6B982782">
+            <wp:extent cx="3861938" cy="3135856"/>
+            <wp:effectExtent l="0" t="0" r="0" b="0"/>
+            <wp:docPr id="1118086669" name="Picture 1" descr="A diagram of a solar panel&#10;&#10;AI-generated content may be incorrect."/>
+            <wp:cNvGraphicFramePr>
+              <a:graphicFrameLocks xmlns:a="http://schemas.openxmlformats.org/drawingml/2006/main" noChangeAspect="1"/>
+            </wp:cNvGraphicFramePr>
+            <a:graphic xmlns:a="http://schemas.openxmlformats.org/drawingml/2006/main">
+              <a:graphicData uri="http://schemas.openxmlformats.org/drawingml/2006/picture">
+                <pic:pic xmlns:pic="http://schemas.openxmlformats.org/drawingml/2006/picture">
+                  <pic:nvPicPr>
+                    <pic:cNvPr id="1118086669" name="Picture 1" descr="A diagram of a solar panel&#10;&#10;AI-generated content may be incorrect."/>
+                    <pic:cNvPicPr/>
+                  </pic:nvPicPr>
+                  <pic:blipFill>
+                    <a:blip r:embed="rId17"/>
+                    <a:stretch>
+                      <a:fillRect/>
+                    </a:stretch>
+                  </pic:blipFill>
+                  <pic:spPr>
+                    <a:xfrm>
+                      <a:off x="0" y="0"/>
+                      <a:ext cx="3869113" cy="3141682"/>
+                    </a:xfrm>
+                    <a:prstGeom prst="rect">
+                      <a:avLst/>
+                    </a:prstGeom>
+                  </pic:spPr>
+                </pic:pic>
+              </a:graphicData>
+            </a:graphic>
+          </wp:inline>
+        </w:drawing>
+      </w:r>
+    </w:p>
+    <w:p>
+      <w:pPr>
+        <w:pStyle w:val="ReportBody"/>
+        <w:jc w:val="center"/>
+      </w:pPr>
+      <w:r>
+        <w:t xml:space="preserve">Figure 4.9, Power Sources </w:t>
+      </w:r>
+      <w:r>
+        <w:t>Connection Diagram</w:t>
       </w:r>
     </w:p>
     <w:p>
@@ -8336,24 +9413,65 @@
           <w:numId w:val="5"/>
         </w:numPr>
       </w:pPr>
-      <w:bookmarkStart w:id="42" w:name="_Toc211299442"/>
+      <w:bookmarkStart w:id="45" w:name="_Toc211646413"/>
       <w:r>
         <w:t xml:space="preserve">Power </w:t>
       </w:r>
       <w:r>
         <w:t>Distribution</w:t>
       </w:r>
-      <w:r>
-        <w:t xml:space="preserve"> (INCLUDE PINOUTS OF POWER MODUES)</w:t>
-      </w:r>
-      <w:bookmarkEnd w:id="42"/>
+      <w:bookmarkEnd w:id="45"/>
     </w:p>
     <w:p>
       <w:pPr>
         <w:pStyle w:val="ReportBody"/>
       </w:pPr>
       <w:r>
-        <w:t>The commercially available power distribution board options considered were the PM02, PM06, and PM07. The PM06 and PM07 were preferred over the PM02 due to their ability to distribute power to the ESCs controlling the thrusters</w:t>
+        <w:t>The primary purpose of the power module was to serve as a temporary power distribution board while the custom one was being designed and built. This board is required to provide power to the motors and flight controller, as these act as the main components for mobility. Additional peripherals would be powered through an external power bank supplied by Connor Dunn.</w:t>
+      </w:r>
+    </w:p>
+    <w:p>
+      <w:pPr>
+        <w:pStyle w:val="ReportBody"/>
+      </w:pPr>
+      <w:r>
+        <w:t>The commercially available power distribution board options considered were the PM02</w:t>
+      </w:r>
+      <w:r>
+        <w:t xml:space="preserve"> [</w:t>
+      </w:r>
+      <w:r>
+        <w:t>10</w:t>
+      </w:r>
+      <w:r>
+        <w:t>]</w:t>
+      </w:r>
+      <w:r>
+        <w:t>, PM06</w:t>
+      </w:r>
+      <w:r>
+        <w:t xml:space="preserve"> [</w:t>
+      </w:r>
+      <w:r>
+        <w:t>11</w:t>
+      </w:r>
+      <w:r>
+        <w:t>]</w:t>
+      </w:r>
+      <w:r>
+        <w:t>, and PM07</w:t>
+      </w:r>
+      <w:r>
+        <w:t xml:space="preserve"> [</w:t>
+      </w:r>
+      <w:r>
+        <w:t>12</w:t>
+      </w:r>
+      <w:r>
+        <w:t>]</w:t>
+      </w:r>
+      <w:r>
+        <w:t>. The PM06 and PM07 were preferred over the PM02 due to their ability to distribute power to the ESCs controlling the thrusters</w:t>
       </w:r>
       <w:r>
         <w:t xml:space="preserve"> </w:t>
@@ -8374,7 +9492,35 @@
         <w:t xml:space="preserve"> it does not allow for motor control through the board itself. </w:t>
       </w:r>
       <w:r>
-        <w:t>As shown in Figure 4.1, the PM06 features only a single power connector for the flight controller. In contrast, the PM07, shown in Figure 4.2, includes multiple additional connectors, including a 10-pin I/O interface that directly integrates with the Pixhawk 6C, enabling simplified motor control. These additional connection options and improved integration capabilities were the key factors in selecting the PM07.</w:t>
+        <w:t xml:space="preserve">As shown in Figure </w:t>
+      </w:r>
+      <w:r>
+        <w:lastRenderedPageBreak/>
+        <w:t>4.9</w:t>
+      </w:r>
+      <w:r>
+        <w:t xml:space="preserve">, the PM06 </w:t>
+      </w:r>
+      <w:r>
+        <w:t xml:space="preserve">only has one connector. This is a power connector and does not allow for motor control through itself. In contrast, in </w:t>
+      </w:r>
+      <w:r>
+        <w:t>F</w:t>
+      </w:r>
+      <w:r>
+        <w:t>igure 4.10, the PM07 is shown to have a</w:t>
+      </w:r>
+      <w:r>
+        <w:t>n</w:t>
+      </w:r>
+      <w:r>
+        <w:t xml:space="preserve"> IO-PWN-in input that connects to a flight controller and controls the motor</w:t>
+      </w:r>
+      <w:r>
+        <w:t>’</w:t>
+      </w:r>
+      <w:r>
+        <w:t>s signal pins.</w:t>
       </w:r>
     </w:p>
     <w:p>
@@ -8382,40 +9528,140 @@
         <w:pStyle w:val="ReportBody"/>
       </w:pPr>
       <w:r>
-        <w:t>However, after receiving the board, it became apparent that an oversight in interpreting the documentation led to a misunderstanding of its power distribution capabilities.</w:t>
-      </w:r>
-      <w:r>
+        <w:rPr>
+          <w:noProof/>
+        </w:rPr>
+        <w:drawing>
+          <wp:inline distT="0" distB="0" distL="0" distR="0" wp14:anchorId="6A6F04B8" wp14:editId="1DB51642">
+            <wp:extent cx="2333625" cy="2286953"/>
+            <wp:effectExtent l="0" t="0" r="0" b="0"/>
+            <wp:docPr id="1261174572" name="Picture 3" descr="PM06"/>
+            <wp:cNvGraphicFramePr>
+              <a:graphicFrameLocks xmlns:a="http://schemas.openxmlformats.org/drawingml/2006/main" noChangeAspect="1"/>
+            </wp:cNvGraphicFramePr>
+            <a:graphic xmlns:a="http://schemas.openxmlformats.org/drawingml/2006/main">
+              <a:graphicData uri="http://schemas.openxmlformats.org/drawingml/2006/picture">
+                <pic:pic xmlns:pic="http://schemas.openxmlformats.org/drawingml/2006/picture">
+                  <pic:nvPicPr>
+                    <pic:cNvPr id="0" name="Picture 5" descr="PM06"/>
+                    <pic:cNvPicPr>
+                      <a:picLocks noChangeAspect="1" noChangeArrowheads="1"/>
+                    </pic:cNvPicPr>
+                  </pic:nvPicPr>
+                  <pic:blipFill>
+                    <a:blip r:embed="rId18" cstate="print">
+                      <a:extLst>
+                        <a:ext uri="{28A0092B-C50C-407E-A947-70E740481C1C}">
+                          <a14:useLocalDpi xmlns:a14="http://schemas.microsoft.com/office/drawing/2010/main" val="0"/>
+                        </a:ext>
+                      </a:extLst>
+                    </a:blip>
+                    <a:srcRect/>
+                    <a:stretch>
+                      <a:fillRect/>
+                    </a:stretch>
+                  </pic:blipFill>
+                  <pic:spPr bwMode="auto">
+                    <a:xfrm>
+                      <a:off x="0" y="0"/>
+                      <a:ext cx="2333625" cy="2286953"/>
+                    </a:xfrm>
+                    <a:prstGeom prst="rect">
+                      <a:avLst/>
+                    </a:prstGeom>
+                    <a:noFill/>
+                    <a:ln>
+                      <a:noFill/>
+                    </a:ln>
+                  </pic:spPr>
+                </pic:pic>
+              </a:graphicData>
+            </a:graphic>
+          </wp:inline>
+        </w:drawing>
+      </w:r>
+      <w:r>
+        <w:rPr>
+          <w:noProof/>
+        </w:rPr>
         <w:t xml:space="preserve"> </w:t>
       </w:r>
       <w:r>
-        <w:t>Although</w:t>
-      </w:r>
-      <w:r>
-        <w:t xml:space="preserve"> the PM07 does include two 5 V output</w:t>
-      </w:r>
-      <w:r>
-        <w:t xml:space="preserve"> pins</w:t>
-      </w:r>
-      <w:r>
-        <w:t>, the</w:t>
-      </w:r>
-      <w:r>
-        <w:t xml:space="preserve"> board</w:t>
-      </w:r>
-      <w:r>
-        <w:t>’</w:t>
-      </w:r>
-      <w:r>
-        <w:t xml:space="preserve">s </w:t>
-      </w:r>
-      <w:r>
-        <w:t xml:space="preserve">compact connector layout </w:t>
-      </w:r>
-      <w:r>
-        <w:t>makes</w:t>
-      </w:r>
-      <w:r>
-        <w:t xml:space="preserve"> them unsuitable for reliably powering all auxiliary components. The board remains well-suited for ESC distribution, but external regulation and distribution were required to supply stable power to devices such as the companion computer and sensors. Consequently, a custom power distribution board was designed to extend these capabilities while retaining the core functionality provided by the PM07.</w:t>
+        <w:drawing>
+          <wp:inline distT="0" distB="0" distL="0" distR="0" wp14:anchorId="162D09DC" wp14:editId="5E8DEC52">
+            <wp:extent cx="3162779" cy="2285818"/>
+            <wp:effectExtent l="0" t="0" r="0" b="0"/>
+            <wp:docPr id="1453781419" name="Picture 1"/>
+            <wp:cNvGraphicFramePr>
+              <a:graphicFrameLocks xmlns:a="http://schemas.openxmlformats.org/drawingml/2006/main" noChangeAspect="1"/>
+            </wp:cNvGraphicFramePr>
+            <a:graphic xmlns:a="http://schemas.openxmlformats.org/drawingml/2006/main">
+              <a:graphicData uri="http://schemas.openxmlformats.org/drawingml/2006/picture">
+                <pic:pic xmlns:pic="http://schemas.openxmlformats.org/drawingml/2006/picture">
+                  <pic:nvPicPr>
+                    <pic:cNvPr id="1453781419" name=""/>
+                    <pic:cNvPicPr/>
+                  </pic:nvPicPr>
+                  <pic:blipFill>
+                    <a:blip r:embed="rId19"/>
+                    <a:stretch>
+                      <a:fillRect/>
+                    </a:stretch>
+                  </pic:blipFill>
+                  <pic:spPr>
+                    <a:xfrm>
+                      <a:off x="0" y="0"/>
+                      <a:ext cx="3162779" cy="2285818"/>
+                    </a:xfrm>
+                    <a:prstGeom prst="rect">
+                      <a:avLst/>
+                    </a:prstGeom>
+                  </pic:spPr>
+                </pic:pic>
+              </a:graphicData>
+            </a:graphic>
+          </wp:inline>
+        </w:drawing>
+      </w:r>
+    </w:p>
+    <w:p>
+      <w:pPr>
+        <w:pStyle w:val="ReportBody"/>
+        <w:ind w:firstLine="720"/>
+      </w:pPr>
+      <w:r>
+        <w:t>Figure 4.</w:t>
+      </w:r>
+      <w:r>
+        <w:t>10</w:t>
+      </w:r>
+      <w:r>
+        <w:t>, PM06 pinout [</w:t>
+      </w:r>
+      <w:r>
+        <w:t>9</w:t>
+      </w:r>
+      <w:r>
+        <w:t>].</w:t>
+      </w:r>
+      <w:r>
+        <w:tab/>
+      </w:r>
+      <w:r>
+        <w:tab/>
+        <w:t>Figure 4.1</w:t>
+      </w:r>
+      <w:r>
+        <w:t>1</w:t>
+      </w:r>
+      <w:r>
+        <w:t>, PM07 pinout [</w:t>
+      </w:r>
+      <w:r>
+        <w:t>10</w:t>
+      </w:r>
+      <w:r>
+        <w:t>].</w:t>
       </w:r>
     </w:p>
     <w:p>
@@ -8426,36 +9672,33 @@
           <w:numId w:val="5"/>
         </w:numPr>
       </w:pPr>
-      <w:bookmarkStart w:id="43" w:name="_Toc211299443"/>
+      <w:bookmarkStart w:id="46" w:name="_Toc211646414"/>
       <w:r>
         <w:t>PCB Design</w:t>
       </w:r>
-      <w:r>
-        <w:t xml:space="preserve"> </w:t>
-      </w:r>
-      <w:r>
-        <w:t>Required Features</w:t>
-      </w:r>
-      <w:bookmarkEnd w:id="43"/>
+      <w:bookmarkEnd w:id="46"/>
     </w:p>
     <w:p>
       <w:pPr>
         <w:pStyle w:val="ReportBody"/>
       </w:pPr>
       <w:r>
-        <w:t>The minimum functional requirements for the custom-designed PCB were to replicate the key capabilities of the PM07, including power distribution to the flight controller and motors,</w:t>
-      </w:r>
-      <w:r>
-        <w:t xml:space="preserve"> </w:t>
-      </w:r>
-      <w:r>
-        <w:t xml:space="preserve">and </w:t>
-      </w:r>
-      <w:r>
-        <w:t>integrated</w:t>
-      </w:r>
-      <w:r>
-        <w:t xml:space="preserve"> current sensing. Additionally, the board dimensions were constrained to fit within the existing power distribution layout of the buoy. This section outlines how these requirements were achieved, with the final power distribution schematic presented in the Final Design section.</w:t>
+        <w:t>A custom PCB was required to incorporate power saving techniques while</w:t>
+      </w:r>
+      <w:r>
+        <w:t xml:space="preserve"> allowing for</w:t>
+      </w:r>
+      <w:r>
+        <w:t xml:space="preserve"> power distribution and communications between required hardware. This section covers all the </w:t>
+      </w:r>
+      <w:r>
+        <w:t xml:space="preserve">hardware </w:t>
+      </w:r>
+      <w:r>
+        <w:t>design requirements and features offered by the PCB.</w:t>
+      </w:r>
+      <w:r>
+        <w:t xml:space="preserve"> The firmware implementation of this hardware can be found in Connor Dunn’s report.</w:t>
       </w:r>
     </w:p>
     <w:p>
@@ -8466,53 +9709,70 @@
           <w:numId w:val="5"/>
         </w:numPr>
       </w:pPr>
-      <w:bookmarkStart w:id="44" w:name="_Toc211299444"/>
-      <w:r>
-        <w:t xml:space="preserve">Power </w:t>
-      </w:r>
-      <w:proofErr w:type="gramStart"/>
-      <w:r>
-        <w:t>Distribution</w:t>
-      </w:r>
-      <w:bookmarkEnd w:id="44"/>
-      <w:r>
-        <w:t>(</w:t>
-      </w:r>
-      <w:proofErr w:type="gramEnd"/>
-      <w:r>
-        <w:t>INCLUDE DIAGRAM)</w:t>
-      </w:r>
+      <w:bookmarkStart w:id="47" w:name="_Toc211646415"/>
+      <w:r>
+        <w:t>Size Requirements</w:t>
+      </w:r>
+      <w:bookmarkEnd w:id="47"/>
     </w:p>
     <w:p>
       <w:pPr>
         <w:pStyle w:val="ReportBody"/>
       </w:pPr>
       <w:r>
-        <w:t>Power distribution on the custom PCB for additional peripherals was achieved by implementing an XT60 input like</w:t>
-      </w:r>
-      <w:r>
-        <w:t>,</w:t>
-      </w:r>
-      <w:r>
-        <w:t xml:space="preserve"> that of the power module. This input routed power to a dedicated buck converter, which then supplied the required voltage to each external subsystem. To facilitate this, XT60 male and female pigtail connectors were sourced from AliExpress, and large exposed copper pads were included on the PCB to serve as high current </w:t>
-      </w:r>
-      <w:r>
-        <w:lastRenderedPageBreak/>
-        <w:t>power inputs for these connectors. The buck converter itself was a commercially available unit purchased from E</w:t>
-      </w:r>
-      <w:r>
-        <w:t>p</w:t>
-      </w:r>
-      <w:r>
-        <w:t>artners.</w:t>
+        <w:t>The batteries and the modem determined the space left over for the PCB, as these could not be directly mounted to fit on top of the PCB. The remaining space was approximately 8cm by 18cm, and Figure 4.11, shown below, illustrates the intended setup.</w:t>
       </w:r>
     </w:p>
     <w:p>
       <w:pPr>
         <w:pStyle w:val="ReportBody"/>
-      </w:pPr>
-      <w:r>
-        <w:t>Power delivery to the motors via the ESCs was implemented off board using XT60 splitter cables, as shown in Figure 4.3. This approach was chosen to handle the high current draw of the thrusters while providing a safer, lower cost, and more maintainable alternative to distributing motor power directly through the PCB.</w:t>
+        <w:jc w:val="center"/>
+      </w:pPr>
+      <w:r>
+        <w:drawing>
+          <wp:inline distT="0" distB="0" distL="0" distR="0" wp14:anchorId="28032694" wp14:editId="02E5C0AB">
+            <wp:extent cx="1743075" cy="1866227"/>
+            <wp:effectExtent l="0" t="0" r="0" b="0"/>
+            <wp:docPr id="1599344072" name="Picture 1" descr="A black and white diagram&#10;&#10;AI-generated content may be incorrect."/>
+            <wp:cNvGraphicFramePr>
+              <a:graphicFrameLocks xmlns:a="http://schemas.openxmlformats.org/drawingml/2006/main" noChangeAspect="1"/>
+            </wp:cNvGraphicFramePr>
+            <a:graphic xmlns:a="http://schemas.openxmlformats.org/drawingml/2006/main">
+              <a:graphicData uri="http://schemas.openxmlformats.org/drawingml/2006/picture">
+                <pic:pic xmlns:pic="http://schemas.openxmlformats.org/drawingml/2006/picture">
+                  <pic:nvPicPr>
+                    <pic:cNvPr id="1599344072" name="Picture 1" descr="A black and white diagram&#10;&#10;AI-generated content may be incorrect."/>
+                    <pic:cNvPicPr/>
+                  </pic:nvPicPr>
+                  <pic:blipFill>
+                    <a:blip r:embed="rId20"/>
+                    <a:stretch>
+                      <a:fillRect/>
+                    </a:stretch>
+                  </pic:blipFill>
+                  <pic:spPr>
+                    <a:xfrm>
+                      <a:off x="0" y="0"/>
+                      <a:ext cx="1756427" cy="1880523"/>
+                    </a:xfrm>
+                    <a:prstGeom prst="rect">
+                      <a:avLst/>
+                    </a:prstGeom>
+                  </pic:spPr>
+                </pic:pic>
+              </a:graphicData>
+            </a:graphic>
+          </wp:inline>
+        </w:drawing>
+      </w:r>
+    </w:p>
+    <w:p>
+      <w:pPr>
+        <w:pStyle w:val="ReportBody"/>
+        <w:jc w:val="center"/>
+      </w:pPr>
+      <w:r>
+        <w:t>Figure 4.11, Hardware placement diagram.</w:t>
       </w:r>
     </w:p>
     <w:p>
@@ -8523,65 +9783,24 @@
           <w:numId w:val="5"/>
         </w:numPr>
       </w:pPr>
-      <w:bookmarkStart w:id="45" w:name="_Toc211299445"/>
-      <w:r>
-        <w:t>Current Sensing</w:t>
-      </w:r>
-      <w:bookmarkEnd w:id="45"/>
+      <w:bookmarkStart w:id="48" w:name="_Toc211646416"/>
+      <w:r>
+        <w:t xml:space="preserve">Power </w:t>
+      </w:r>
+      <w:r>
+        <w:t xml:space="preserve">Converter &amp; </w:t>
+      </w:r>
+      <w:r>
+        <w:t>Distribution</w:t>
+      </w:r>
+      <w:bookmarkEnd w:id="48"/>
     </w:p>
     <w:p>
       <w:pPr>
         <w:pStyle w:val="ReportBody"/>
       </w:pPr>
-      <w:bookmarkStart w:id="46" w:name="_Toc211299446"/>
-      <w:r>
-        <w:t>Current sensing is an important feature of the PM07, providing valuable insight into the system’s overall power consumption. Although custom current sensing circuitry could have been designed, commercially available modules were selected to maintain the project’s focus on using off the shelf components and to enhance system replicability.</w:t>
-      </w:r>
-    </w:p>
-    <w:p>
-      <w:pPr>
-        <w:pStyle w:val="ReportBody"/>
-      </w:pPr>
-      <w:r>
-        <w:t xml:space="preserve">Based on the expected current draw of individual components, the electrical requirements for the sensors are a minimum sensing capacity of up to 1.5A to accommodate for transient spikes from boot phases of microcontrollers and the modem in use. These sensors would also ideally be accurate at lower current draws, 0 to 200mA, to capture current uses during idle phases. An </w:t>
-      </w:r>
-      <w:r>
-        <w:t>additional criterion</w:t>
-      </w:r>
-      <w:r>
-        <w:t xml:space="preserve"> for these current sensors </w:t>
-      </w:r>
-      <w:r>
-        <w:t>is</w:t>
-      </w:r>
-      <w:r>
-        <w:t xml:space="preserve"> compact size due to the limited space </w:t>
-      </w:r>
-      <w:r>
-        <w:t>within the box.</w:t>
-      </w:r>
-    </w:p>
-    <w:p>
-      <w:pPr>
-        <w:pStyle w:val="ReportBody"/>
-      </w:pPr>
-      <w:r>
-        <w:t>The GY 471 current sensor module from E</w:t>
-      </w:r>
-      <w:r>
-        <w:t>p</w:t>
-      </w:r>
-      <w:r>
-        <w:t>artners was ultimately selected, as it satisfi</w:t>
-      </w:r>
-      <w:r>
-        <w:t>es</w:t>
-      </w:r>
-      <w:r>
-        <w:t xml:space="preserve"> all specified electrical and spatial requirements</w:t>
-      </w:r>
-      <w:r>
-        <w:t xml:space="preserve">, being able to be paired with right angled header pins for further space efficiency. </w:t>
+      <w:r>
+        <w:t>Power needs to be distributed to the motors, flight controller, power controller and computer companion. As a 4S LiPo battery has been chosen, to allow for the peripherals to be powered by the same battery as the motors, the voltage must be stepped down to 5V for the microcontrollers. The same buck used in solar set up was used for this purpose due to availability and size.</w:t>
       </w:r>
     </w:p>
     <w:p>
@@ -8592,27 +9811,464 @@
           <w:numId w:val="5"/>
         </w:numPr>
       </w:pPr>
-      <w:r>
-        <w:t xml:space="preserve">Size </w:t>
+      <w:bookmarkStart w:id="49" w:name="_Toc211646417"/>
+      <w:r>
+        <w:lastRenderedPageBreak/>
+        <w:t>Current Sensing</w:t>
+      </w:r>
+      <w:bookmarkEnd w:id="49"/>
+    </w:p>
+    <w:p>
+      <w:pPr>
+        <w:pStyle w:val="ReportBody"/>
+      </w:pPr>
+      <w:r>
+        <w:t>Current sensing is required to fully understand where power is being used, and thus where power can be saved. These current sensors are required to be as compact as possible and be able to match the maximum current output of the buck, which is 3A. The GY – 471 current sensors from Epartners [13] were used due to their compact size, specifications and compatibility with header pins, increasing the space-saving potential</w:t>
+      </w:r>
+      <w:r>
+        <w:t>.</w:t>
+      </w:r>
+    </w:p>
+    <w:p>
+      <w:pPr>
+        <w:pStyle w:val="Heading3"/>
+        <w:numPr>
+          <w:ilvl w:val="2"/>
+          <w:numId w:val="5"/>
+        </w:numPr>
+      </w:pPr>
+      <w:bookmarkStart w:id="50" w:name="_Toc211646418"/>
+      <w:r>
+        <w:t>Battery Balancing &amp; Voltage Sens</w:t>
+      </w:r>
+      <w:bookmarkEnd w:id="50"/>
+      <w:r>
+        <w:t>ing</w:t>
+      </w:r>
+    </w:p>
+    <w:p>
+      <w:pPr>
+        <w:pStyle w:val="ReportBody"/>
+      </w:pPr>
+      <w:r>
+        <w:t>Accessing the battery voltage would allow the buoy to determine what it can turn off and when it should return home. The power hierarchy and return to launch feature implementation specifics can be found in Connor Dunn's report. This feature is achieved using a JST connector on the PCB that connects to the balance lead on the LiPo battery. The lowest cell voltage is sent to an ADC pin on the ESP-32 through a basic resistor divider, for appropriate scaling, and a voltage buffer to reduce the current drawn. The connector is also used to connect to offboard LiPo battery balances, allowing for onboard balancing.</w:t>
+      </w:r>
+    </w:p>
+    <w:p>
+      <w:pPr>
+        <w:pStyle w:val="ReportBody"/>
+      </w:pPr>
+      <w:r>
+        <w:t xml:space="preserve">The resistors used to create the divider were sourced from the University of Auckland's component shop, the operational amplifier used to create the voltage buffer was sourced from </w:t>
+      </w:r>
+      <w:proofErr w:type="spellStart"/>
+      <w:r>
+        <w:t>Digikey</w:t>
+      </w:r>
+      <w:proofErr w:type="spellEnd"/>
+      <w:r>
+        <w:t xml:space="preserve"> based on availability [14], and the balance boards came from AliExpress. They were chosen due to their compatibility, ability to balance 4S LiPo batteries, and availability [15]</w:t>
+      </w:r>
+      <w:r>
+        <w:t>.</w:t>
+      </w:r>
+    </w:p>
+    <w:p>
+      <w:pPr>
+        <w:pStyle w:val="Heading3"/>
+        <w:numPr>
+          <w:ilvl w:val="2"/>
+          <w:numId w:val="5"/>
+        </w:numPr>
+      </w:pPr>
+      <w:bookmarkStart w:id="51" w:name="_Toc211646419"/>
+      <w:r>
+        <w:t>Power Switching</w:t>
+      </w:r>
+      <w:bookmarkEnd w:id="51"/>
+    </w:p>
+    <w:p>
+      <w:pPr>
+        <w:pStyle w:val="ReportBody"/>
+      </w:pPr>
+      <w:r>
+        <w:t xml:space="preserve">Power switching allows the power controller to switch off boards when deemed unnecessary. This action can save on power, allowing the solar panels to recharge the battery while draining a minimal amount of power. To achieve these, active </w:t>
       </w:r>
       <w:proofErr w:type="gramStart"/>
       <w:r>
-        <w:t>Requirements(</w:t>
+        <w:t>high-relays</w:t>
       </w:r>
       <w:proofErr w:type="gramEnd"/>
       <w:r>
-        <w:t>Show photo of intended set up)</w:t>
-      </w:r>
+        <w:t xml:space="preserve"> were chosen from </w:t>
+      </w:r>
+      <w:proofErr w:type="spellStart"/>
+      <w:r>
+        <w:t>Digikey</w:t>
+      </w:r>
+      <w:proofErr w:type="spellEnd"/>
+      <w:r>
+        <w:t xml:space="preserve"> [16] due to their availability. An active high logic is also preferred in the case of power </w:t>
+      </w:r>
+      <w:proofErr w:type="spellStart"/>
+      <w:r>
+        <w:t>loss</w:t>
+      </w:r>
+      <w:r>
+        <w:t>s</w:t>
+      </w:r>
+      <w:proofErr w:type="spellEnd"/>
+      <w:r>
+        <w:t>.</w:t>
+      </w:r>
+    </w:p>
+    <w:p>
+      <w:pPr>
+        <w:pStyle w:val="Heading3"/>
+        <w:numPr>
+          <w:ilvl w:val="2"/>
+          <w:numId w:val="5"/>
+        </w:numPr>
+      </w:pPr>
+      <w:bookmarkStart w:id="52" w:name="_Toc211646420"/>
+      <w:r>
+        <w:t>Sonar Integration</w:t>
+      </w:r>
+      <w:bookmarkEnd w:id="52"/>
     </w:p>
     <w:p>
       <w:pPr>
         <w:pStyle w:val="ReportBody"/>
       </w:pPr>
       <w:r>
-        <w:t>The PCB also needed to fit within the overall system layout. The waterproof enclosure included an internal mounting plate, and after sourcing suitable screws, this plate was configured into two layers. The first layer was used for wiring, while the second held the batteries, flight controller, and PCB. Once these components were arranged, a rectangular area of approximately X by X cm remained available for the PCB. Although reverting to a single battery configuration was considered, the available space confirmed that a dual battery layout was feasible and that a custom PCB could be designed to fit within this footprint.</w:t>
+        <w:t>Obstacle avoidance hinges on the use of an effective sonar. For the appropriate wiring of the GL041MT sonar, a post on DFROBOT [17] was followed, outlining the required pinout, voltage and signal pin specifications. This required an additional Arduino Nano to be included within the design.</w:t>
+      </w:r>
+    </w:p>
+    <w:p>
+      <w:pPr>
+        <w:pStyle w:val="Heading3"/>
+        <w:numPr>
+          <w:ilvl w:val="2"/>
+          <w:numId w:val="5"/>
+        </w:numPr>
+      </w:pPr>
+      <w:bookmarkStart w:id="53" w:name="_Toc211646421"/>
+      <w:r>
+        <w:t>Communications</w:t>
+      </w:r>
+      <w:bookmarkEnd w:id="53"/>
+    </w:p>
+    <w:p>
+      <w:pPr>
+        <w:pStyle w:val="ReportBody"/>
+      </w:pPr>
+      <w:r>
+        <w:t xml:space="preserve">To enable autonomy communication between different microcontrollers and peripherals were required. These </w:t>
+      </w:r>
+      <w:r>
+        <w:t>connections, including their communication type and connector, are outlined below in Figure 4.12.</w:t>
       </w:r>
       <w:r>
         <w:t xml:space="preserve"> </w:t>
+      </w:r>
+    </w:p>
+    <w:p>
+      <w:pPr>
+        <w:pStyle w:val="ReportBody"/>
+        <w:jc w:val="center"/>
+      </w:pPr>
+      <w:r>
+        <w:drawing>
+          <wp:inline distT="0" distB="0" distL="0" distR="0" wp14:anchorId="5FCB03D7" wp14:editId="67322BB4">
+            <wp:extent cx="4698262" cy="1207961"/>
+            <wp:effectExtent l="0" t="0" r="0" b="0"/>
+            <wp:docPr id="1271381162" name="Picture 1" descr="A diagram of a computer&#10;&#10;AI-generated content may be incorrect."/>
+            <wp:cNvGraphicFramePr>
+              <a:graphicFrameLocks xmlns:a="http://schemas.openxmlformats.org/drawingml/2006/main" noChangeAspect="1"/>
+            </wp:cNvGraphicFramePr>
+            <a:graphic xmlns:a="http://schemas.openxmlformats.org/drawingml/2006/main">
+              <a:graphicData uri="http://schemas.openxmlformats.org/drawingml/2006/picture">
+                <pic:pic xmlns:pic="http://schemas.openxmlformats.org/drawingml/2006/picture">
+                  <pic:nvPicPr>
+                    <pic:cNvPr id="1271381162" name="Picture 1" descr="A diagram of a computer&#10;&#10;AI-generated content may be incorrect."/>
+                    <pic:cNvPicPr/>
+                  </pic:nvPicPr>
+                  <pic:blipFill>
+                    <a:blip r:embed="rId21"/>
+                    <a:stretch>
+                      <a:fillRect/>
+                    </a:stretch>
+                  </pic:blipFill>
+                  <pic:spPr>
+                    <a:xfrm>
+                      <a:off x="0" y="0"/>
+                      <a:ext cx="4710905" cy="1211212"/>
+                    </a:xfrm>
+                    <a:prstGeom prst="rect">
+                      <a:avLst/>
+                    </a:prstGeom>
+                  </pic:spPr>
+                </pic:pic>
+              </a:graphicData>
+            </a:graphic>
+          </wp:inline>
+        </w:drawing>
+      </w:r>
+    </w:p>
+    <w:p>
+      <w:pPr>
+        <w:pStyle w:val="ReportBody"/>
+        <w:jc w:val="center"/>
+      </w:pPr>
+      <w:r>
+        <w:t>Figure 4.12, PCB Communications Diagram</w:t>
+      </w:r>
+    </w:p>
+    <w:p>
+      <w:pPr>
+        <w:pStyle w:val="Heading3"/>
+        <w:numPr>
+          <w:ilvl w:val="2"/>
+          <w:numId w:val="5"/>
+        </w:numPr>
+      </w:pPr>
+      <w:bookmarkStart w:id="54" w:name="_Toc211646422"/>
+      <w:r>
+        <w:lastRenderedPageBreak/>
+        <w:t>Jumpers for Current Sensors</w:t>
+      </w:r>
+      <w:bookmarkEnd w:id="54"/>
+    </w:p>
+    <w:p>
+      <w:pPr>
+        <w:pStyle w:val="ReportBody"/>
+      </w:pPr>
+      <w:r>
+        <w:t>Header pins were included in the design to be used alongside header pin jumpers to short circuit past the current sensors to further save on overall power. Allowing the use of the sensors for diagnostic purposes.</w:t>
+      </w:r>
+    </w:p>
+    <w:p>
+      <w:pPr>
+        <w:pStyle w:val="Heading3"/>
+        <w:numPr>
+          <w:ilvl w:val="2"/>
+          <w:numId w:val="5"/>
+        </w:numPr>
+      </w:pPr>
+      <w:bookmarkStart w:id="55" w:name="_Toc211646423"/>
+      <w:r>
+        <w:t>ESP Motor Control</w:t>
+      </w:r>
+      <w:bookmarkEnd w:id="55"/>
+    </w:p>
+    <w:p>
+      <w:pPr>
+        <w:pStyle w:val="ReportBody"/>
+      </w:pPr>
+      <w:r>
+        <w:t>The T200 motor specifications, from BlueRobotics [1], include the specific signal pin required to control the ESCs output. This is shown below in Figure 4.13.</w:t>
+      </w:r>
+    </w:p>
+    <w:p>
+      <w:pPr>
+        <w:pStyle w:val="ReportBody"/>
+        <w:jc w:val="center"/>
+      </w:pPr>
+      <w:r>
+        <w:drawing>
+          <wp:inline distT="0" distB="0" distL="0" distR="0" wp14:anchorId="13B00051" wp14:editId="162323DA">
+            <wp:extent cx="4224817" cy="2275367"/>
+            <wp:effectExtent l="0" t="0" r="0" b="0"/>
+            <wp:docPr id="1788301531" name="Picture 1" descr="A diagram of a fan and a fan&#10;&#10;AI-generated content may be incorrect."/>
+            <wp:cNvGraphicFramePr>
+              <a:graphicFrameLocks xmlns:a="http://schemas.openxmlformats.org/drawingml/2006/main" noChangeAspect="1"/>
+            </wp:cNvGraphicFramePr>
+            <a:graphic xmlns:a="http://schemas.openxmlformats.org/drawingml/2006/main">
+              <a:graphicData uri="http://schemas.openxmlformats.org/drawingml/2006/picture">
+                <pic:pic xmlns:pic="http://schemas.openxmlformats.org/drawingml/2006/picture">
+                  <pic:nvPicPr>
+                    <pic:cNvPr id="1788301531" name="Picture 1" descr="A diagram of a fan and a fan&#10;&#10;AI-generated content may be incorrect."/>
+                    <pic:cNvPicPr/>
+                  </pic:nvPicPr>
+                  <pic:blipFill>
+                    <a:blip r:embed="rId22"/>
+                    <a:stretch>
+                      <a:fillRect/>
+                    </a:stretch>
+                  </pic:blipFill>
+                  <pic:spPr>
+                    <a:xfrm>
+                      <a:off x="0" y="0"/>
+                      <a:ext cx="4232891" cy="2279715"/>
+                    </a:xfrm>
+                    <a:prstGeom prst="rect">
+                      <a:avLst/>
+                    </a:prstGeom>
+                  </pic:spPr>
+                </pic:pic>
+              </a:graphicData>
+            </a:graphic>
+          </wp:inline>
+        </w:drawing>
+      </w:r>
+    </w:p>
+    <w:p>
+      <w:pPr>
+        <w:pStyle w:val="ReportBody"/>
+        <w:jc w:val="center"/>
+      </w:pPr>
+      <w:r>
+        <w:t>Figure 4.13, T200 ESC Signal Pin Input.</w:t>
+      </w:r>
+    </w:p>
+    <w:p>
+      <w:pPr>
+        <w:pStyle w:val="ReportBody"/>
+        <w:jc w:val="left"/>
+      </w:pPr>
+      <w:r>
+        <w:t>Knowing that the ESCs can be driven by a simple PWM pin allows complete control of the boat through any microcontroller. The PCB has been designed to allow the signal pin of the motors to be controlled by either the PixHawk6c, the flight controller, or the ESP-32. The power-saving potential of this specific design choice is</w:t>
+      </w:r>
+      <w:r>
+        <w:t xml:space="preserve"> explored</w:t>
+      </w:r>
+      <w:r>
+        <w:t xml:space="preserve"> in the discussion</w:t>
+      </w:r>
+      <w:r>
+        <w:t>.</w:t>
+      </w:r>
+    </w:p>
+    <w:p>
+      <w:pPr>
+        <w:pStyle w:val="Heading3"/>
+        <w:numPr>
+          <w:ilvl w:val="2"/>
+          <w:numId w:val="5"/>
+        </w:numPr>
+      </w:pPr>
+      <w:bookmarkStart w:id="56" w:name="_Toc211646424"/>
+      <w:r>
+        <w:t>Final PCB Design</w:t>
+      </w:r>
+      <w:bookmarkEnd w:id="56"/>
+    </w:p>
+    <w:p>
+      <w:pPr>
+        <w:pStyle w:val="ReportBody"/>
+      </w:pPr>
+      <w:proofErr w:type="gramStart"/>
+      <w:r>
+        <w:t>Figure</w:t>
+      </w:r>
+      <w:proofErr w:type="gramEnd"/>
+      <w:r>
+        <w:t xml:space="preserve"> 4.14, and 4.15 show the Altium schematic and PCB document for the design PCB.</w:t>
+      </w:r>
+    </w:p>
+    <w:p>
+      <w:pPr>
+        <w:pStyle w:val="ReportBody"/>
+        <w:jc w:val="center"/>
+      </w:pPr>
+      <w:r>
+        <w:drawing>
+          <wp:inline distT="0" distB="0" distL="0" distR="0" wp14:anchorId="013C26FB" wp14:editId="3E35C869">
+            <wp:extent cx="3954884" cy="2621625"/>
+            <wp:effectExtent l="0" t="0" r="0" b="0"/>
+            <wp:docPr id="1549658170" name="Picture 1" descr="A diagram of a computer&#10;&#10;AI-generated content may be incorrect."/>
+            <wp:cNvGraphicFramePr>
+              <a:graphicFrameLocks xmlns:a="http://schemas.openxmlformats.org/drawingml/2006/main" noChangeAspect="1"/>
+            </wp:cNvGraphicFramePr>
+            <a:graphic xmlns:a="http://schemas.openxmlformats.org/drawingml/2006/main">
+              <a:graphicData uri="http://schemas.openxmlformats.org/drawingml/2006/picture">
+                <pic:pic xmlns:pic="http://schemas.openxmlformats.org/drawingml/2006/picture">
+                  <pic:nvPicPr>
+                    <pic:cNvPr id="1549658170" name="Picture 1" descr="A diagram of a computer&#10;&#10;AI-generated content may be incorrect."/>
+                    <pic:cNvPicPr/>
+                  </pic:nvPicPr>
+                  <pic:blipFill>
+                    <a:blip r:embed="rId23"/>
+                    <a:stretch>
+                      <a:fillRect/>
+                    </a:stretch>
+                  </pic:blipFill>
+                  <pic:spPr>
+                    <a:xfrm>
+                      <a:off x="0" y="0"/>
+                      <a:ext cx="3984655" cy="2641360"/>
+                    </a:xfrm>
+                    <a:prstGeom prst="rect">
+                      <a:avLst/>
+                    </a:prstGeom>
+                  </pic:spPr>
+                </pic:pic>
+              </a:graphicData>
+            </a:graphic>
+          </wp:inline>
+        </w:drawing>
+      </w:r>
+    </w:p>
+    <w:p>
+      <w:pPr>
+        <w:pStyle w:val="ReportBody"/>
+        <w:jc w:val="center"/>
+      </w:pPr>
+      <w:r>
+        <w:t>Figure 4.14, Altium Schematic for PCB.</w:t>
+      </w:r>
+    </w:p>
+    <w:p>
+      <w:pPr>
+        <w:pStyle w:val="ReportBody"/>
+        <w:jc w:val="center"/>
+      </w:pPr>
+      <w:r>
+        <w:lastRenderedPageBreak/>
+        <w:drawing>
+          <wp:inline distT="0" distB="0" distL="0" distR="0" wp14:anchorId="17DD68E5" wp14:editId="74D670CE">
+            <wp:extent cx="3709203" cy="2271959"/>
+            <wp:effectExtent l="0" t="0" r="0" b="0"/>
+            <wp:docPr id="240773138" name="Picture 1" descr="A green circuit board with many different colored components&#10;&#10;AI-generated content may be incorrect."/>
+            <wp:cNvGraphicFramePr>
+              <a:graphicFrameLocks xmlns:a="http://schemas.openxmlformats.org/drawingml/2006/main" noChangeAspect="1"/>
+            </wp:cNvGraphicFramePr>
+            <a:graphic xmlns:a="http://schemas.openxmlformats.org/drawingml/2006/main">
+              <a:graphicData uri="http://schemas.openxmlformats.org/drawingml/2006/picture">
+                <pic:pic xmlns:pic="http://schemas.openxmlformats.org/drawingml/2006/picture">
+                  <pic:nvPicPr>
+                    <pic:cNvPr id="240773138" name="Picture 1" descr="A green circuit board with many different colored components&#10;&#10;AI-generated content may be incorrect."/>
+                    <pic:cNvPicPr/>
+                  </pic:nvPicPr>
+                  <pic:blipFill>
+                    <a:blip r:embed="rId24"/>
+                    <a:stretch>
+                      <a:fillRect/>
+                    </a:stretch>
+                  </pic:blipFill>
+                  <pic:spPr>
+                    <a:xfrm>
+                      <a:off x="0" y="0"/>
+                      <a:ext cx="3719075" cy="2278006"/>
+                    </a:xfrm>
+                    <a:prstGeom prst="rect">
+                      <a:avLst/>
+                    </a:prstGeom>
+                  </pic:spPr>
+                </pic:pic>
+              </a:graphicData>
+            </a:graphic>
+          </wp:inline>
+        </w:drawing>
+      </w:r>
+    </w:p>
+    <w:p>
+      <w:pPr>
+        <w:pStyle w:val="ReportBody"/>
+        <w:jc w:val="center"/>
+      </w:pPr>
+      <w:r>
+        <w:t>Figure 4.15, Altium 3D View of PCB.</w:t>
       </w:r>
     </w:p>
     <w:p>
@@ -8623,46 +10279,129 @@
           <w:numId w:val="5"/>
         </w:numPr>
       </w:pPr>
-      <w:bookmarkStart w:id="47" w:name="_Toc211299447"/>
-      <w:bookmarkEnd w:id="46"/>
-      <w:r>
-        <w:t>PCB Design Additional Features (INCLUDE SCHEMATIC AND PCB PHOTO)</w:t>
-      </w:r>
-      <w:bookmarkEnd w:id="47"/>
+      <w:bookmarkStart w:id="57" w:name="_Toc211646425"/>
+      <w:r>
+        <w:t>Final Design Implementation</w:t>
+      </w:r>
+      <w:bookmarkEnd w:id="57"/>
     </w:p>
     <w:p>
       <w:pPr>
         <w:pStyle w:val="ReportBody"/>
-        <w:rPr>
-          <w:b/>
-          <w:bCs/>
-        </w:rPr>
-      </w:pPr>
-      <w:r>
-        <w:t xml:space="preserve">Designing a custom PCB allows for additional potential features that would not </w:t>
-      </w:r>
-      <w:r>
-        <w:t>have</w:t>
-      </w:r>
-      <w:r>
-        <w:t xml:space="preserve"> otherwise been possible using the premade power modules. </w:t>
-      </w:r>
-      <w:r>
-        <w:t>These additional features would enhance the buoy’s uptime, power reading abilities, board interfacing, sensor integration and</w:t>
-      </w:r>
-      <w:r>
-        <w:t xml:space="preserve"> tests for potential future advancements</w:t>
-      </w:r>
-      <w:r>
-        <w:t xml:space="preserve">. </w:t>
-      </w:r>
-      <w:r>
-        <w:rPr>
-          <w:b/>
-          <w:bCs/>
-        </w:rPr>
-        <w:t>(REWORD AM TIRED)</w:t>
-      </w:r>
+        <w:jc w:val="center"/>
+      </w:pPr>
+      <w:r>
+        <w:drawing>
+          <wp:inline distT="0" distB="0" distL="0" distR="0" wp14:anchorId="2996F9F7" wp14:editId="5B7E4742">
+            <wp:extent cx="5070873" cy="1833539"/>
+            <wp:effectExtent l="0" t="0" r="0" b="0"/>
+            <wp:docPr id="100799636" name="Picture 1" descr="A computer screen shot of a diagram&#10;&#10;AI-generated content may be incorrect."/>
+            <wp:cNvGraphicFramePr>
+              <a:graphicFrameLocks xmlns:a="http://schemas.openxmlformats.org/drawingml/2006/main" noChangeAspect="1"/>
+            </wp:cNvGraphicFramePr>
+            <a:graphic xmlns:a="http://schemas.openxmlformats.org/drawingml/2006/main">
+              <a:graphicData uri="http://schemas.openxmlformats.org/drawingml/2006/picture">
+                <pic:pic xmlns:pic="http://schemas.openxmlformats.org/drawingml/2006/picture">
+                  <pic:nvPicPr>
+                    <pic:cNvPr id="100799636" name="Picture 1" descr="A computer screen shot of a diagram&#10;&#10;AI-generated content may be incorrect."/>
+                    <pic:cNvPicPr/>
+                  </pic:nvPicPr>
+                  <pic:blipFill>
+                    <a:blip r:embed="rId25"/>
+                    <a:stretch>
+                      <a:fillRect/>
+                    </a:stretch>
+                  </pic:blipFill>
+                  <pic:spPr>
+                    <a:xfrm>
+                      <a:off x="0" y="0"/>
+                      <a:ext cx="5080231" cy="1836923"/>
+                    </a:xfrm>
+                    <a:prstGeom prst="rect">
+                      <a:avLst/>
+                    </a:prstGeom>
+                  </pic:spPr>
+                </pic:pic>
+              </a:graphicData>
+            </a:graphic>
+          </wp:inline>
+        </w:drawing>
+      </w:r>
+    </w:p>
+    <w:p>
+      <w:pPr>
+        <w:pStyle w:val="ReportBody"/>
+        <w:jc w:val="center"/>
+      </w:pPr>
+      <w:r>
+        <w:t>Figure 4.16 Final Design Implementation.</w:t>
+      </w:r>
+    </w:p>
+    <w:p>
+      <w:pPr>
+        <w:pStyle w:val="Heading1"/>
+        <w:numPr>
+          <w:ilvl w:val="0"/>
+          <w:numId w:val="5"/>
+        </w:numPr>
+      </w:pPr>
+      <w:bookmarkStart w:id="58" w:name="_Toc211646426"/>
+      <w:r>
+        <w:t>Methodology</w:t>
+      </w:r>
+      <w:bookmarkEnd w:id="58"/>
+    </w:p>
+    <w:p>
+      <w:pPr>
+        <w:pStyle w:val="ReportBody"/>
+      </w:pPr>
+      <w:r>
+        <w:t>Research included lab testing, for benchmarks and expectations.</w:t>
+      </w:r>
+    </w:p>
+    <w:p>
+      <w:pPr>
+        <w:pStyle w:val="ReportBody"/>
+      </w:pPr>
+      <w:r>
+        <w:t>Design validation to test autonomy.</w:t>
+      </w:r>
+    </w:p>
+    <w:p>
+      <w:pPr>
+        <w:pStyle w:val="ReportBody"/>
+      </w:pPr>
+      <w:r>
+        <w:t>Power reading autonomy.</w:t>
+      </w:r>
+    </w:p>
+    <w:p>
+      <w:pPr>
+        <w:pStyle w:val="Heading2"/>
+        <w:numPr>
+          <w:ilvl w:val="1"/>
+          <w:numId w:val="5"/>
+        </w:numPr>
+      </w:pPr>
+      <w:bookmarkStart w:id="59" w:name="_Toc211646427"/>
+      <w:r>
+        <w:t>Lab Testing</w:t>
+      </w:r>
+      <w:bookmarkEnd w:id="59"/>
+    </w:p>
+    <w:p>
+      <w:pPr>
+        <w:pStyle w:val="Heading2"/>
+        <w:numPr>
+          <w:ilvl w:val="1"/>
+          <w:numId w:val="5"/>
+        </w:numPr>
+      </w:pPr>
+      <w:bookmarkStart w:id="60" w:name="_Toc211646428"/>
+      <w:r>
+        <w:t>Field Testing</w:t>
+      </w:r>
+      <w:bookmarkEnd w:id="60"/>
     </w:p>
     <w:p>
       <w:pPr>
@@ -8672,12 +10411,11 @@
           <w:numId w:val="5"/>
         </w:numPr>
       </w:pPr>
-      <w:bookmarkStart w:id="48" w:name="_Toc211299448"/>
-      <w:r>
-        <w:lastRenderedPageBreak/>
-        <w:t>Power Switching</w:t>
-      </w:r>
-      <w:bookmarkEnd w:id="48"/>
+      <w:bookmarkStart w:id="61" w:name="_Toc211646429"/>
+      <w:r>
+        <w:t>Set up</w:t>
+      </w:r>
+      <w:bookmarkEnd w:id="61"/>
     </w:p>
     <w:p>
       <w:pPr>
@@ -8687,92 +10425,25 @@
           <w:numId w:val="5"/>
         </w:numPr>
       </w:pPr>
-      <w:r>
-        <w:t>Comprehensive Current Sensing</w:t>
-      </w:r>
-    </w:p>
-    <w:p>
-      <w:pPr>
-        <w:pStyle w:val="Heading3"/>
+      <w:bookmarkStart w:id="62" w:name="_Toc211646430"/>
+      <w:r>
+        <w:t>Autonomy</w:t>
+      </w:r>
+      <w:bookmarkEnd w:id="62"/>
+    </w:p>
+    <w:p>
+      <w:pPr>
+        <w:pStyle w:val="Heading1"/>
         <w:numPr>
-          <w:ilvl w:val="2"/>
+          <w:ilvl w:val="0"/>
           <w:numId w:val="5"/>
         </w:numPr>
       </w:pPr>
-      <w:bookmarkStart w:id="49" w:name="_Toc211299449"/>
-      <w:r>
-        <w:t>Hard Wired Communications</w:t>
-      </w:r>
-      <w:bookmarkEnd w:id="49"/>
-    </w:p>
-    <w:p>
-      <w:pPr>
-        <w:pStyle w:val="Heading3"/>
-        <w:numPr>
-          <w:ilvl w:val="2"/>
-          <w:numId w:val="5"/>
-        </w:numPr>
-      </w:pPr>
-      <w:r>
-        <w:t xml:space="preserve">Sonar </w:t>
-      </w:r>
-      <w:proofErr w:type="gramStart"/>
-      <w:r>
-        <w:t>Integration(</w:t>
-      </w:r>
-      <w:proofErr w:type="gramEnd"/>
-      <w:r>
-        <w:t>include diagram from that one guy)</w:t>
-      </w:r>
-    </w:p>
-    <w:p>
-      <w:pPr>
-        <w:pStyle w:val="Heading3"/>
-        <w:numPr>
-          <w:ilvl w:val="2"/>
-          <w:numId w:val="5"/>
-        </w:numPr>
-      </w:pPr>
-      <w:r>
-        <w:t>Jumpers for Current Sensors</w:t>
-      </w:r>
-    </w:p>
-    <w:p>
-      <w:pPr>
-        <w:pStyle w:val="Heading3"/>
-        <w:numPr>
-          <w:ilvl w:val="2"/>
-          <w:numId w:val="5"/>
-        </w:numPr>
-      </w:pPr>
-      <w:r>
-        <w:t>ESP Motor Control</w:t>
-      </w:r>
-    </w:p>
-    <w:p>
-      <w:pPr>
-        <w:pStyle w:val="Heading3"/>
-        <w:numPr>
-          <w:ilvl w:val="2"/>
-          <w:numId w:val="5"/>
-        </w:numPr>
-      </w:pPr>
-      <w:r>
-        <w:t>Final PCB Design</w:t>
-      </w:r>
-      <w:bookmarkStart w:id="50" w:name="_Toc211299452"/>
-    </w:p>
-    <w:p>
-      <w:pPr>
-        <w:pStyle w:val="Heading3"/>
-      </w:pPr>
-      <w:r>
-        <w:t xml:space="preserve">The final </w:t>
-      </w:r>
-      <w:r>
-        <w:t>system bill of materials can be found in appendix B, including sub system, full system diagrams and photos.</w:t>
-      </w:r>
-      <w:bookmarkEnd w:id="50"/>
+      <w:bookmarkStart w:id="63" w:name="_Toc211646431"/>
+      <w:r>
+        <w:t>Power Results</w:t>
+      </w:r>
+      <w:bookmarkEnd w:id="63"/>
     </w:p>
     <w:p>
       <w:pPr>
@@ -8782,19 +10453,134 @@
           <w:numId w:val="5"/>
         </w:numPr>
       </w:pPr>
-      <w:bookmarkStart w:id="51" w:name="_Toc211299456"/>
-      <w:r>
-        <w:t xml:space="preserve">Final Design </w:t>
-      </w:r>
-      <w:proofErr w:type="gramStart"/>
-      <w:r>
-        <w:t>Implementation(</w:t>
-      </w:r>
-      <w:proofErr w:type="gramEnd"/>
-      <w:r>
-        <w:t>INCLUDE PHOTOS AND DIAGRAMS)</w:t>
-      </w:r>
-      <w:bookmarkEnd w:id="51"/>
+      <w:bookmarkStart w:id="64" w:name="_Toc211646432"/>
+      <w:r>
+        <w:t xml:space="preserve">Lab </w:t>
+      </w:r>
+      <w:r>
+        <w:t>Results</w:t>
+      </w:r>
+      <w:bookmarkEnd w:id="64"/>
+    </w:p>
+    <w:p>
+      <w:pPr>
+        <w:pStyle w:val="Heading2"/>
+        <w:numPr>
+          <w:ilvl w:val="1"/>
+          <w:numId w:val="5"/>
+        </w:numPr>
+      </w:pPr>
+      <w:bookmarkStart w:id="65" w:name="_Toc211646433"/>
+      <w:r>
+        <w:t xml:space="preserve">Field </w:t>
+      </w:r>
+      <w:r>
+        <w:t>Results</w:t>
+      </w:r>
+      <w:bookmarkEnd w:id="65"/>
+    </w:p>
+    <w:p>
+      <w:pPr>
+        <w:pStyle w:val="ReportBody"/>
+      </w:pPr>
+      <w:r>
+        <w:lastRenderedPageBreak/>
+        <w:drawing>
+          <wp:inline distT="0" distB="0" distL="0" distR="0" wp14:anchorId="400CD508" wp14:editId="432CE6C4">
+            <wp:extent cx="5761990" cy="2725420"/>
+            <wp:effectExtent l="0" t="0" r="0" b="0"/>
+            <wp:docPr id="1417359640" name="Picture 1" descr="A graph of different colored lines&#10;&#10;AI-generated content may be incorrect."/>
+            <wp:cNvGraphicFramePr>
+              <a:graphicFrameLocks xmlns:a="http://schemas.openxmlformats.org/drawingml/2006/main" noChangeAspect="1"/>
+            </wp:cNvGraphicFramePr>
+            <a:graphic xmlns:a="http://schemas.openxmlformats.org/drawingml/2006/main">
+              <a:graphicData uri="http://schemas.openxmlformats.org/drawingml/2006/picture">
+                <pic:pic xmlns:pic="http://schemas.openxmlformats.org/drawingml/2006/picture">
+                  <pic:nvPicPr>
+                    <pic:cNvPr id="1417359640" name="Picture 1" descr="A graph of different colored lines&#10;&#10;AI-generated content may be incorrect."/>
+                    <pic:cNvPicPr/>
+                  </pic:nvPicPr>
+                  <pic:blipFill>
+                    <a:blip r:embed="rId26"/>
+                    <a:stretch>
+                      <a:fillRect/>
+                    </a:stretch>
+                  </pic:blipFill>
+                  <pic:spPr>
+                    <a:xfrm>
+                      <a:off x="0" y="0"/>
+                      <a:ext cx="5761990" cy="2725420"/>
+                    </a:xfrm>
+                    <a:prstGeom prst="rect">
+                      <a:avLst/>
+                    </a:prstGeom>
+                  </pic:spPr>
+                </pic:pic>
+              </a:graphicData>
+            </a:graphic>
+          </wp:inline>
+        </w:drawing>
+      </w:r>
+    </w:p>
+    <w:p>
+      <w:pPr>
+        <w:pStyle w:val="ReportBody"/>
+        <w:jc w:val="center"/>
+      </w:pPr>
+      <w:r>
+        <w:t>Current &amp; Speed vs Time.</w:t>
+      </w:r>
+    </w:p>
+    <w:p>
+      <w:pPr>
+        <w:pStyle w:val="ReportBody"/>
+      </w:pPr>
+      <w:r>
+        <w:drawing>
+          <wp:inline distT="0" distB="0" distL="0" distR="0" wp14:anchorId="436F8C9C" wp14:editId="68377FCA">
+            <wp:extent cx="5761990" cy="2700020"/>
+            <wp:effectExtent l="0" t="0" r="0" b="0"/>
+            <wp:docPr id="62231417" name="Picture 1" descr="A screenshot of a graph&#10;&#10;AI-generated content may be incorrect."/>
+            <wp:cNvGraphicFramePr>
+              <a:graphicFrameLocks xmlns:a="http://schemas.openxmlformats.org/drawingml/2006/main" noChangeAspect="1"/>
+            </wp:cNvGraphicFramePr>
+            <a:graphic xmlns:a="http://schemas.openxmlformats.org/drawingml/2006/main">
+              <a:graphicData uri="http://schemas.openxmlformats.org/drawingml/2006/picture">
+                <pic:pic xmlns:pic="http://schemas.openxmlformats.org/drawingml/2006/picture">
+                  <pic:nvPicPr>
+                    <pic:cNvPr id="62231417" name="Picture 1" descr="A screenshot of a graph&#10;&#10;AI-generated content may be incorrect."/>
+                    <pic:cNvPicPr/>
+                  </pic:nvPicPr>
+                  <pic:blipFill>
+                    <a:blip r:embed="rId27"/>
+                    <a:stretch>
+                      <a:fillRect/>
+                    </a:stretch>
+                  </pic:blipFill>
+                  <pic:spPr>
+                    <a:xfrm>
+                      <a:off x="0" y="0"/>
+                      <a:ext cx="5761990" cy="2700020"/>
+                    </a:xfrm>
+                    <a:prstGeom prst="rect">
+                      <a:avLst/>
+                    </a:prstGeom>
+                  </pic:spPr>
+                </pic:pic>
+              </a:graphicData>
+            </a:graphic>
+          </wp:inline>
+        </w:drawing>
+      </w:r>
+    </w:p>
+    <w:p>
+      <w:pPr>
+        <w:pStyle w:val="ReportBody"/>
+        <w:jc w:val="center"/>
+      </w:pPr>
+      <w:r>
+        <w:t>Voltage &amp; Speed vs Time.</w:t>
+      </w:r>
     </w:p>
     <w:p>
       <w:pPr>
@@ -8804,35 +10590,11 @@
           <w:numId w:val="5"/>
         </w:numPr>
       </w:pPr>
-      <w:bookmarkStart w:id="52" w:name="_Toc211299458"/>
-      <w:r>
-        <w:t>Methodology</w:t>
-      </w:r>
-      <w:bookmarkEnd w:id="52"/>
-    </w:p>
-    <w:p>
-      <w:pPr>
-        <w:pStyle w:val="ReportBody"/>
-      </w:pPr>
-      <w:r>
-        <w:t>Research included lab testing, for benchmarks and expectations.</w:t>
-      </w:r>
-    </w:p>
-    <w:p>
-      <w:pPr>
-        <w:pStyle w:val="ReportBody"/>
-      </w:pPr>
-      <w:r>
-        <w:t>Design validation to test autonomy.</w:t>
-      </w:r>
-    </w:p>
-    <w:p>
-      <w:pPr>
-        <w:pStyle w:val="ReportBody"/>
-      </w:pPr>
-      <w:r>
-        <w:t>Power reading autonomy.</w:t>
-      </w:r>
+      <w:bookmarkStart w:id="66" w:name="_Toc211646434"/>
+      <w:r>
+        <w:t>Discussion</w:t>
+      </w:r>
+      <w:bookmarkEnd w:id="66"/>
     </w:p>
     <w:p>
       <w:pPr>
@@ -8842,9 +10604,11 @@
           <w:numId w:val="5"/>
         </w:numPr>
       </w:pPr>
-      <w:r>
-        <w:t>Lab Testing</w:t>
-      </w:r>
+      <w:bookmarkStart w:id="67" w:name="_Toc211646435"/>
+      <w:r>
+        <w:t>Current Draw</w:t>
+      </w:r>
+      <w:bookmarkEnd w:id="67"/>
     </w:p>
     <w:p>
       <w:pPr>
@@ -8854,33 +10618,11 @@
           <w:numId w:val="5"/>
         </w:numPr>
       </w:pPr>
-      <w:r>
-        <w:t>Design Validation</w:t>
-      </w:r>
-    </w:p>
-    <w:p>
-      <w:pPr>
-        <w:pStyle w:val="Heading3"/>
-        <w:numPr>
-          <w:ilvl w:val="2"/>
-          <w:numId w:val="5"/>
-        </w:numPr>
-      </w:pPr>
-      <w:r>
-        <w:t>Mobility &amp; Autonomy</w:t>
-      </w:r>
-    </w:p>
-    <w:p>
-      <w:pPr>
-        <w:pStyle w:val="Heading3"/>
-        <w:numPr>
-          <w:ilvl w:val="2"/>
-          <w:numId w:val="5"/>
-        </w:numPr>
-      </w:pPr>
-      <w:r>
-        <w:t>Challenges</w:t>
-      </w:r>
+      <w:bookmarkStart w:id="68" w:name="_Toc211646436"/>
+      <w:r>
+        <w:t>Calculating Solar Power</w:t>
+      </w:r>
+      <w:bookmarkEnd w:id="68"/>
     </w:p>
     <w:p>
       <w:pPr>
@@ -8890,11 +10632,59 @@
           <w:numId w:val="5"/>
         </w:numPr>
       </w:pPr>
-      <w:bookmarkStart w:id="53" w:name="_Toc211299460"/>
-      <w:r>
-        <w:t>Field Testing</w:t>
-      </w:r>
-      <w:bookmarkEnd w:id="53"/>
+      <w:bookmarkStart w:id="69" w:name="_Toc211646437"/>
+      <w:r>
+        <w:t>Net Energy Expenditure</w:t>
+      </w:r>
+      <w:bookmarkEnd w:id="69"/>
+    </w:p>
+    <w:p>
+      <w:pPr>
+        <w:pStyle w:val="Heading2"/>
+        <w:numPr>
+          <w:ilvl w:val="1"/>
+          <w:numId w:val="5"/>
+        </w:numPr>
+      </w:pPr>
+      <w:bookmarkStart w:id="70" w:name="_Toc211646438"/>
+      <w:r>
+        <w:t>Deployment Implications</w:t>
+      </w:r>
+      <w:bookmarkEnd w:id="70"/>
+    </w:p>
+    <w:p>
+      <w:pPr>
+        <w:pStyle w:val="Heading2"/>
+        <w:numPr>
+          <w:ilvl w:val="1"/>
+          <w:numId w:val="5"/>
+        </w:numPr>
+      </w:pPr>
+      <w:bookmarkStart w:id="71" w:name="_Toc211646439"/>
+      <w:r>
+        <w:t>Challenges</w:t>
+      </w:r>
+      <w:bookmarkEnd w:id="71"/>
+    </w:p>
+    <w:p>
+      <w:pPr>
+        <w:pStyle w:val="ReportBody"/>
+        <w:numPr>
+          <w:ilvl w:val="0"/>
+          <w:numId w:val="5"/>
+        </w:numPr>
+      </w:pPr>
+      <w:r>
+        <w:t xml:space="preserve">Heavily net negative, loitering as anchor system is power intensive, drop flight controller, ESP &gt;&gt;, additional power </w:t>
+      </w:r>
+      <w:proofErr w:type="gramStart"/>
+      <w:r>
+        <w:t>source?,</w:t>
+      </w:r>
+      <w:proofErr w:type="gramEnd"/>
+      <w:r>
+        <w:t xml:space="preserve"> fleet.</w:t>
+      </w:r>
     </w:p>
     <w:p>
       <w:pPr>
@@ -8904,39 +10694,44 @@
           <w:numId w:val="5"/>
         </w:numPr>
       </w:pPr>
-      <w:bookmarkStart w:id="54" w:name="_Toc211299461"/>
-      <w:r>
-        <w:t>Power Results</w:t>
-      </w:r>
-      <w:bookmarkEnd w:id="54"/>
-    </w:p>
-    <w:p>
-      <w:pPr>
-        <w:pStyle w:val="Heading2"/>
-        <w:numPr>
-          <w:ilvl w:val="1"/>
-          <w:numId w:val="5"/>
-        </w:numPr>
-      </w:pPr>
-      <w:bookmarkStart w:id="55" w:name="_Toc211299462"/>
-      <w:r>
-        <w:t>Lab Testing</w:t>
-      </w:r>
-      <w:bookmarkEnd w:id="55"/>
-    </w:p>
-    <w:p>
-      <w:pPr>
-        <w:pStyle w:val="Heading2"/>
-        <w:numPr>
-          <w:ilvl w:val="1"/>
-          <w:numId w:val="5"/>
-        </w:numPr>
-      </w:pPr>
-      <w:bookmarkStart w:id="56" w:name="_Toc211299463"/>
-      <w:r>
-        <w:t>Field Testing</w:t>
-      </w:r>
-      <w:bookmarkEnd w:id="56"/>
+      <w:bookmarkStart w:id="72" w:name="_Toc211646440"/>
+      <w:r>
+        <w:t>Future Works</w:t>
+      </w:r>
+      <w:bookmarkEnd w:id="72"/>
+    </w:p>
+    <w:p>
+      <w:pPr>
+        <w:pStyle w:val="ReportBody"/>
+      </w:pPr>
+      <w:proofErr w:type="spellStart"/>
+      <w:r>
+        <w:lastRenderedPageBreak/>
+        <w:t>A</w:t>
+      </w:r>
+      <w:r>
+        <w:t>rdupilot</w:t>
+      </w:r>
+      <w:proofErr w:type="spellEnd"/>
+      <w:r>
+        <w:t xml:space="preserve"> function porting through 2 </w:t>
+      </w:r>
+      <w:proofErr w:type="spellStart"/>
+      <w:r>
+        <w:t>esps</w:t>
+      </w:r>
+      <w:proofErr w:type="spellEnd"/>
+      <w:r>
+        <w:t xml:space="preserve"> saving on </w:t>
+      </w:r>
+      <w:proofErr w:type="spellStart"/>
+      <w:r>
+        <w:t>rpi</w:t>
+      </w:r>
+      <w:proofErr w:type="spellEnd"/>
+      <w:r>
+        <w:t xml:space="preserve"> and fc power draw, whilst allowing for deep sleep. Recreate testing with real time autonomy.</w:t>
+      </w:r>
     </w:p>
     <w:p>
       <w:pPr>
@@ -8946,70 +10741,11 @@
           <w:numId w:val="5"/>
         </w:numPr>
       </w:pPr>
-      <w:bookmarkStart w:id="57" w:name="_Toc211299464"/>
-      <w:r>
-        <w:t>Results</w:t>
-      </w:r>
-      <w:r>
-        <w:t xml:space="preserve"> Analysis</w:t>
-      </w:r>
-      <w:bookmarkEnd w:id="57"/>
-    </w:p>
-    <w:p>
-      <w:pPr>
-        <w:pStyle w:val="Heading2"/>
-        <w:numPr>
-          <w:ilvl w:val="1"/>
-          <w:numId w:val="5"/>
-        </w:numPr>
-      </w:pPr>
-      <w:bookmarkStart w:id="58" w:name="_Toc211299465"/>
-      <w:r>
-        <w:t>Current Draw</w:t>
-      </w:r>
-      <w:bookmarkEnd w:id="58"/>
-    </w:p>
-    <w:p>
-      <w:pPr>
-        <w:pStyle w:val="Heading2"/>
-        <w:numPr>
-          <w:ilvl w:val="1"/>
-          <w:numId w:val="5"/>
-        </w:numPr>
-      </w:pPr>
-      <w:bookmarkStart w:id="59" w:name="_Toc211299466"/>
-      <w:r>
-        <w:t>Calculating Solar Power</w:t>
-      </w:r>
-      <w:bookmarkEnd w:id="59"/>
-    </w:p>
-    <w:p>
-      <w:pPr>
-        <w:pStyle w:val="Heading2"/>
-        <w:numPr>
-          <w:ilvl w:val="1"/>
-          <w:numId w:val="5"/>
-        </w:numPr>
-      </w:pPr>
-      <w:bookmarkStart w:id="60" w:name="_Toc211299467"/>
-      <w:r>
-        <w:t>Net Energy Expenditure</w:t>
-      </w:r>
-      <w:bookmarkEnd w:id="60"/>
-    </w:p>
-    <w:p>
-      <w:pPr>
-        <w:pStyle w:val="Heading2"/>
-        <w:numPr>
-          <w:ilvl w:val="1"/>
-          <w:numId w:val="5"/>
-        </w:numPr>
-      </w:pPr>
-      <w:bookmarkStart w:id="61" w:name="_Toc211299468"/>
-      <w:r>
-        <w:t>Design Implications</w:t>
-      </w:r>
-      <w:bookmarkEnd w:id="61"/>
+      <w:bookmarkStart w:id="73" w:name="_Toc211646441"/>
+      <w:r>
+        <w:t>Conclusion</w:t>
+      </w:r>
+      <w:bookmarkEnd w:id="73"/>
     </w:p>
     <w:p>
       <w:pPr>
@@ -9020,205 +10756,150 @@
         </w:numPr>
       </w:pPr>
       <w:r>
-        <w:lastRenderedPageBreak/>
-        <w:t xml:space="preserve">Heavily net negative, loitering as anchor system is power intensive, drop flight controller, ESP &gt;&gt;, additional power </w:t>
+        <w:t>Summary and implications.</w:t>
+      </w:r>
+    </w:p>
+    <w:p>
+      <w:pPr>
+        <w:pStyle w:val="Heading1"/>
+      </w:pPr>
+      <w:bookmarkStart w:id="74" w:name="_Toc211201383"/>
+      <w:bookmarkStart w:id="75" w:name="_Toc211201491"/>
+    </w:p>
+    <w:p>
+      <w:pPr>
+        <w:pStyle w:val="Heading1"/>
+      </w:pPr>
+    </w:p>
+    <w:p>
+      <w:pPr>
+        <w:pStyle w:val="Heading1"/>
+      </w:pPr>
+    </w:p>
+    <w:p>
+      <w:pPr>
+        <w:pStyle w:val="Heading1"/>
+      </w:pPr>
+    </w:p>
+    <w:p>
+      <w:pPr>
+        <w:pStyle w:val="Heading1"/>
+      </w:pPr>
+    </w:p>
+    <w:p>
+      <w:pPr>
+        <w:pStyle w:val="Heading1"/>
+      </w:pPr>
+    </w:p>
+    <w:p>
+      <w:pPr>
+        <w:pStyle w:val="Heading1"/>
+      </w:pPr>
+    </w:p>
+    <w:p>
+      <w:pPr>
+        <w:pStyle w:val="Heading1"/>
+      </w:pPr>
+      <w:bookmarkStart w:id="76" w:name="_Toc211646442"/>
+      <w:r>
+        <w:t>References</w:t>
+      </w:r>
+      <w:bookmarkStart w:id="77" w:name="_bookmark4"/>
+      <w:bookmarkEnd w:id="74"/>
+      <w:bookmarkEnd w:id="75"/>
+      <w:bookmarkEnd w:id="76"/>
+      <w:bookmarkEnd w:id="77"/>
+    </w:p>
+    <w:p>
+      <w:pPr>
+        <w:pStyle w:val="ReportBody"/>
+      </w:pPr>
+      <w:r>
+        <w:t>[</w:t>
       </w:r>
       <w:proofErr w:type="gramStart"/>
       <w:r>
-        <w:t>source?,</w:t>
+        <w:t>1]Blue</w:t>
       </w:r>
       <w:proofErr w:type="gramEnd"/>
       <w:r>
-        <w:t xml:space="preserve"> fleet.</w:t>
-      </w:r>
-    </w:p>
-    <w:p>
-      <w:pPr>
-        <w:pStyle w:val="Heading1"/>
-        <w:numPr>
-          <w:ilvl w:val="0"/>
-          <w:numId w:val="5"/>
-        </w:numPr>
-      </w:pPr>
-      <w:bookmarkStart w:id="62" w:name="_Toc211299469"/>
-      <w:r>
-        <w:t>Future Works</w:t>
-      </w:r>
-      <w:bookmarkEnd w:id="62"/>
+        <w:t xml:space="preserve"> Robotics, “T200 Thruster for ROVs, AUVs, and marine robotics,” Blue Robotics. https://bluerobotics.com/store/thrusters/t100-t200-thrusters/t200-thruster-r2-rp/</w:t>
+      </w:r>
     </w:p>
     <w:p>
       <w:pPr>
         <w:pStyle w:val="ReportBody"/>
-        <w:numPr>
-          <w:ilvl w:val="0"/>
-          <w:numId w:val="5"/>
-        </w:numPr>
-      </w:pPr>
-      <w:r>
-        <w:t xml:space="preserve">OA, </w:t>
-      </w:r>
-      <w:proofErr w:type="spellStart"/>
-      <w:r>
-        <w:t>ardupilot</w:t>
-      </w:r>
-      <w:proofErr w:type="spellEnd"/>
-      <w:r>
-        <w:t xml:space="preserve"> function porting through 2 </w:t>
-      </w:r>
-      <w:proofErr w:type="spellStart"/>
-      <w:r>
-        <w:t>esps</w:t>
-      </w:r>
-      <w:proofErr w:type="spellEnd"/>
-      <w:r>
-        <w:t>.</w:t>
-      </w:r>
-    </w:p>
-    <w:p>
-      <w:pPr>
-        <w:pStyle w:val="Heading1"/>
-        <w:numPr>
-          <w:ilvl w:val="0"/>
-          <w:numId w:val="5"/>
-        </w:numPr>
-      </w:pPr>
-      <w:bookmarkStart w:id="63" w:name="_Toc211299470"/>
-      <w:r>
-        <w:t>Conclusion</w:t>
-      </w:r>
-      <w:bookmarkEnd w:id="63"/>
+      </w:pPr>
+      <w:r>
+        <w:t>[</w:t>
+      </w:r>
+      <w:proofErr w:type="gramStart"/>
+      <w:r>
+        <w:t>1]“</w:t>
+      </w:r>
+      <w:proofErr w:type="gramEnd"/>
+      <w:r>
+        <w:t>Basic ESC (Electronic Speed Controller) for Thrusters and Brushless Motors,” Blue Robotics. https://bluerobotics.com/store/thrusters/speed-controllers/besc30-r3/</w:t>
+      </w:r>
     </w:p>
     <w:p>
       <w:pPr>
         <w:pStyle w:val="ReportBody"/>
-        <w:numPr>
-          <w:ilvl w:val="0"/>
-          <w:numId w:val="5"/>
-        </w:numPr>
-      </w:pPr>
-      <w:r>
-        <w:t>Summary and implications.</w:t>
-      </w:r>
-    </w:p>
-    <w:p>
-      <w:pPr>
-        <w:pStyle w:val="Heading1"/>
-      </w:pPr>
-      <w:bookmarkStart w:id="64" w:name="_Toc211201383"/>
-      <w:bookmarkStart w:id="65" w:name="_Toc211201491"/>
-    </w:p>
-    <w:p>
-      <w:pPr>
-        <w:pStyle w:val="Heading1"/>
-      </w:pPr>
-    </w:p>
-    <w:p>
-      <w:pPr>
-        <w:pStyle w:val="Heading1"/>
-      </w:pPr>
-    </w:p>
-    <w:p>
-      <w:pPr>
-        <w:pStyle w:val="Heading1"/>
-      </w:pPr>
-    </w:p>
-    <w:p>
-      <w:pPr>
-        <w:pStyle w:val="Heading1"/>
-      </w:pPr>
-    </w:p>
-    <w:p>
-      <w:pPr>
-        <w:pStyle w:val="Heading1"/>
-      </w:pPr>
-    </w:p>
-    <w:p>
-      <w:pPr>
-        <w:pStyle w:val="Heading1"/>
-      </w:pPr>
-    </w:p>
-    <w:p>
-      <w:pPr>
-        <w:pStyle w:val="Heading1"/>
-      </w:pPr>
-    </w:p>
-    <w:p>
-      <w:pPr>
-        <w:pStyle w:val="Heading1"/>
-      </w:pPr>
-    </w:p>
-    <w:p>
-      <w:pPr>
-        <w:pStyle w:val="Heading1"/>
-      </w:pPr>
-    </w:p>
-    <w:p>
-      <w:pPr>
-        <w:pStyle w:val="Heading1"/>
-      </w:pPr>
-    </w:p>
-    <w:p>
-      <w:pPr>
-        <w:pStyle w:val="Heading1"/>
-      </w:pPr>
-    </w:p>
-    <w:p>
-      <w:pPr>
-        <w:pStyle w:val="Heading1"/>
-      </w:pPr>
-    </w:p>
-    <w:p>
-      <w:pPr>
-        <w:pStyle w:val="Heading1"/>
-      </w:pPr>
-    </w:p>
-    <w:p>
-      <w:pPr>
-        <w:pStyle w:val="Heading1"/>
-      </w:pPr>
-      <w:bookmarkStart w:id="66" w:name="_Toc211299471"/>
-      <w:r>
-        <w:t>References</w:t>
-      </w:r>
-      <w:bookmarkEnd w:id="64"/>
-      <w:bookmarkEnd w:id="65"/>
-      <w:bookmarkEnd w:id="66"/>
+      </w:pPr>
+      <w:r>
+        <w:t>[</w:t>
+      </w:r>
+      <w:proofErr w:type="gramStart"/>
+      <w:r>
+        <w:t>1]“</w:t>
+      </w:r>
+      <w:proofErr w:type="gramEnd"/>
+      <w:r>
+        <w:t>T200 Mounting Bracket,” Blue Robotics, Apr. 26, 2025. https://bluerobotics.com/store/thrusters/t100-t200-thrusters/t100-p-bracket-r1/</w:t>
+      </w:r>
     </w:p>
     <w:p>
       <w:pPr>
         <w:pStyle w:val="ReportBody"/>
       </w:pPr>
-      <w:bookmarkStart w:id="67" w:name="_bookmark4"/>
-      <w:bookmarkEnd w:id="67"/>
-      <w:r>
-        <w:t xml:space="preserve">[1] M. J. Balas, Y. J. Lee, and L. Kendall, “Disturbance tracking control theory with application to horizontal axis wind turbines,” in </w:t>
-      </w:r>
-      <w:r>
-        <w:rPr>
-          <w:i/>
-        </w:rPr>
-        <w:t xml:space="preserve">Proceedings of the 1998 ASME Wind Energy </w:t>
-      </w:r>
-      <w:r>
-        <w:rPr>
-          <w:i/>
-        </w:rPr>
-        <w:lastRenderedPageBreak/>
-        <w:t>Symposium</w:t>
-      </w:r>
-      <w:r>
-        <w:t>, Reno, Nevada, 12-15 January 1998, pp. 95–99.</w:t>
-      </w:r>
-    </w:p>
-    <w:p>
-      <w:pPr>
-        <w:spacing w:line="252" w:lineRule="auto"/>
-        <w:jc w:val="both"/>
-        <w:rPr>
-          <w:sz w:val="24"/>
-        </w:rPr>
+      <w:r>
+        <w:t>[</w:t>
+      </w:r>
+      <w:proofErr w:type="gramStart"/>
+      <w:r>
+        <w:t>1]“</w:t>
+      </w:r>
+      <w:proofErr w:type="gramEnd"/>
+      <w:r>
+        <w:t>Giant Power 4S 14.8V 5500mAh 65C Graphene Hardcase Li-Po Battery w/ XT60 Plug,” Hobby Station, 2015. https://hobbystation.co.nz/giant-power-4s-14-8v-5500mah-65c-graphene-hardcase-li-po-battery-w-xt60-plug/?srsltid=AfmBOoqauM42Eb9uhfwG9sGSv6fBZwQfKn7Z96WXnJmxmgV1x3CmLIez (accessed Oct. 17, 2025).</w:t>
+      </w:r>
+    </w:p>
+    <w:p>
+      <w:pPr>
+        <w:pStyle w:val="ReportBody"/>
+      </w:pPr>
+      <w:r>
+        <w:t>[</w:t>
+      </w:r>
+      <w:proofErr w:type="gramStart"/>
+      <w:r>
+        <w:t>1]“</w:t>
+      </w:r>
+      <w:proofErr w:type="gramEnd"/>
+      <w:r>
+        <w:t>12.8V 18Ah Lithium Deep Cycle Battery - LiFePO4,” Savebarn.co.nz, 2024. https://www.savebarn.co.nz/12-8v-18ah-lithium-deep-cycle-battery-lifepo4-53169?gad_source=1&amp;gad_campaignid=22435333337&amp;gbraid=0AAAAAD4vK1PzrcX8wCulRqIR_DJC18snO&amp;gclid=CjwKCAjw0sfHBhB6EiwAQtv5qXR5iIjBmD-K-2Zb5rS5zRbgx5Djy8BwWPMuAk1mciag-u1GvfX9HhoCYf4QAvD_BwE (accessed Oct. 17, 2025).</w:t>
+      </w:r>
+    </w:p>
+    <w:p>
+      <w:pPr>
+        <w:pStyle w:val="ReportBody"/>
+      </w:pPr>
+    </w:p>
+    <w:p>
+      <w:pPr>
+        <w:pStyle w:val="ReportBody"/>
         <w:sectPr>
-          <w:footerReference w:type="default" r:id="rId9"/>
+          <w:footerReference w:type="default" r:id="rId28"/>
           <w:pgSz w:w="11910" w:h="16840"/>
           <w:pgMar w:top="1134" w:right="1418" w:bottom="1134" w:left="1418" w:header="0" w:footer="520" w:gutter="0"/>
           <w:pgNumType w:start="1"/>
@@ -9233,17 +10914,17 @@
           <w:tab w:val="left" w:pos="2209"/>
         </w:tabs>
       </w:pPr>
-      <w:bookmarkStart w:id="68" w:name="Appendix_A_The_First_Appendix"/>
-      <w:bookmarkStart w:id="69" w:name="_bookmark5"/>
-      <w:bookmarkStart w:id="70" w:name="Appendix_B_Second_Appendix"/>
-      <w:bookmarkStart w:id="71" w:name="_bookmark6"/>
-      <w:bookmarkStart w:id="72" w:name="_Toc211201385"/>
-      <w:bookmarkStart w:id="73" w:name="_Toc211201493"/>
-      <w:bookmarkStart w:id="74" w:name="_Toc211299472"/>
-      <w:bookmarkEnd w:id="68"/>
-      <w:bookmarkEnd w:id="69"/>
-      <w:bookmarkEnd w:id="70"/>
-      <w:bookmarkEnd w:id="71"/>
+      <w:bookmarkStart w:id="78" w:name="Appendix_A_The_First_Appendix"/>
+      <w:bookmarkStart w:id="79" w:name="_bookmark5"/>
+      <w:bookmarkStart w:id="80" w:name="Appendix_B_Second_Appendix"/>
+      <w:bookmarkStart w:id="81" w:name="_bookmark6"/>
+      <w:bookmarkStart w:id="82" w:name="_Toc211201385"/>
+      <w:bookmarkStart w:id="83" w:name="_Toc211201493"/>
+      <w:bookmarkStart w:id="84" w:name="_Toc211646443"/>
+      <w:bookmarkEnd w:id="78"/>
+      <w:bookmarkEnd w:id="79"/>
+      <w:bookmarkEnd w:id="80"/>
+      <w:bookmarkEnd w:id="81"/>
       <w:r>
         <w:lastRenderedPageBreak/>
         <w:t>Appendix</w:t>
@@ -9254,45 +10935,45 @@
         </w:rPr>
         <w:t xml:space="preserve"> </w:t>
       </w:r>
-      <w:bookmarkEnd w:id="72"/>
-      <w:bookmarkEnd w:id="73"/>
+      <w:bookmarkEnd w:id="82"/>
+      <w:bookmarkEnd w:id="83"/>
       <w:r>
         <w:t>A</w:t>
       </w:r>
       <w:r>
         <w:t xml:space="preserve"> – System Design Diagram and Photos</w:t>
       </w:r>
-      <w:bookmarkEnd w:id="74"/>
+      <w:bookmarkEnd w:id="84"/>
     </w:p>
     <w:p>
       <w:pPr>
         <w:pStyle w:val="Heading2"/>
       </w:pPr>
-      <w:bookmarkStart w:id="75" w:name="_Toc211299473"/>
+      <w:bookmarkStart w:id="85" w:name="_Toc211646444"/>
       <w:r>
         <w:t>A1. Power Distribution Diagram</w:t>
       </w:r>
-      <w:bookmarkEnd w:id="75"/>
+      <w:bookmarkEnd w:id="85"/>
     </w:p>
     <w:p>
       <w:pPr>
         <w:pStyle w:val="Heading2"/>
       </w:pPr>
-      <w:bookmarkStart w:id="76" w:name="_Toc211299474"/>
+      <w:bookmarkStart w:id="86" w:name="_Toc211646445"/>
       <w:r>
         <w:t>A2. PCB Schematic from Altium</w:t>
       </w:r>
-      <w:bookmarkEnd w:id="76"/>
+      <w:bookmarkEnd w:id="86"/>
     </w:p>
     <w:p>
       <w:pPr>
         <w:pStyle w:val="Heading2"/>
       </w:pPr>
-      <w:bookmarkStart w:id="77" w:name="_Toc211299475"/>
+      <w:bookmarkStart w:id="87" w:name="_Toc211646446"/>
       <w:r>
         <w:t>A3. Full System Wiring Diagram</w:t>
       </w:r>
-      <w:bookmarkEnd w:id="77"/>
+      <w:bookmarkEnd w:id="87"/>
       <w:r>
         <w:t xml:space="preserve"> </w:t>
       </w:r>
@@ -9301,21 +10982,21 @@
       <w:pPr>
         <w:pStyle w:val="Heading2"/>
       </w:pPr>
-      <w:bookmarkStart w:id="78" w:name="_Toc211299476"/>
+      <w:bookmarkStart w:id="88" w:name="_Toc211646447"/>
       <w:r>
         <w:t>A4. Physical Layout Diagram</w:t>
       </w:r>
-      <w:bookmarkEnd w:id="78"/>
+      <w:bookmarkEnd w:id="88"/>
     </w:p>
     <w:p>
       <w:pPr>
         <w:pStyle w:val="Heading2"/>
       </w:pPr>
-      <w:bookmarkStart w:id="79" w:name="_Toc211299477"/>
+      <w:bookmarkStart w:id="89" w:name="_Toc211646448"/>
       <w:r>
         <w:t>A5. Testing Set Up</w:t>
       </w:r>
-      <w:bookmarkEnd w:id="79"/>
+      <w:bookmarkEnd w:id="89"/>
     </w:p>
     <w:p>
       <w:pPr>
@@ -9325,11 +11006,11 @@
           <w:szCs w:val="28"/>
         </w:rPr>
       </w:pPr>
-      <w:bookmarkStart w:id="80" w:name="_Toc211299478"/>
+      <w:bookmarkStart w:id="90" w:name="_Toc211646449"/>
       <w:r>
         <w:t>A6. Final Set Up</w:t>
       </w:r>
-      <w:bookmarkEnd w:id="80"/>
+      <w:bookmarkEnd w:id="90"/>
       <w:r>
         <w:br w:type="page"/>
       </w:r>
@@ -9341,7 +11022,7 @@
           <w:tab w:val="left" w:pos="2209"/>
         </w:tabs>
       </w:pPr>
-      <w:bookmarkStart w:id="81" w:name="_Toc211299479"/>
+      <w:bookmarkStart w:id="91" w:name="_Toc211646450"/>
       <w:r>
         <w:lastRenderedPageBreak/>
         <w:t>Appendix</w:t>
@@ -9364,7 +11045,7 @@
       <w:r>
         <w:t xml:space="preserve"> Bill of Materials</w:t>
       </w:r>
-      <w:bookmarkEnd w:id="81"/>
+      <w:bookmarkEnd w:id="91"/>
     </w:p>
     <w:tbl>
       <w:tblPr>
@@ -11066,7 +12747,7 @@
           <w:tab w:val="left" w:pos="2209"/>
         </w:tabs>
       </w:pPr>
-      <w:bookmarkStart w:id="82" w:name="_Toc211299480"/>
+      <w:bookmarkStart w:id="92" w:name="_Toc211646451"/>
       <w:r>
         <w:lastRenderedPageBreak/>
         <w:t>Appendix</w:t>
@@ -11083,27 +12764,27 @@
       <w:r>
         <w:t xml:space="preserve"> – Testing Results</w:t>
       </w:r>
-      <w:bookmarkEnd w:id="82"/>
+      <w:bookmarkEnd w:id="92"/>
     </w:p>
     <w:p>
       <w:pPr>
         <w:pStyle w:val="Heading2"/>
       </w:pPr>
-      <w:bookmarkStart w:id="83" w:name="_Toc211299481"/>
+      <w:bookmarkStart w:id="93" w:name="_Toc211646452"/>
       <w:r>
         <w:t>C1. Lab Testing Results</w:t>
       </w:r>
-      <w:bookmarkEnd w:id="83"/>
+      <w:bookmarkEnd w:id="93"/>
     </w:p>
     <w:p>
       <w:pPr>
         <w:pStyle w:val="Heading2"/>
       </w:pPr>
-      <w:bookmarkStart w:id="84" w:name="_Toc211299482"/>
+      <w:bookmarkStart w:id="94" w:name="_Toc211646453"/>
       <w:r>
         <w:t>C2. Field Testing Results</w:t>
       </w:r>
-      <w:bookmarkEnd w:id="84"/>
+      <w:bookmarkEnd w:id="94"/>
     </w:p>
     <w:sectPr>
       <w:pgSz w:w="16840" w:h="11910" w:orient="landscape"/>
@@ -13517,6 +15198,44 @@
       </w:tblBorders>
     </w:tblPr>
   </w:style>
+  <w:style w:type="paragraph" w:styleId="FootnoteText">
+    <w:name w:val="footnote text"/>
+    <w:basedOn w:val="Normal"/>
+    <w:link w:val="FootnoteTextChar"/>
+    <w:uiPriority w:val="99"/>
+    <w:semiHidden/>
+    <w:unhideWhenUsed/>
+    <w:rsid w:val="00E0008F"/>
+    <w:rPr>
+      <w:sz w:val="20"/>
+      <w:szCs w:val="20"/>
+    </w:rPr>
+  </w:style>
+  <w:style w:type="character" w:customStyle="1" w:styleId="FootnoteTextChar">
+    <w:name w:val="Footnote Text Char"/>
+    <w:basedOn w:val="DefaultParagraphFont"/>
+    <w:link w:val="FootnoteText"/>
+    <w:uiPriority w:val="99"/>
+    <w:semiHidden/>
+    <w:rsid w:val="00E0008F"/>
+    <w:rPr>
+      <w:rFonts w:ascii="Times New Roman" w:eastAsia="Times New Roman" w:hAnsi="Times New Roman" w:cs="Times New Roman"/>
+      <w:sz w:val="20"/>
+      <w:szCs w:val="20"/>
+      <w:lang w:val="en-NZ"/>
+    </w:rPr>
+  </w:style>
+  <w:style w:type="character" w:styleId="FootnoteReference">
+    <w:name w:val="footnote reference"/>
+    <w:basedOn w:val="DefaultParagraphFont"/>
+    <w:uiPriority w:val="99"/>
+    <w:semiHidden/>
+    <w:unhideWhenUsed/>
+    <w:rsid w:val="00E0008F"/>
+    <w:rPr>
+      <w:vertAlign w:val="superscript"/>
+    </w:rPr>
+  </w:style>
 </w:styles>
 </file>
 
